--- a/word/data-work/Thrive_Data_Lead_Case_Study.docx
+++ b/word/data-work/Thrive_Data_Lead_Case_Study.docx
@@ -1,6 +1,6 @@
 
 <file path=word/document.xml><?xml version="1.0" encoding="utf-8"?>
-<w:document xmlns:wpc="http://schemas.microsoft.com/office/word/2010/wordprocessingCanvas" xmlns:mc="http://schemas.openxmlformats.org/markup-compatibility/2006" xmlns:o="urn:schemas-microsoft-com:office:office" xmlns:r="http://schemas.openxmlformats.org/officeDocument/2006/relationships" xmlns:m="http://schemas.openxmlformats.org/officeDocument/2006/math" xmlns:v="urn:schemas-microsoft-com:vml" xmlns:wp14="http://schemas.microsoft.com/office/word/2010/wordprocessingDrawing" xmlns:wp="http://schemas.openxmlformats.org/drawingml/2006/wordprocessingDrawing" xmlns:w10="urn:schemas-microsoft-com:office:word" xmlns:w="http://schemas.openxmlformats.org/wordprocessingml/2006/main" xmlns:w14="http://schemas.microsoft.com/office/word/2010/wordml" xmlns:w15="http://schemas.microsoft.com/office/word/2012/wordml" xmlns:wpg="http://schemas.microsoft.com/office/word/2010/wordprocessingGroup" xmlns:wpi="http://schemas.microsoft.com/office/word/2010/wordprocessingInk" xmlns:wne="http://schemas.microsoft.com/office/word/2006/wordml" xmlns:wps="http://schemas.microsoft.com/office/word/2010/wordprocessingShape" xmlns:cx="http://schemas.microsoft.com/office/drawing/2014/chartex" xmlns:cx1="http://schemas.microsoft.com/office/drawing/2015/9/8/chartex" xmlns:cx2="http://schemas.microsoft.com/office/drawing/2015/10/21/chartex" xmlns:cx3="http://schemas.microsoft.com/office/drawing/2016/5/9/chartex" xmlns:cx4="http://schemas.microsoft.com/office/drawing/2016/5/10/chartex" xmlns:cx5="http://schemas.microsoft.com/office/drawing/2016/5/11/chartex" xmlns:cx6="http://schemas.microsoft.com/office/drawing/2016/5/12/chartex" xmlns:cx7="http://schemas.microsoft.com/office/drawing/2016/5/13/chartex" xmlns:cx8="http://schemas.microsoft.com/office/drawing/2016/5/14/chartex" xmlns:aink="http://schemas.microsoft.com/office/drawing/2016/ink" xmlns:am3d="http://schemas.microsoft.com/office/drawing/2017/model3d" xmlns:w16cex="http://schemas.microsoft.com/office/word/2018/wordml/cex" xmlns:w16cid="http://schemas.microsoft.com/office/word/2016/wordml/cid" xmlns:w16="http://schemas.microsoft.com/office/word/2018/wordml" xmlns:w16sdtdh="http://schemas.microsoft.com/office/word/2020/wordml/sdtdatahash" xmlns:w16se="http://schemas.microsoft.com/office/word/2015/wordml/symex" mc:Ignorable="w14 w15 wp14">
+<w:document xmlns:wpc="http://schemas.microsoft.com/office/word/2010/wordprocessingCanvas" xmlns:cx="http://schemas.microsoft.com/office/drawing/2014/chartex" xmlns:cx1="http://schemas.microsoft.com/office/drawing/2015/9/8/chartex" xmlns:cx2="http://schemas.microsoft.com/office/drawing/2015/10/21/chartex" xmlns:cx3="http://schemas.microsoft.com/office/drawing/2016/5/9/chartex" xmlns:cx4="http://schemas.microsoft.com/office/drawing/2016/5/10/chartex" xmlns:cx5="http://schemas.microsoft.com/office/drawing/2016/5/11/chartex" xmlns:cx6="http://schemas.microsoft.com/office/drawing/2016/5/12/chartex" xmlns:cx7="http://schemas.microsoft.com/office/drawing/2016/5/13/chartex" xmlns:cx8="http://schemas.microsoft.com/office/drawing/2016/5/14/chartex" xmlns:mc="http://schemas.openxmlformats.org/markup-compatibility/2006" xmlns:aink="http://schemas.microsoft.com/office/drawing/2016/ink" xmlns:am3d="http://schemas.microsoft.com/office/drawing/2017/model3d" xmlns:o="urn:schemas-microsoft-com:office:office" xmlns:oel="http://schemas.microsoft.com/office/2019/extlst" xmlns:r="http://schemas.openxmlformats.org/officeDocument/2006/relationships" xmlns:m="http://schemas.openxmlformats.org/officeDocument/2006/math" xmlns:v="urn:schemas-microsoft-com:vml" xmlns:wp14="http://schemas.microsoft.com/office/word/2010/wordprocessingDrawing" xmlns:wp="http://schemas.openxmlformats.org/drawingml/2006/wordprocessingDrawing" xmlns:w10="urn:schemas-microsoft-com:office:word" xmlns:w="http://schemas.openxmlformats.org/wordprocessingml/2006/main" xmlns:w14="http://schemas.microsoft.com/office/word/2010/wordml" xmlns:w15="http://schemas.microsoft.com/office/word/2012/wordml" xmlns:w16cex="http://schemas.microsoft.com/office/word/2018/wordml/cex" xmlns:w16cid="http://schemas.microsoft.com/office/word/2016/wordml/cid" xmlns:w16="http://schemas.microsoft.com/office/word/2018/wordml" xmlns:w16du="http://schemas.microsoft.com/office/word/2023/wordml/word16du" xmlns:w16sdtdh="http://schemas.microsoft.com/office/word/2020/wordml/sdtdatahash" xmlns:w16sdtfl="http://schemas.microsoft.com/office/word/2024/wordml/sdtformatlock" xmlns:w16se="http://schemas.microsoft.com/office/word/2015/wordml/symex" xmlns:wpg="http://schemas.microsoft.com/office/word/2010/wordprocessingGroup" xmlns:wpi="http://schemas.microsoft.com/office/word/2010/wordprocessingInk" xmlns:wne="http://schemas.microsoft.com/office/word/2006/wordml" xmlns:wps="http://schemas.microsoft.com/office/word/2010/wordprocessingShape" mc:Ignorable="w14 w15 w16se w16cid w16 w16cex w16sdtdh w16sdtfl w16du wp14">
   <w:body>
     <w:p>
       <w:pPr>
@@ -14,7 +14,7 @@
           <w:sz w:val="18"/>
           <w:szCs w:val="18"/>
         </w:rPr>
-        <w:t xml:space="preserve">DATA WORK · CASE STUDY</w:t>
+        <w:t>DATA WORK · CASE STUDY</w:t>
       </w:r>
     </w:p>
     <w:p>
@@ -22,13 +22,13 @@
         <w:pStyle w:val="Title"/>
       </w:pPr>
       <w:r>
-        <w:t xml:space="preserve">Thrive: measuring the impact of Epic personalisation training</w:t>
+        <w:t>Thrive: measuring the impact of Epic personalisation training</w:t>
       </w:r>
     </w:p>
     <w:p>
       <w:pPr>
         <w:pBdr>
-          <w:bottom w:val="single" w:color="2E75B6" w:sz="8" w:space="8"/>
+          <w:bottom w:val="single" w:sz="8" w:space="8" w:color="2E75B6"/>
         </w:pBdr>
         <w:spacing w:after="240"/>
       </w:pPr>
@@ -36,49 +36,76 @@
         <w:rPr>
           <w:color w:val="5A5F68"/>
         </w:rPr>
-        <w:t xml:space="preserve">Data Lead · Apollo Thrive pilot programme · GSTT &amp; King's College Hospital · 2023–24</w:t>
-      </w:r>
-    </w:p>
-    <w:p>
-      <w:pPr>
-        <w:spacing w:after="140" w:line="300"/>
-      </w:pPr>
-      <w:r>
-        <w:t xml:space="preserve">I led the data workstream for Thrive, a post go-live programme teaching clinicians to personalise the Epic electronic health record so they spend less time on documentation and more time with patients. My job was to answer one question for the programme board: does Thrive training actually work, and how should we measure it in the future?</w:t>
+        <w:t>Data Lead · Apollo Thrive pilot programme · GSTT &amp; King's College Hospital · 2023–24</w:t>
+      </w:r>
+    </w:p>
+    <w:p>
+      <w:pPr>
+        <w:spacing w:after="140" w:line="300" w:lineRule="auto"/>
+      </w:pPr>
+      <w:r>
+        <w:t xml:space="preserve">I led the data workstream for Thrive, a post go-live programme teaching clinicians to personalise the Epic electronic health </w:t>
+      </w:r>
+      <w:proofErr w:type="gramStart"/>
+      <w:r>
+        <w:t>record</w:t>
+      </w:r>
+      <w:proofErr w:type="gramEnd"/>
+      <w:r>
+        <w:t xml:space="preserve"> so they spend less time on documentation and more time with patients. My job was to answer one question for the programme board: does Thrive training </w:t>
+      </w:r>
+      <w:proofErr w:type="gramStart"/>
+      <w:r>
+        <w:t>actually work</w:t>
+      </w:r>
+      <w:proofErr w:type="gramEnd"/>
+      <w:r>
+        <w:t>, and how should we measure it in the future?</w:t>
       </w:r>
     </w:p>
     <w:tbl>
       <w:tblPr>
-        <w:tblW w:type="dxa" w:w="9026"/>
+        <w:tblW w:w="9026" w:type="dxa"/>
         <w:tblBorders>
-          <w:top w:val="single" w:color="auto" w:sz="4"/>
-          <w:left w:val="single" w:color="auto" w:sz="4"/>
-          <w:bottom w:val="single" w:color="auto" w:sz="4"/>
-          <w:right w:val="single" w:color="auto" w:sz="4"/>
-          <w:insideH w:val="single" w:color="auto" w:sz="4"/>
-          <w:insideV w:val="single" w:color="auto" w:sz="4"/>
+          <w:top w:val="single" w:sz="4" w:space="0" w:color="auto"/>
+          <w:left w:val="single" w:sz="4" w:space="0" w:color="auto"/>
+          <w:bottom w:val="single" w:sz="4" w:space="0" w:color="auto"/>
+          <w:right w:val="single" w:sz="4" w:space="0" w:color="auto"/>
+          <w:insideH w:val="single" w:sz="4" w:space="0" w:color="auto"/>
+          <w:insideV w:val="single" w:sz="4" w:space="0" w:color="auto"/>
         </w:tblBorders>
+        <w:tblCellMar>
+          <w:left w:w="10" w:type="dxa"/>
+          <w:right w:w="10" w:type="dxa"/>
+        </w:tblCellMar>
+        <w:tblLook w:val="0000" w:firstRow="0" w:lastRow="0" w:firstColumn="0" w:lastColumn="0" w:noHBand="0" w:noVBand="0"/>
       </w:tblPr>
       <w:tblGrid>
         <w:gridCol w:w="2200"/>
         <w:gridCol w:w="6826"/>
       </w:tblGrid>
       <w:tr>
+        <w:tblPrEx>
+          <w:tblCellMar>
+            <w:top w:w="0" w:type="dxa"/>
+            <w:bottom w:w="0" w:type="dxa"/>
+          </w:tblCellMar>
+        </w:tblPrEx>
         <w:tc>
           <w:tcPr>
-            <w:tcW w:type="dxa" w:w="2200"/>
+            <w:tcW w:w="2200" w:type="dxa"/>
             <w:tcBorders>
-              <w:top w:val="none" w:color="FFFFFF" w:sz="0"/>
-              <w:left w:val="none" w:color="FFFFFF" w:sz="0"/>
-              <w:bottom w:val="none" w:color="FFFFFF" w:sz="0"/>
-              <w:right w:val="none" w:color="FFFFFF" w:sz="0"/>
+              <w:top w:val="none" w:sz="0" w:space="0" w:color="FFFFFF"/>
+              <w:left w:val="none" w:sz="0" w:space="0" w:color="FFFFFF"/>
+              <w:bottom w:val="none" w:sz="0" w:space="0" w:color="FFFFFF"/>
+              <w:right w:val="none" w:sz="0" w:space="0" w:color="FFFFFF"/>
             </w:tcBorders>
-            <w:shd w:fill="E8F0F9" w:color="auto" w:val="clear"/>
+            <w:shd w:val="clear" w:color="auto" w:fill="E8F0F9"/>
             <w:tcMar>
-              <w:top w:type="dxa" w:w="120"/>
-              <w:left w:type="dxa" w:w="160"/>
-              <w:bottom w:type="dxa" w:w="120"/>
-              <w:right w:type="dxa" w:w="160"/>
+              <w:top w:w="120" w:type="dxa"/>
+              <w:left w:w="160" w:type="dxa"/>
+              <w:bottom w:w="120" w:type="dxa"/>
+              <w:right w:w="160" w:type="dxa"/>
             </w:tcMar>
           </w:tcPr>
           <w:p>
@@ -88,50 +115,56 @@
                 <w:bCs/>
                 <w:color w:val="1F3A5F"/>
               </w:rPr>
-              <w:t xml:space="preserve">Role</w:t>
+              <w:t>Role</w:t>
             </w:r>
           </w:p>
         </w:tc>
         <w:tc>
           <w:tcPr>
-            <w:tcW w:type="dxa" w:w="6826"/>
+            <w:tcW w:w="6826" w:type="dxa"/>
             <w:tcBorders>
-              <w:top w:val="none" w:color="FFFFFF" w:sz="0"/>
-              <w:left w:val="none" w:color="FFFFFF" w:sz="0"/>
-              <w:bottom w:val="none" w:color="FFFFFF" w:sz="0"/>
-              <w:right w:val="none" w:color="FFFFFF" w:sz="0"/>
+              <w:top w:val="none" w:sz="0" w:space="0" w:color="FFFFFF"/>
+              <w:left w:val="none" w:sz="0" w:space="0" w:color="FFFFFF"/>
+              <w:bottom w:val="none" w:sz="0" w:space="0" w:color="FFFFFF"/>
+              <w:right w:val="none" w:sz="0" w:space="0" w:color="FFFFFF"/>
             </w:tcBorders>
-            <w:shd w:fill="F7F9FC" w:color="auto" w:val="clear"/>
+            <w:shd w:val="clear" w:color="auto" w:fill="F7F9FC"/>
             <w:tcMar>
-              <w:top w:type="dxa" w:w="120"/>
-              <w:left w:type="dxa" w:w="160"/>
-              <w:bottom w:type="dxa" w:w="120"/>
-              <w:right w:type="dxa" w:w="160"/>
+              <w:top w:w="120" w:type="dxa"/>
+              <w:left w:w="160" w:type="dxa"/>
+              <w:bottom w:w="120" w:type="dxa"/>
+              <w:right w:w="160" w:type="dxa"/>
             </w:tcMar>
           </w:tcPr>
           <w:p>
             <w:r>
-              <w:t xml:space="preserve">Data Lead (Data Analyst Trainer), Apollo Thrive pilot programme</w:t>
+              <w:t>Data Lead (Data Analyst Trainer), Apollo Thrive pilot programme</w:t>
             </w:r>
           </w:p>
         </w:tc>
       </w:tr>
       <w:tr>
+        <w:tblPrEx>
+          <w:tblCellMar>
+            <w:top w:w="0" w:type="dxa"/>
+            <w:bottom w:w="0" w:type="dxa"/>
+          </w:tblCellMar>
+        </w:tblPrEx>
         <w:tc>
           <w:tcPr>
-            <w:tcW w:type="dxa" w:w="2200"/>
+            <w:tcW w:w="2200" w:type="dxa"/>
             <w:tcBorders>
-              <w:top w:val="none" w:color="FFFFFF" w:sz="0"/>
-              <w:left w:val="none" w:color="FFFFFF" w:sz="0"/>
-              <w:bottom w:val="none" w:color="FFFFFF" w:sz="0"/>
-              <w:right w:val="none" w:color="FFFFFF" w:sz="0"/>
+              <w:top w:val="none" w:sz="0" w:space="0" w:color="FFFFFF"/>
+              <w:left w:val="none" w:sz="0" w:space="0" w:color="FFFFFF"/>
+              <w:bottom w:val="none" w:sz="0" w:space="0" w:color="FFFFFF"/>
+              <w:right w:val="none" w:sz="0" w:space="0" w:color="FFFFFF"/>
             </w:tcBorders>
-            <w:shd w:fill="E8F0F9" w:color="auto" w:val="clear"/>
+            <w:shd w:val="clear" w:color="auto" w:fill="E8F0F9"/>
             <w:tcMar>
-              <w:top w:type="dxa" w:w="120"/>
-              <w:left w:type="dxa" w:w="160"/>
-              <w:bottom w:type="dxa" w:w="120"/>
-              <w:right w:type="dxa" w:w="160"/>
+              <w:top w:w="120" w:type="dxa"/>
+              <w:left w:w="160" w:type="dxa"/>
+              <w:bottom w:w="120" w:type="dxa"/>
+              <w:right w:w="160" w:type="dxa"/>
             </w:tcMar>
           </w:tcPr>
           <w:p>
@@ -141,50 +174,64 @@
                 <w:bCs/>
                 <w:color w:val="1F3A5F"/>
               </w:rPr>
-              <w:t xml:space="preserve">Organisations</w:t>
+              <w:t>Organisations</w:t>
             </w:r>
           </w:p>
         </w:tc>
         <w:tc>
           <w:tcPr>
-            <w:tcW w:type="dxa" w:w="6826"/>
+            <w:tcW w:w="6826" w:type="dxa"/>
             <w:tcBorders>
-              <w:top w:val="none" w:color="FFFFFF" w:sz="0"/>
-              <w:left w:val="none" w:color="FFFFFF" w:sz="0"/>
-              <w:bottom w:val="none" w:color="FFFFFF" w:sz="0"/>
-              <w:right w:val="none" w:color="FFFFFF" w:sz="0"/>
+              <w:top w:val="none" w:sz="0" w:space="0" w:color="FFFFFF"/>
+              <w:left w:val="none" w:sz="0" w:space="0" w:color="FFFFFF"/>
+              <w:bottom w:val="none" w:sz="0" w:space="0" w:color="FFFFFF"/>
+              <w:right w:val="none" w:sz="0" w:space="0" w:color="FFFFFF"/>
             </w:tcBorders>
-            <w:shd w:fill="FFFFFF" w:color="auto" w:val="clear"/>
+            <w:shd w:val="clear" w:color="auto" w:fill="FFFFFF"/>
             <w:tcMar>
-              <w:top w:type="dxa" w:w="120"/>
-              <w:left w:type="dxa" w:w="160"/>
-              <w:bottom w:type="dxa" w:w="120"/>
-              <w:right w:type="dxa" w:w="160"/>
+              <w:top w:w="120" w:type="dxa"/>
+              <w:left w:w="160" w:type="dxa"/>
+              <w:bottom w:w="120" w:type="dxa"/>
+              <w:right w:w="160" w:type="dxa"/>
             </w:tcMar>
           </w:tcPr>
           <w:p>
             <w:r>
-              <w:t xml:space="preserve">Guy's and St Thomas' and King's College Hospital NHS Foundation Trusts</w:t>
+              <w:t xml:space="preserve">Guy's and St </w:t>
+            </w:r>
+            <w:proofErr w:type="spellStart"/>
+            <w:r>
+              <w:t>Thomas'</w:t>
+            </w:r>
+            <w:proofErr w:type="spellEnd"/>
+            <w:r>
+              <w:t xml:space="preserve"> and King's College Hospital NHS Foundation Trusts</w:t>
             </w:r>
           </w:p>
         </w:tc>
       </w:tr>
       <w:tr>
+        <w:tblPrEx>
+          <w:tblCellMar>
+            <w:top w:w="0" w:type="dxa"/>
+            <w:bottom w:w="0" w:type="dxa"/>
+          </w:tblCellMar>
+        </w:tblPrEx>
         <w:tc>
           <w:tcPr>
-            <w:tcW w:type="dxa" w:w="2200"/>
+            <w:tcW w:w="2200" w:type="dxa"/>
             <w:tcBorders>
-              <w:top w:val="none" w:color="FFFFFF" w:sz="0"/>
-              <w:left w:val="none" w:color="FFFFFF" w:sz="0"/>
-              <w:bottom w:val="none" w:color="FFFFFF" w:sz="0"/>
-              <w:right w:val="none" w:color="FFFFFF" w:sz="0"/>
+              <w:top w:val="none" w:sz="0" w:space="0" w:color="FFFFFF"/>
+              <w:left w:val="none" w:sz="0" w:space="0" w:color="FFFFFF"/>
+              <w:bottom w:val="none" w:sz="0" w:space="0" w:color="FFFFFF"/>
+              <w:right w:val="none" w:sz="0" w:space="0" w:color="FFFFFF"/>
             </w:tcBorders>
-            <w:shd w:fill="E8F0F9" w:color="auto" w:val="clear"/>
+            <w:shd w:val="clear" w:color="auto" w:fill="E8F0F9"/>
             <w:tcMar>
-              <w:top w:type="dxa" w:w="120"/>
-              <w:left w:type="dxa" w:w="160"/>
-              <w:bottom w:type="dxa" w:w="120"/>
-              <w:right w:type="dxa" w:w="160"/>
+              <w:top w:w="120" w:type="dxa"/>
+              <w:left w:w="160" w:type="dxa"/>
+              <w:bottom w:w="120" w:type="dxa"/>
+              <w:right w:w="160" w:type="dxa"/>
             </w:tcMar>
           </w:tcPr>
           <w:p>
@@ -194,50 +241,56 @@
                 <w:bCs/>
                 <w:color w:val="1F3A5F"/>
               </w:rPr>
-              <w:t xml:space="preserve">Scale</w:t>
+              <w:t>Data</w:t>
             </w:r>
           </w:p>
         </w:tc>
         <w:tc>
           <w:tcPr>
-            <w:tcW w:type="dxa" w:w="6826"/>
+            <w:tcW w:w="6826" w:type="dxa"/>
             <w:tcBorders>
-              <w:top w:val="none" w:color="FFFFFF" w:sz="0"/>
-              <w:left w:val="none" w:color="FFFFFF" w:sz="0"/>
-              <w:bottom w:val="none" w:color="FFFFFF" w:sz="0"/>
-              <w:right w:val="none" w:color="FFFFFF" w:sz="0"/>
+              <w:top w:val="none" w:sz="0" w:space="0" w:color="FFFFFF"/>
+              <w:left w:val="none" w:sz="0" w:space="0" w:color="FFFFFF"/>
+              <w:bottom w:val="none" w:sz="0" w:space="0" w:color="FFFFFF"/>
+              <w:right w:val="none" w:sz="0" w:space="0" w:color="FFFFFF"/>
             </w:tcBorders>
-            <w:shd w:fill="F7F9FC" w:color="auto" w:val="clear"/>
+            <w:shd w:val="clear" w:color="auto" w:fill="FFFFFF"/>
             <w:tcMar>
-              <w:top w:type="dxa" w:w="120"/>
-              <w:left w:type="dxa" w:w="160"/>
-              <w:bottom w:type="dxa" w:w="120"/>
-              <w:right w:type="dxa" w:w="160"/>
+              <w:top w:w="120" w:type="dxa"/>
+              <w:left w:w="160" w:type="dxa"/>
+              <w:bottom w:w="120" w:type="dxa"/>
+              <w:right w:w="160" w:type="dxa"/>
             </w:tcMar>
           </w:tcPr>
           <w:p>
             <w:r>
-              <w:t xml:space="preserve">51,000+ Epic users across two trusts; six pilot services</w:t>
+              <w:t>Epic Signal, NEAT, USAL, Google Forms survey data</w:t>
             </w:r>
           </w:p>
         </w:tc>
       </w:tr>
       <w:tr>
+        <w:tblPrEx>
+          <w:tblCellMar>
+            <w:top w:w="0" w:type="dxa"/>
+            <w:bottom w:w="0" w:type="dxa"/>
+          </w:tblCellMar>
+        </w:tblPrEx>
         <w:tc>
           <w:tcPr>
-            <w:tcW w:type="dxa" w:w="2200"/>
+            <w:tcW w:w="2200" w:type="dxa"/>
             <w:tcBorders>
-              <w:top w:val="none" w:color="FFFFFF" w:sz="0"/>
-              <w:left w:val="none" w:color="FFFFFF" w:sz="0"/>
-              <w:bottom w:val="none" w:color="FFFFFF" w:sz="0"/>
-              <w:right w:val="none" w:color="FFFFFF" w:sz="0"/>
+              <w:top w:val="none" w:sz="0" w:space="0" w:color="FFFFFF"/>
+              <w:left w:val="none" w:sz="0" w:space="0" w:color="FFFFFF"/>
+              <w:bottom w:val="none" w:sz="0" w:space="0" w:color="FFFFFF"/>
+              <w:right w:val="none" w:sz="0" w:space="0" w:color="FFFFFF"/>
             </w:tcBorders>
-            <w:shd w:fill="E8F0F9" w:color="auto" w:val="clear"/>
+            <w:shd w:val="clear" w:color="auto" w:fill="E8F0F9"/>
             <w:tcMar>
-              <w:top w:type="dxa" w:w="120"/>
-              <w:left w:type="dxa" w:w="160"/>
-              <w:bottom w:type="dxa" w:w="120"/>
-              <w:right w:type="dxa" w:w="160"/>
+              <w:top w:w="120" w:type="dxa"/>
+              <w:left w:w="160" w:type="dxa"/>
+              <w:bottom w:w="120" w:type="dxa"/>
+              <w:right w:w="160" w:type="dxa"/>
             </w:tcMar>
           </w:tcPr>
           <w:p>
@@ -247,83 +300,30 @@
                 <w:bCs/>
                 <w:color w:val="1F3A5F"/>
               </w:rPr>
-              <w:t xml:space="preserve">Data</w:t>
+              <w:t>Output</w:t>
             </w:r>
           </w:p>
         </w:tc>
         <w:tc>
           <w:tcPr>
-            <w:tcW w:type="dxa" w:w="6826"/>
+            <w:tcW w:w="6826" w:type="dxa"/>
             <w:tcBorders>
-              <w:top w:val="none" w:color="FFFFFF" w:sz="0"/>
-              <w:left w:val="none" w:color="FFFFFF" w:sz="0"/>
-              <w:bottom w:val="none" w:color="FFFFFF" w:sz="0"/>
-              <w:right w:val="none" w:color="FFFFFF" w:sz="0"/>
+              <w:top w:val="none" w:sz="0" w:space="0" w:color="FFFFFF"/>
+              <w:left w:val="none" w:sz="0" w:space="0" w:color="FFFFFF"/>
+              <w:bottom w:val="none" w:sz="0" w:space="0" w:color="FFFFFF"/>
+              <w:right w:val="none" w:sz="0" w:space="0" w:color="FFFFFF"/>
             </w:tcBorders>
-            <w:shd w:fill="FFFFFF" w:color="auto" w:val="clear"/>
+            <w:shd w:val="clear" w:color="auto" w:fill="F7F9FC"/>
             <w:tcMar>
-              <w:top w:type="dxa" w:w="120"/>
-              <w:left w:type="dxa" w:w="160"/>
-              <w:bottom w:type="dxa" w:w="120"/>
-              <w:right w:type="dxa" w:w="160"/>
+              <w:top w:w="120" w:type="dxa"/>
+              <w:left w:w="160" w:type="dxa"/>
+              <w:bottom w:w="120" w:type="dxa"/>
+              <w:right w:w="160" w:type="dxa"/>
             </w:tcMar>
           </w:tcPr>
           <w:p>
             <w:r>
-              <w:t xml:space="preserve">Epic Signal, NEAT, USAL, Google Forms survey data</w:t>
-            </w:r>
-          </w:p>
-        </w:tc>
-      </w:tr>
-      <w:tr>
-        <w:tc>
-          <w:tcPr>
-            <w:tcW w:type="dxa" w:w="2200"/>
-            <w:tcBorders>
-              <w:top w:val="none" w:color="FFFFFF" w:sz="0"/>
-              <w:left w:val="none" w:color="FFFFFF" w:sz="0"/>
-              <w:bottom w:val="none" w:color="FFFFFF" w:sz="0"/>
-              <w:right w:val="none" w:color="FFFFFF" w:sz="0"/>
-            </w:tcBorders>
-            <w:shd w:fill="E8F0F9" w:color="auto" w:val="clear"/>
-            <w:tcMar>
-              <w:top w:type="dxa" w:w="120"/>
-              <w:left w:type="dxa" w:w="160"/>
-              <w:bottom w:type="dxa" w:w="120"/>
-              <w:right w:type="dxa" w:w="160"/>
-            </w:tcMar>
-          </w:tcPr>
-          <w:p>
-            <w:r>
-              <w:rPr>
-                <w:b/>
-                <w:bCs/>
-                <w:color w:val="1F3A5F"/>
-              </w:rPr>
-              <w:t xml:space="preserve">Output</w:t>
-            </w:r>
-          </w:p>
-        </w:tc>
-        <w:tc>
-          <w:tcPr>
-            <w:tcW w:type="dxa" w:w="6826"/>
-            <w:tcBorders>
-              <w:top w:val="none" w:color="FFFFFF" w:sz="0"/>
-              <w:left w:val="none" w:color="FFFFFF" w:sz="0"/>
-              <w:bottom w:val="none" w:color="FFFFFF" w:sz="0"/>
-              <w:right w:val="none" w:color="FFFFFF" w:sz="0"/>
-            </w:tcBorders>
-            <w:shd w:fill="F7F9FC" w:color="auto" w:val="clear"/>
-            <w:tcMar>
-              <w:top w:type="dxa" w:w="120"/>
-              <w:left w:type="dxa" w:w="160"/>
-              <w:bottom w:type="dxa" w:w="120"/>
-              <w:right w:type="dxa" w:w="160"/>
-            </w:tcMar>
-          </w:tcPr>
-          <w:p>
-            <w:r>
-              <w:t xml:space="preserve">Evaluation of pilots and data recommendations in the programme proposal (SBAR)</w:t>
+              <w:t>Evaluation of pilots and data recommendations in the programme proposal (SBAR)</w:t>
             </w:r>
           </w:p>
         </w:tc>
@@ -333,29 +333,36 @@
       <w:pPr>
         <w:pStyle w:val="Heading1"/>
       </w:pPr>
-      <w:r>
-        <w:t xml:space="preserve">At a glance</w:t>
-      </w:r>
-    </w:p>
-    <w:p>
-      <w:pPr>
-        <w:spacing w:after="140" w:line="300"/>
-      </w:pPr>
-      <w:r>
-        <w:t xml:space="preserve">In the Cardiology pilot (13 clinicians, six one-hour sessions), my before-and-after analysis showed:</w:t>
+      <w:proofErr w:type="gramStart"/>
+      <w:r>
+        <w:t>At a glance</w:t>
+      </w:r>
+      <w:proofErr w:type="gramEnd"/>
+    </w:p>
+    <w:p>
+      <w:pPr>
+        <w:spacing w:after="140" w:line="300" w:lineRule="auto"/>
+      </w:pPr>
+      <w:r>
+        <w:t>In the Cardiology pilot (13 clinicians, six one-hour sessions), my before-and-after analysis showed:</w:t>
       </w:r>
     </w:p>
     <w:tbl>
       <w:tblPr>
-        <w:tblW w:type="dxa" w:w="9024"/>
+        <w:tblW w:w="9024" w:type="dxa"/>
         <w:tblBorders>
-          <w:top w:val="single" w:color="auto" w:sz="4"/>
-          <w:left w:val="single" w:color="auto" w:sz="4"/>
-          <w:bottom w:val="single" w:color="auto" w:sz="4"/>
-          <w:right w:val="single" w:color="auto" w:sz="4"/>
-          <w:insideH w:val="single" w:color="auto" w:sz="4"/>
-          <w:insideV w:val="single" w:color="auto" w:sz="4"/>
+          <w:top w:val="single" w:sz="4" w:space="0" w:color="auto"/>
+          <w:left w:val="single" w:sz="4" w:space="0" w:color="auto"/>
+          <w:bottom w:val="single" w:sz="4" w:space="0" w:color="auto"/>
+          <w:right w:val="single" w:sz="4" w:space="0" w:color="auto"/>
+          <w:insideH w:val="single" w:sz="4" w:space="0" w:color="auto"/>
+          <w:insideV w:val="single" w:sz="4" w:space="0" w:color="auto"/>
         </w:tblBorders>
+        <w:tblCellMar>
+          <w:left w:w="10" w:type="dxa"/>
+          <w:right w:w="10" w:type="dxa"/>
+        </w:tblCellMar>
+        <w:tblLook w:val="0000" w:firstRow="0" w:lastRow="0" w:firstColumn="0" w:lastColumn="0" w:noHBand="0" w:noVBand="0"/>
       </w:tblPr>
       <w:tblGrid>
         <w:gridCol w:w="3008"/>
@@ -363,21 +370,27 @@
         <w:gridCol w:w="3008"/>
       </w:tblGrid>
       <w:tr>
+        <w:tblPrEx>
+          <w:tblCellMar>
+            <w:top w:w="0" w:type="dxa"/>
+            <w:bottom w:w="0" w:type="dxa"/>
+          </w:tblCellMar>
+        </w:tblPrEx>
         <w:tc>
           <w:tcPr>
-            <w:tcW w:type="dxa" w:w="3008"/>
+            <w:tcW w:w="3008" w:type="dxa"/>
             <w:tcBorders>
-              <w:top w:val="none" w:color="FFFFFF" w:sz="0"/>
-              <w:left w:val="none" w:color="FFFFFF" w:sz="0"/>
-              <w:bottom w:val="none" w:color="FFFFFF" w:sz="0"/>
-              <w:right w:val="none" w:color="FFFFFF" w:sz="0"/>
+              <w:top w:val="none" w:sz="0" w:space="0" w:color="FFFFFF"/>
+              <w:left w:val="none" w:sz="0" w:space="0" w:color="FFFFFF"/>
+              <w:bottom w:val="none" w:sz="0" w:space="0" w:color="FFFFFF"/>
+              <w:right w:val="none" w:sz="0" w:space="0" w:color="FFFFFF"/>
             </w:tcBorders>
-            <w:shd w:fill="F2F7F6" w:color="auto" w:val="clear"/>
+            <w:shd w:val="clear" w:color="auto" w:fill="F2F7F6"/>
             <w:tcMar>
-              <w:top w:type="dxa" w:w="120"/>
-              <w:left w:type="dxa" w:w="160"/>
-              <w:bottom w:type="dxa" w:w="120"/>
-              <w:right w:type="dxa" w:w="160"/>
+              <w:top w:w="120" w:type="dxa"/>
+              <w:left w:w="160" w:type="dxa"/>
+              <w:bottom w:w="120" w:type="dxa"/>
+              <w:right w:w="160" w:type="dxa"/>
             </w:tcMar>
           </w:tcPr>
           <w:p>
@@ -392,7 +405,7 @@
                 <w:sz w:val="48"/>
                 <w:szCs w:val="48"/>
               </w:rPr>
-              <w:t xml:space="preserve">+17%</w:t>
+              <w:t>+17%</w:t>
             </w:r>
           </w:p>
           <w:p>
@@ -405,25 +418,25 @@
                 <w:sz w:val="19"/>
                 <w:szCs w:val="19"/>
               </w:rPr>
-              <w:t xml:space="preserve">efficiency (Signal PEP score)</w:t>
+              <w:t>efficiency (Signal PEP score)</w:t>
             </w:r>
           </w:p>
         </w:tc>
         <w:tc>
           <w:tcPr>
-            <w:tcW w:type="dxa" w:w="3008"/>
+            <w:tcW w:w="3008" w:type="dxa"/>
             <w:tcBorders>
-              <w:top w:val="none" w:color="FFFFFF" w:sz="0"/>
-              <w:left w:val="none" w:color="FFFFFF" w:sz="0"/>
-              <w:bottom w:val="none" w:color="FFFFFF" w:sz="0"/>
-              <w:right w:val="none" w:color="FFFFFF" w:sz="0"/>
+              <w:top w:val="none" w:sz="0" w:space="0" w:color="FFFFFF"/>
+              <w:left w:val="none" w:sz="0" w:space="0" w:color="FFFFFF"/>
+              <w:bottom w:val="none" w:sz="0" w:space="0" w:color="FFFFFF"/>
+              <w:right w:val="none" w:sz="0" w:space="0" w:color="FFFFFF"/>
             </w:tcBorders>
-            <w:shd w:fill="F2F7F6" w:color="auto" w:val="clear"/>
+            <w:shd w:val="clear" w:color="auto" w:fill="F2F7F6"/>
             <w:tcMar>
-              <w:top w:type="dxa" w:w="120"/>
-              <w:left w:type="dxa" w:w="160"/>
-              <w:bottom w:type="dxa" w:w="120"/>
-              <w:right w:type="dxa" w:w="160"/>
+              <w:top w:w="120" w:type="dxa"/>
+              <w:left w:w="160" w:type="dxa"/>
+              <w:bottom w:w="120" w:type="dxa"/>
+              <w:right w:w="160" w:type="dxa"/>
             </w:tcMar>
           </w:tcPr>
           <w:p>
@@ -438,7 +451,7 @@
                 <w:sz w:val="48"/>
                 <w:szCs w:val="48"/>
               </w:rPr>
-              <w:t xml:space="preserve">+20%</w:t>
+              <w:t>+20%</w:t>
             </w:r>
           </w:p>
           <w:p>
@@ -451,25 +464,25 @@
                 <w:sz w:val="19"/>
                 <w:szCs w:val="19"/>
               </w:rPr>
-              <w:t xml:space="preserve">proficiency (Signal score)</w:t>
+              <w:t>proficiency (Signal score)</w:t>
             </w:r>
           </w:p>
         </w:tc>
         <w:tc>
           <w:tcPr>
-            <w:tcW w:type="dxa" w:w="3008"/>
+            <w:tcW w:w="3008" w:type="dxa"/>
             <w:tcBorders>
-              <w:top w:val="none" w:color="FFFFFF" w:sz="0"/>
-              <w:left w:val="none" w:color="FFFFFF" w:sz="0"/>
-              <w:bottom w:val="none" w:color="FFFFFF" w:sz="0"/>
-              <w:right w:val="none" w:color="FFFFFF" w:sz="0"/>
+              <w:top w:val="none" w:sz="0" w:space="0" w:color="FFFFFF"/>
+              <w:left w:val="none" w:sz="0" w:space="0" w:color="FFFFFF"/>
+              <w:bottom w:val="none" w:sz="0" w:space="0" w:color="FFFFFF"/>
+              <w:right w:val="none" w:sz="0" w:space="0" w:color="FFFFFF"/>
             </w:tcBorders>
-            <w:shd w:fill="F2F7F6" w:color="auto" w:val="clear"/>
+            <w:shd w:val="clear" w:color="auto" w:fill="F2F7F6"/>
             <w:tcMar>
-              <w:top w:type="dxa" w:w="120"/>
-              <w:left w:type="dxa" w:w="160"/>
-              <w:bottom w:type="dxa" w:w="120"/>
-              <w:right w:type="dxa" w:w="160"/>
+              <w:top w:w="120" w:type="dxa"/>
+              <w:left w:w="160" w:type="dxa"/>
+              <w:bottom w:w="120" w:type="dxa"/>
+              <w:right w:w="160" w:type="dxa"/>
             </w:tcMar>
           </w:tcPr>
           <w:p>
@@ -484,7 +497,7 @@
                 <w:sz w:val="48"/>
                 <w:szCs w:val="48"/>
               </w:rPr>
-              <w:t xml:space="preserve">+12%</w:t>
+              <w:t>+12%</w:t>
             </w:r>
           </w:p>
           <w:p>
@@ -497,7 +510,7 @@
                 <w:sz w:val="19"/>
                 <w:szCs w:val="19"/>
               </w:rPr>
-              <w:t xml:space="preserve">user happiness (survey)</w:t>
+              <w:t>user happiness (survey)</w:t>
             </w:r>
           </w:p>
         </w:tc>
@@ -505,7 +518,7 @@
     </w:tbl>
     <w:p>
       <w:pPr>
-        <w:spacing w:after="140" w:before="120"/>
+        <w:spacing w:before="120" w:after="140"/>
       </w:pPr>
       <w:r>
         <w:rPr>
@@ -513,7 +526,7 @@
           <w:sz w:val="20"/>
           <w:szCs w:val="20"/>
         </w:rPr>
-        <w:t xml:space="preserve">Cardiology moved from below the department benchmark on efficiency to close to it, and from just above benchmark on proficiency to well above it.</w:t>
+        <w:t>Cardiology moved from below the department benchmark on efficiency to close to it, and from just above benchmark on proficiency to well above it.</w:t>
       </w:r>
     </w:p>
     <w:p>
@@ -521,15 +534,15 @@
         <w:pStyle w:val="Heading1"/>
       </w:pPr>
       <w:r>
-        <w:t xml:space="preserve">The challenge</w:t>
-      </w:r>
-    </w:p>
-    <w:p>
-      <w:pPr>
-        <w:spacing w:after="140" w:line="300"/>
-      </w:pPr>
-      <w:r>
-        <w:t xml:space="preserve">Thrive ran six pilots across both trusts (Cardiology, ENT, Dermatology, Fracture Clinic, Maternity Assessment Unit and Community). The board needed evidence before committing resource to a business-as-usual service, but the data was scattered: each Epic source covered a different staff group, refreshed on a different cycle, and some arrived only on ad hoc request up to two months after the period ended.</w:t>
+        <w:t>The challenge</w:t>
+      </w:r>
+    </w:p>
+    <w:p>
+      <w:pPr>
+        <w:spacing w:after="140" w:line="300" w:lineRule="auto"/>
+      </w:pPr>
+      <w:r>
+        <w:t>Thrive ran six pilots across both trusts (Cardiology, ENT, Dermatology, Fracture Clinic, Maternity Assessment Unit and Community). The board needed evidence before committing resource to a business-as-usual service, but the data was scattered: each Epic source covered a different staff group, refreshed on a different cycle, and some arrived only on ad hoc request up to two months after the period ended.</w:t>
       </w:r>
     </w:p>
     <w:p>
@@ -537,7 +550,7 @@
         <w:pStyle w:val="Heading1"/>
       </w:pPr>
       <w:r>
-        <w:t xml:space="preserve">What I did</w:t>
+        <w:t>What I did</w:t>
       </w:r>
     </w:p>
     <w:p>
@@ -547,7 +560,7 @@
           <w:ilvl w:val="0"/>
           <w:numId w:val="2"/>
         </w:numPr>
-        <w:spacing w:after="80" w:line="290"/>
+        <w:spacing w:after="80" w:line="290" w:lineRule="auto"/>
       </w:pPr>
       <w:r>
         <w:rPr>
@@ -557,7 +570,15 @@
         <w:t xml:space="preserve">Mapped the data landscape. </w:t>
       </w:r>
       <w:r>
-        <w:t xml:space="preserve">Assessed four sources (Signal, NEAT, USAL and survey data) for what each measures, which staff groups it covers and how quickly it becomes available, and documented the gaps.</w:t>
+        <w:t xml:space="preserve">Assessed four sources (Signal, NEAT, USAL and survey data) for what each </w:t>
+      </w:r>
+      <w:proofErr w:type="gramStart"/>
+      <w:r>
+        <w:t>measures</w:t>
+      </w:r>
+      <w:proofErr w:type="gramEnd"/>
+      <w:r>
+        <w:t>, which staff groups it covers and how quickly it becomes available, and documented the gaps.</w:t>
       </w:r>
     </w:p>
     <w:p>
@@ -567,7 +588,7 @@
           <w:ilvl w:val="0"/>
           <w:numId w:val="2"/>
         </w:numPr>
-        <w:spacing w:after="80" w:line="290"/>
+        <w:spacing w:after="80" w:line="290" w:lineRule="auto"/>
       </w:pPr>
       <w:r>
         <w:rPr>
@@ -577,7 +598,7 @@
         <w:t xml:space="preserve">Designed the evaluation. </w:t>
       </w:r>
       <w:r>
-        <w:t xml:space="preserve">Defined matched pre- and post-training periods for each pilot cohort and compared results against a department-wide benchmark so improvements could be read in context.</w:t>
+        <w:t>Defined matched pre- and post-training periods for each pilot cohort and compared results against a department-wide benchmark so improvements could be read in context.</w:t>
       </w:r>
     </w:p>
     <w:p>
@@ -587,17 +608,18 @@
           <w:ilvl w:val="0"/>
           <w:numId w:val="2"/>
         </w:numPr>
-        <w:spacing w:after="80" w:line="290"/>
+        <w:spacing w:after="80" w:line="290" w:lineRule="auto"/>
       </w:pPr>
       <w:r>
         <w:rPr>
           <w:b/>
           <w:bCs/>
         </w:rPr>
+        <w:lastRenderedPageBreak/>
         <w:t xml:space="preserve">Built the pre/post survey. </w:t>
       </w:r>
       <w:r>
-        <w:t xml:space="preserve">Created a Google Forms survey to capture Epic happiness (1–10), features users struggled with, and free-text feedback, giving near real-time insight alongside the slower Epic data.</w:t>
+        <w:t>Created a Google Forms survey to capture Epic happiness (1–10), features users struggled with, and free-text feedback, giving near real-time insight alongside the slower Epic data.</w:t>
       </w:r>
     </w:p>
     <w:p>
@@ -607,7 +629,7 @@
           <w:ilvl w:val="0"/>
           <w:numId w:val="2"/>
         </w:numPr>
-        <w:spacing w:after="80" w:line="290"/>
+        <w:spacing w:after="80" w:line="290" w:lineRule="auto"/>
       </w:pPr>
       <w:r>
         <w:rPr>
@@ -617,7 +639,7 @@
         <w:t xml:space="preserve">Analysed and visualised results. </w:t>
       </w:r>
       <w:r>
-        <w:t xml:space="preserve">Calculated changes in Signal efficiency (PEP) and proficiency scores, tracked USAL personalisation levels, and segmented survey responses, for example linking Dragon voice-recognition use to higher happiness.</w:t>
+        <w:t>Calculated changes in Signal efficiency (PEP) and proficiency scores, tracked USAL personalisation levels, and segmented survey responses, for example linking Dragon voice-recognition use to higher happiness.</w:t>
       </w:r>
     </w:p>
     <w:p>
@@ -627,17 +649,26 @@
           <w:ilvl w:val="0"/>
           <w:numId w:val="2"/>
         </w:numPr>
-        <w:spacing w:after="80" w:line="290"/>
-      </w:pPr>
+        <w:spacing w:after="80" w:line="290" w:lineRule="auto"/>
+      </w:pPr>
+      <w:proofErr w:type="spellStart"/>
       <w:r>
         <w:rPr>
           <w:b/>
           <w:bCs/>
         </w:rPr>
-        <w:t xml:space="preserve">Sized the opportunity. </w:t>
-      </w:r>
-      <w:r>
-        <w:t xml:space="preserve">Profiled 51,413 Epic users by trust and role to show where personalisation could have the greatest reach.</w:t>
+        <w:t>Sized</w:t>
+      </w:r>
+      <w:proofErr w:type="spellEnd"/>
+      <w:r>
+        <w:rPr>
+          <w:b/>
+          <w:bCs/>
+        </w:rPr>
+        <w:t xml:space="preserve"> the opportunity. </w:t>
+      </w:r>
+      <w:r>
+        <w:t>Profiled 51,413 Epic users by trust and role to show where personalisation could have the greatest reach.</w:t>
       </w:r>
     </w:p>
     <w:p>
@@ -647,7 +678,7 @@
           <w:ilvl w:val="0"/>
           <w:numId w:val="2"/>
         </w:numPr>
-        <w:spacing w:after="80" w:line="290"/>
+        <w:spacing w:after="80" w:line="290" w:lineRule="auto"/>
       </w:pPr>
       <w:r>
         <w:rPr>
@@ -657,19 +688,22 @@
         <w:t xml:space="preserve">Shaped the recommendations. </w:t>
       </w:r>
       <w:r>
-        <w:t xml:space="preserve">Wrote the data sections of the programme proposal (SBAR) presented to the Thrive Task and Finish group.</w:t>
-      </w:r>
-    </w:p>
-    <w:p>
-      <w:pPr>
-        <w:spacing w:after="60" w:before="120"/>
+        <w:t>Wrote the data sections of the programme proposal (SBAR) presented to the Thrive Task and Finish group.</w:t>
+      </w:r>
+    </w:p>
+    <w:p>
+      <w:pPr>
+        <w:spacing w:before="120" w:after="60"/>
         <w:jc w:val="center"/>
       </w:pPr>
       <w:r>
+        <w:rPr>
+          <w:noProof/>
+        </w:rPr>
         <w:drawing>
-          <wp:inline distT="0" distB="0" distL="0" distR="0">
+          <wp:inline distT="0" distB="0" distL="0" distR="0" wp14:anchorId="082538A7" wp14:editId="16FB2328">
             <wp:extent cx="5715000" cy="2752725"/>
-            <wp:effectExtent t="0" r="0" b="0" l="0"/>
+            <wp:effectExtent l="0" t="0" r="0" b="0"/>
             <wp:docPr id="1" name="fig1_pipeline.png" descr="Figure 1. How I brought four data sources together into a single evaluation." title="Figure 1. How I brought four data sources together into a single evaluation."/>
             <wp:cNvGraphicFramePr>
               <a:graphicFrameLocks xmlns:a="http://schemas.openxmlformats.org/drawingml/2006/main" noChangeAspect="1"/>
@@ -678,13 +712,13 @@
               <a:graphicData uri="http://schemas.openxmlformats.org/drawingml/2006/picture">
                 <pic:pic xmlns:pic="http://schemas.openxmlformats.org/drawingml/2006/picture">
                   <pic:nvPicPr>
-                    <pic:cNvPr id="0" name="" descr=""/>
+                    <pic:cNvPr id="0" name=""/>
                     <pic:cNvPicPr>
                       <a:picLocks noChangeAspect="1" noChangeArrowheads="1"/>
                     </pic:cNvPicPr>
                   </pic:nvPicPr>
                   <pic:blipFill>
-                    <a:blip r:embed="rId7" cstate="none"/>
+                    <a:blip r:embed="rId5"/>
                     <a:srcRect/>
                     <a:stretch>
                       <a:fillRect/>
@@ -719,7 +753,7 @@
           <w:sz w:val="18"/>
           <w:szCs w:val="18"/>
         </w:rPr>
-        <w:t xml:space="preserve">Figure 1. How I brought four data sources together into a single evaluation.</w:t>
+        <w:t>Figure 1. How I brought four data sources together into a single evaluation.</w:t>
       </w:r>
     </w:p>
     <w:p>
@@ -727,20 +761,23 @@
         <w:pStyle w:val="Heading1"/>
       </w:pPr>
       <w:r>
-        <w:t xml:space="preserve">Key findings</w:t>
-      </w:r>
-    </w:p>
-    <w:p>
-      <w:pPr>
-        <w:spacing w:after="60" w:before="120"/>
+        <w:t>Key findings</w:t>
+      </w:r>
+    </w:p>
+    <w:p>
+      <w:pPr>
+        <w:spacing w:before="120" w:after="60"/>
         <w:jc w:val="center"/>
       </w:pPr>
       <w:r>
+        <w:rPr>
+          <w:noProof/>
+        </w:rPr>
         <w:drawing>
-          <wp:inline distT="0" distB="0" distL="0" distR="0">
+          <wp:inline distT="0" distB="0" distL="0" distR="0" wp14:anchorId="3B8069C2" wp14:editId="4866021B">
             <wp:extent cx="5715000" cy="2066925"/>
-            <wp:effectExtent t="0" r="0" b="0" l="0"/>
-            <wp:docPr id="1" name="fig2_results.png" descr="Figure 2. Cardiology pilot results. 'Before' values are derived from the reported percentage change; dashed line shows the GSTT Cardiology average." title="Figure 2. Cardiology pilot results. 'Before' values are derived from the reported percentage change; dashed line shows the GSTT Cardiology average."/>
+            <wp:effectExtent l="0" t="0" r="0" b="0"/>
+            <wp:docPr id="586797496" name="fig2_results.png" descr="Figure 2. Cardiology pilot results. 'Before' values are derived from the reported percentage change; dashed line shows the GSTT Cardiology average." title="Figure 2. Cardiology pilot results. 'Before' values are derived from the reported percentage change; dashed line shows the GSTT Cardiology average."/>
             <wp:cNvGraphicFramePr>
               <a:graphicFrameLocks xmlns:a="http://schemas.openxmlformats.org/drawingml/2006/main" noChangeAspect="1"/>
             </wp:cNvGraphicFramePr>
@@ -748,13 +785,13 @@
               <a:graphicData uri="http://schemas.openxmlformats.org/drawingml/2006/picture">
                 <pic:pic xmlns:pic="http://schemas.openxmlformats.org/drawingml/2006/picture">
                   <pic:nvPicPr>
-                    <pic:cNvPr id="0" name="" descr=""/>
+                    <pic:cNvPr id="0" name=""/>
                     <pic:cNvPicPr>
                       <a:picLocks noChangeAspect="1" noChangeArrowheads="1"/>
                     </pic:cNvPicPr>
                   </pic:nvPicPr>
                   <pic:blipFill>
-                    <a:blip r:embed="rId8" cstate="none"/>
+                    <a:blip r:embed="rId6"/>
                     <a:srcRect/>
                     <a:stretch>
                       <a:fillRect/>
@@ -789,7 +826,7 @@
           <w:sz w:val="18"/>
           <w:szCs w:val="18"/>
         </w:rPr>
-        <w:t xml:space="preserve">Figure 2. Cardiology pilot results. 'Before' values are derived from the reported percentage change; dashed line shows the GSTT Cardiology average.</w:t>
+        <w:t>Figure 2. Cardiology pilot results. 'Before' values are derived from the reported percentage change; dashed line shows the GSTT Cardiology average.</w:t>
       </w:r>
     </w:p>
     <w:p>
@@ -799,7 +836,7 @@
           <w:ilvl w:val="0"/>
           <w:numId w:val="2"/>
         </w:numPr>
-        <w:spacing w:after="80" w:line="290"/>
+        <w:spacing w:after="80" w:line="290" w:lineRule="auto"/>
       </w:pPr>
       <w:r>
         <w:rPr>
@@ -809,7 +846,7 @@
         <w:t xml:space="preserve">Thrive works. </w:t>
       </w:r>
       <w:r>
-        <w:t xml:space="preserve">Cardiology recorded +17% efficiency, +20% proficiency and +12% happiness (5.7 to 6.5).</w:t>
+        <w:t>Cardiology recorded +17% efficiency, +20% proficiency and +12% happiness (5.7 to 6.5).</w:t>
       </w:r>
     </w:p>
     <w:p>
@@ -819,7 +856,7 @@
           <w:ilvl w:val="0"/>
           <w:numId w:val="2"/>
         </w:numPr>
-        <w:spacing w:after="80" w:line="290"/>
+        <w:spacing w:after="80" w:line="290" w:lineRule="auto"/>
       </w:pPr>
       <w:r>
         <w:rPr>
@@ -829,7 +866,7 @@
         <w:t xml:space="preserve">Voice recognition matters. </w:t>
       </w:r>
       <w:r>
-        <w:t xml:space="preserve">Dragon users reported higher happiness, but only a third of respondents used it and active users across the trust were declining. Set-up time was the main barrier.</w:t>
+        <w:t>Dragon users reported higher happiness, but only a third of respondents used it and active users across the trust were declining. Set-up time was the main barrier.</w:t>
       </w:r>
     </w:p>
     <w:p>
@@ -839,17 +876,18 @@
           <w:ilvl w:val="0"/>
           <w:numId w:val="2"/>
         </w:numPr>
-        <w:spacing w:after="80" w:line="290"/>
+        <w:spacing w:after="80" w:line="290" w:lineRule="auto"/>
       </w:pPr>
       <w:r>
         <w:rPr>
           <w:b/>
           <w:bCs/>
         </w:rPr>
+        <w:lastRenderedPageBreak/>
         <w:t xml:space="preserve">Survey data was underused. </w:t>
       </w:r>
       <w:r>
-        <w:t xml:space="preserve">It was instant and cheap compared with Epic extracts, which carried a significant delay and overhead.</w:t>
+        <w:t>It was instant and cheap compared with Epic extracts, which carried a significant delay and overhead.</w:t>
       </w:r>
     </w:p>
     <w:p>
@@ -859,7 +897,7 @@
           <w:ilvl w:val="0"/>
           <w:numId w:val="2"/>
         </w:numPr>
-        <w:spacing w:after="80" w:line="290"/>
+        <w:spacing w:after="80" w:line="290" w:lineRule="auto"/>
       </w:pPr>
       <w:r>
         <w:rPr>
@@ -869,54 +907,51 @@
         <w:t xml:space="preserve">Nursing and admin were blind spots. </w:t>
       </w:r>
       <w:r>
-        <w:t xml:space="preserve">Epic offered very limited ways to track personalisation for these groups, despite them making up more than a third of users.</w:t>
-      </w:r>
-    </w:p>
-    <w:p>
-      <w:pPr>
-        <w:spacing w:after="60" w:before="120"/>
+        <w:t>Epic offered very limited ways to track personalisation for these groups, despite them making up more than a third of users.</w:t>
+      </w:r>
+    </w:p>
+    <w:p>
+      <w:pPr>
+        <w:pStyle w:val="ListParagraph"/>
+        <w:spacing w:after="80" w:line="290" w:lineRule="auto"/>
+        <w:ind w:left="540"/>
+      </w:pPr>
+    </w:p>
+    <w:p>
+      <w:pPr>
+        <w:spacing w:before="120" w:after="60"/>
         <w:jc w:val="center"/>
       </w:pPr>
       <w:r>
+        <w:rPr>
+          <w:noProof/>
+        </w:rPr>
         <w:drawing>
-          <wp:inline distT="0" distB="0" distL="0" distR="0">
-            <wp:extent cx="5715000" cy="2009775"/>
-            <wp:effectExtent t="0" r="0" b="0" l="0"/>
-            <wp:docPr id="1" name="fig3_users.png" descr="Figure 3. Epic users by role across the two trusts (w/e 23 Feb 2024): the population Thrive aims to reach." title="Figure 3. Epic users by role across the two trusts (w/e 23 Feb 2024): the population Thrive aims to reach."/>
-            <wp:cNvGraphicFramePr>
-              <a:graphicFrameLocks xmlns:a="http://schemas.openxmlformats.org/drawingml/2006/main" noChangeAspect="1"/>
-            </wp:cNvGraphicFramePr>
+          <wp:inline distT="0" distB="0" distL="0" distR="0" wp14:anchorId="1C08A113" wp14:editId="121826C1">
+            <wp:extent cx="4686300" cy="2995613"/>
+            <wp:effectExtent l="0" t="0" r="0" b="14605"/>
+            <wp:docPr id="2074607283" name="Chart 2074607283">
+              <a:extLst xmlns:a="http://schemas.openxmlformats.org/drawingml/2006/main">
+                <a:ext uri="{FF2B5EF4-FFF2-40B4-BE49-F238E27FC236}">
+                  <a16:creationId xmlns:a16="http://schemas.microsoft.com/office/drawing/2014/main" id="{65916701-DEDD-41BB-BAE3-E7A1976CF66C}"/>
+                </a:ext>
+              </a:extLst>
+            </wp:docPr>
+            <wp:cNvGraphicFramePr/>
             <a:graphic xmlns:a="http://schemas.openxmlformats.org/drawingml/2006/main">
-              <a:graphicData uri="http://schemas.openxmlformats.org/drawingml/2006/picture">
-                <pic:pic xmlns:pic="http://schemas.openxmlformats.org/drawingml/2006/picture">
-                  <pic:nvPicPr>
-                    <pic:cNvPr id="0" name="" descr=""/>
-                    <pic:cNvPicPr>
-                      <a:picLocks noChangeAspect="1" noChangeArrowheads="1"/>
-                    </pic:cNvPicPr>
-                  </pic:nvPicPr>
-                  <pic:blipFill>
-                    <a:blip r:embed="rId9" cstate="none"/>
-                    <a:srcRect/>
-                    <a:stretch>
-                      <a:fillRect/>
-                    </a:stretch>
-                  </pic:blipFill>
-                  <pic:spPr bwMode="auto">
-                    <a:xfrm>
-                      <a:off x="0" y="0"/>
-                      <a:ext cx="5715000" cy="2009775"/>
-                    </a:xfrm>
-                    <a:prstGeom prst="rect">
-                      <a:avLst/>
-                    </a:prstGeom>
-                  </pic:spPr>
-                </pic:pic>
+              <a:graphicData uri="http://schemas.openxmlformats.org/drawingml/2006/chart">
+                <c:chart xmlns:c="http://schemas.openxmlformats.org/drawingml/2006/chart" xmlns:r="http://schemas.openxmlformats.org/officeDocument/2006/relationships" r:id="rId7"/>
               </a:graphicData>
             </a:graphic>
           </wp:inline>
         </w:drawing>
       </w:r>
+    </w:p>
+    <w:p>
+      <w:pPr>
+        <w:spacing w:before="120" w:after="60"/>
+        <w:jc w:val="center"/>
+      </w:pPr>
     </w:p>
     <w:p>
       <w:pPr>
@@ -931,7 +966,7 @@
           <w:sz w:val="18"/>
           <w:szCs w:val="18"/>
         </w:rPr>
-        <w:t xml:space="preserve">Figure 3. Epic users by role across the two trusts (w/e 23 Feb 2024): the population Thrive aims to reach.</w:t>
+        <w:t>Figure 3. Epic users by role across the two trusts (w/e 23 Feb 2024): the population Thrive aims to reach.</w:t>
       </w:r>
     </w:p>
     <w:p>
@@ -939,7 +974,7 @@
         <w:pStyle w:val="Heading1"/>
       </w:pPr>
       <w:r>
-        <w:t xml:space="preserve">Recommendations I made</w:t>
+        <w:t>Recommendations I made</w:t>
       </w:r>
     </w:p>
     <w:p>
@@ -949,10 +984,10 @@
           <w:ilvl w:val="0"/>
           <w:numId w:val="2"/>
         </w:numPr>
-        <w:spacing w:after="80" w:line="290"/>
-      </w:pPr>
-      <w:r>
-        <w:t xml:space="preserve">Scale back intensive pilot-level monitoring and use the data instead to prioritise which services join the Thrive waiting list.</w:t>
+        <w:spacing w:after="80" w:line="290" w:lineRule="auto"/>
+      </w:pPr>
+      <w:r>
+        <w:t>Scale back intensive pilot-level monitoring and use the data instead to prioritise which services join the Thrive waiting list.</w:t>
       </w:r>
     </w:p>
     <w:p>
@@ -962,10 +997,10 @@
           <w:ilvl w:val="0"/>
           <w:numId w:val="2"/>
         </w:numPr>
-        <w:spacing w:after="80" w:line="290"/>
-      </w:pPr>
-      <w:r>
-        <w:t xml:space="preserve">Make the pre/post survey a standard, low-cost measure of impact for every cohort.</w:t>
+        <w:spacing w:after="80" w:line="290" w:lineRule="auto"/>
+      </w:pPr>
+      <w:r>
+        <w:t>Make the pre/post survey a standard, low-cost measure of impact for every cohort.</w:t>
       </w:r>
     </w:p>
     <w:p>
@@ -975,10 +1010,10 @@
           <w:ilvl w:val="0"/>
           <w:numId w:val="2"/>
         </w:numPr>
-        <w:spacing w:after="80" w:line="290"/>
-      </w:pPr>
-      <w:r>
-        <w:t xml:space="preserve">Work with Epic's Cogito reporting team to build custom reports from User Action Log (UAL) data, closing the gaps for nursing and admin staff.</w:t>
+        <w:spacing w:after="80" w:line="290" w:lineRule="auto"/>
+      </w:pPr>
+      <w:r>
+        <w:t>Work with Epic's Cogito reporting team to build custom reports from User Action Log (UAL) data, closing the gaps for nursing and admin staff.</w:t>
       </w:r>
     </w:p>
     <w:p>
@@ -988,10 +1023,10 @@
           <w:ilvl w:val="0"/>
           <w:numId w:val="2"/>
         </w:numPr>
-        <w:spacing w:after="80" w:line="290"/>
-      </w:pPr>
-      <w:r>
-        <w:t xml:space="preserve">Allocate ongoing analyst time to track productivity alongside personalisation levels, so future Thrive delivery is driven by evidence.</w:t>
+        <w:spacing w:after="80" w:line="290" w:lineRule="auto"/>
+      </w:pPr>
+      <w:r>
+        <w:t>Allocate ongoing analyst time to track productivity alongside personalisation levels, so future Thrive delivery is driven by evidence.</w:t>
       </w:r>
     </w:p>
     <w:p>
@@ -999,15 +1034,15 @@
         <w:pStyle w:val="Heading1"/>
       </w:pPr>
       <w:r>
-        <w:t xml:space="preserve">Skills demonstrated</w:t>
-      </w:r>
-    </w:p>
-    <w:p>
-      <w:pPr>
-        <w:spacing w:after="140" w:line="300"/>
-      </w:pPr>
-      <w:r>
-        <w:t xml:space="preserve">Programme evaluation design · pre/post and benchmark analysis · EHR usage analytics (Epic Signal, NEAT, USAL) · survey design · data visualisation · translating analysis into recommendations for senior stakeholders · working with clinical teams across two NHS trusts</w:t>
+        <w:t>Skills demonstrated</w:t>
+      </w:r>
+    </w:p>
+    <w:p>
+      <w:pPr>
+        <w:spacing w:after="140" w:line="300" w:lineRule="auto"/>
+      </w:pPr>
+      <w:r>
+        <w:t>Programme evaluation design · pre/post and benchmark analysis · EHR usage analytics (Epic Signal, NEAT, USAL) · survey design · data visualisation · translating analysis into recommendations for senior stakeholders · working with clinical teams across two NHS trusts</w:t>
       </w:r>
     </w:p>
     <w:p>
@@ -1022,102 +1057,26 @@
           <w:sz w:val="18"/>
           <w:szCs w:val="18"/>
         </w:rPr>
-        <w:t xml:space="preserve">Figures are recreated from aggregate results in the programme proposal. No patient or individual-level data is shown.</w:t>
+        <w:t>Figures are recreated from aggregate results in the programme proposal. No patient or individual-level data is shown.</w:t>
       </w:r>
     </w:p>
     <w:sectPr>
-      <w:pgSz w:w="11906" w:h="16838" w:orient="portrait"/>
+      <w:pgSz w:w="11906" w:h="16838"/>
       <w:pgMar w:top="1200" w:right="1440" w:bottom="1200" w:left="1440" w:header="708" w:footer="708" w:gutter="0"/>
-      <w:pgNumType/>
+      <w:cols w:space="720"/>
       <w:docGrid w:linePitch="360"/>
     </w:sectPr>
   </w:body>
 </w:document>
 </file>
 
-<file path=word/comments.xml><?xml version="1.0" encoding="utf-8"?>
-<w:comments xmlns:cx="http://schemas.microsoft.com/office/drawing/2014/chartex" xmlns:cx1="http://schemas.microsoft.com/office/drawing/2015/9/8/chartex" xmlns:cx2="http://schemas.microsoft.com/office/drawing/2015/10/21/chartex" xmlns:cx3="http://schemas.microsoft.com/office/drawing/2016/5/9/chartex" xmlns:cx4="http://schemas.microsoft.com/office/drawing/2016/5/10/chartex" xmlns:cx5="http://schemas.microsoft.com/office/drawing/2016/5/11/chartex" xmlns:cx6="http://schemas.microsoft.com/office/drawing/2016/5/12/chartex" xmlns:cx7="http://schemas.microsoft.com/office/drawing/2016/5/13/chartex" xmlns:cx8="http://schemas.microsoft.com/office/drawing/2016/5/14/chartex" xmlns:mc="http://schemas.openxmlformats.org/markup-compatibility/2006" xmlns:aink="http://schemas.microsoft.com/office/drawing/2016/ink" xmlns:am3d="http://schemas.microsoft.com/office/drawing/2017/model3d" xmlns:o="urn:schemas-microsoft-com:office:office" xmlns:r="http://schemas.openxmlformats.org/officeDocument/2006/relationships" xmlns:m="http://schemas.openxmlformats.org/officeDocument/2006/math" xmlns:v="urn:schemas-microsoft-com:vml" xmlns:wp14="http://schemas.microsoft.com/office/word/2010/wordprocessingDrawing" xmlns:wp="http://schemas.openxmlformats.org/drawingml/2006/wordprocessingDrawing" xmlns:w10="urn:schemas-microsoft-com:office:word" xmlns:w="http://schemas.openxmlformats.org/wordprocessingml/2006/main" xmlns:w14="http://schemas.microsoft.com/office/word/2010/wordml" xmlns:w15="http://schemas.microsoft.com/office/word/2012/wordml" xmlns:w16cex="http://schemas.microsoft.com/office/word/2018/wordml/cex" xmlns:w16cid="http://schemas.microsoft.com/office/word/2016/wordml/cid" xmlns:w16="http://schemas.microsoft.com/office/word/2018/wordml" xmlns:w16sdtdh="http://schemas.microsoft.com/office/word/2020/wordml/sdtdatahash" xmlns:w16se="http://schemas.microsoft.com/office/word/2015/wordml/symex" xmlns:wpg="http://schemas.microsoft.com/office/word/2010/wordprocessingGroup" xmlns:wpi="http://schemas.microsoft.com/office/word/2010/wordprocessingInk" xmlns:wne="http://schemas.microsoft.com/office/word/2006/wordml" xmlns:wps="http://schemas.microsoft.com/office/word/2010/wordprocessingShape"/>
-</file>
-
-<file path=word/endnotes.xml><?xml version="1.0" encoding="utf-8"?>
-<w:endnotes xmlns:wpc="http://schemas.microsoft.com/office/word/2010/wordprocessingCanvas" xmlns:mc="http://schemas.openxmlformats.org/markup-compatibility/2006" xmlns:o="urn:schemas-microsoft-com:office:office" xmlns:r="http://schemas.openxmlformats.org/officeDocument/2006/relationships" xmlns:m="http://schemas.openxmlformats.org/officeDocument/2006/math" xmlns:v="urn:schemas-microsoft-com:vml" xmlns:wp14="http://schemas.microsoft.com/office/word/2010/wordprocessingDrawing" xmlns:wp="http://schemas.openxmlformats.org/drawingml/2006/wordprocessingDrawing" xmlns:w10="urn:schemas-microsoft-com:office:word" xmlns:w="http://schemas.openxmlformats.org/wordprocessingml/2006/main" xmlns:w14="http://schemas.microsoft.com/office/word/2010/wordml" xmlns:w15="http://schemas.microsoft.com/office/word/2012/wordml" xmlns:wpg="http://schemas.microsoft.com/office/word/2010/wordprocessingGroup" xmlns:wpi="http://schemas.microsoft.com/office/word/2010/wordprocessingInk" xmlns:wne="http://schemas.microsoft.com/office/word/2006/wordml" xmlns:wps="http://schemas.microsoft.com/office/word/2010/wordprocessingShape" mc:Ignorable="w14 w15 wp14">
-  <w:endnote w:type="separator" w:id="-1">
-    <w:p>
-      <w:pPr>
-        <w:spacing w:after="0" w:line="240" w:lineRule="auto"/>
-      </w:pPr>
-      <w:r>
-        <w:rPr>
-          <w:rStyle w:val="EndnoteReference"/>
-        </w:rPr>
-        <w:endnoteRef/>
-      </w:r>
-      <w:r>
-        <w:separator/>
-      </w:r>
-    </w:p>
-  </w:endnote>
-  <w:endnote w:type="continuationSeparator" w:id="0">
-    <w:p>
-      <w:pPr>
-        <w:spacing w:after="0" w:line="240" w:lineRule="auto"/>
-      </w:pPr>
-      <w:r>
-        <w:rPr>
-          <w:rStyle w:val="EndnoteReference"/>
-        </w:rPr>
-        <w:endnoteRef/>
-      </w:r>
-      <w:r>
-        <w:continuationSeparator/>
-      </w:r>
-    </w:p>
-  </w:endnote>
-</w:endnotes>
-</file>
-
-<file path=word/footnotes.xml><?xml version="1.0" encoding="utf-8"?>
-<w:footnotes xmlns:wpc="http://schemas.microsoft.com/office/word/2010/wordprocessingCanvas" xmlns:mc="http://schemas.openxmlformats.org/markup-compatibility/2006" xmlns:o="urn:schemas-microsoft-com:office:office" xmlns:r="http://schemas.openxmlformats.org/officeDocument/2006/relationships" xmlns:m="http://schemas.openxmlformats.org/officeDocument/2006/math" xmlns:v="urn:schemas-microsoft-com:vml" xmlns:wp14="http://schemas.microsoft.com/office/word/2010/wordprocessingDrawing" xmlns:wp="http://schemas.openxmlformats.org/drawingml/2006/wordprocessingDrawing" xmlns:w10="urn:schemas-microsoft-com:office:word" xmlns:w="http://schemas.openxmlformats.org/wordprocessingml/2006/main" xmlns:w14="http://schemas.microsoft.com/office/word/2010/wordml" xmlns:w15="http://schemas.microsoft.com/office/word/2012/wordml" xmlns:wpg="http://schemas.microsoft.com/office/word/2010/wordprocessingGroup" xmlns:wpi="http://schemas.microsoft.com/office/word/2010/wordprocessingInk" xmlns:wne="http://schemas.microsoft.com/office/word/2006/wordml" xmlns:wps="http://schemas.microsoft.com/office/word/2010/wordprocessingShape" mc:Ignorable="w14 w15 wp14">
-  <w:footnote w:type="separator" w:id="-1">
-    <w:p>
-      <w:pPr>
-        <w:spacing w:after="0" w:line="240" w:lineRule="auto"/>
-      </w:pPr>
-      <w:r>
-        <w:rPr>
-          <w:rStyle w:val="FootnoteReference"/>
-        </w:rPr>
-        <w:footnoteRef/>
-      </w:r>
-      <w:r>
-        <w:separator/>
-      </w:r>
-    </w:p>
-  </w:footnote>
-  <w:footnote w:type="continuationSeparator" w:id="0">
-    <w:p>
-      <w:pPr>
-        <w:spacing w:after="0" w:line="240" w:lineRule="auto"/>
-      </w:pPr>
-      <w:r>
-        <w:rPr>
-          <w:rStyle w:val="FootnoteReference"/>
-        </w:rPr>
-        <w:footnoteRef/>
-      </w:r>
-      <w:r>
-        <w:continuationSeparator/>
-      </w:r>
-    </w:p>
-  </w:footnote>
-</w:footnotes>
-</file>
-
 <file path=word/numbering.xml><?xml version="1.0" encoding="utf-8"?>
-<w:numbering xmlns:wpc="http://schemas.microsoft.com/office/word/2010/wordprocessingCanvas" xmlns:mc="http://schemas.openxmlformats.org/markup-compatibility/2006" xmlns:o="urn:schemas-microsoft-com:office:office" xmlns:r="http://schemas.openxmlformats.org/officeDocument/2006/relationships" xmlns:m="http://schemas.openxmlformats.org/officeDocument/2006/math" xmlns:v="urn:schemas-microsoft-com:vml" xmlns:wp14="http://schemas.microsoft.com/office/word/2010/wordprocessingDrawing" xmlns:wp="http://schemas.openxmlformats.org/drawingml/2006/wordprocessingDrawing" xmlns:w10="urn:schemas-microsoft-com:office:word" xmlns:w="http://schemas.openxmlformats.org/wordprocessingml/2006/main" xmlns:w14="http://schemas.microsoft.com/office/word/2010/wordml" xmlns:w15="http://schemas.microsoft.com/office/word/2012/wordml" xmlns:wpg="http://schemas.microsoft.com/office/word/2010/wordprocessingGroup" xmlns:wpi="http://schemas.microsoft.com/office/word/2010/wordprocessingInk" xmlns:wne="http://schemas.microsoft.com/office/word/2006/wordml" xmlns:wps="http://schemas.microsoft.com/office/word/2010/wordprocessingShape" mc:Ignorable="w14 w15 wp14">
-  <w:abstractNum w:abstractNumId="1" w15:restartNumberingAfterBreak="0">
+<w:numbering xmlns:wpc="http://schemas.microsoft.com/office/word/2010/wordprocessingCanvas" xmlns:cx="http://schemas.microsoft.com/office/drawing/2014/chartex" xmlns:cx1="http://schemas.microsoft.com/office/drawing/2015/9/8/chartex" xmlns:cx2="http://schemas.microsoft.com/office/drawing/2015/10/21/chartex" xmlns:cx3="http://schemas.microsoft.com/office/drawing/2016/5/9/chartex" xmlns:cx4="http://schemas.microsoft.com/office/drawing/2016/5/10/chartex" xmlns:cx5="http://schemas.microsoft.com/office/drawing/2016/5/11/chartex" xmlns:cx6="http://schemas.microsoft.com/office/drawing/2016/5/12/chartex" xmlns:cx7="http://schemas.microsoft.com/office/drawing/2016/5/13/chartex" xmlns:cx8="http://schemas.microsoft.com/office/drawing/2016/5/14/chartex" xmlns:mc="http://schemas.openxmlformats.org/markup-compatibility/2006" xmlns:aink="http://schemas.microsoft.com/office/drawing/2016/ink" xmlns:am3d="http://schemas.microsoft.com/office/drawing/2017/model3d" xmlns:o="urn:schemas-microsoft-com:office:office" xmlns:oel="http://schemas.microsoft.com/office/2019/extlst" xmlns:r="http://schemas.openxmlformats.org/officeDocument/2006/relationships" xmlns:m="http://schemas.openxmlformats.org/officeDocument/2006/math" xmlns:v="urn:schemas-microsoft-com:vml" xmlns:wp14="http://schemas.microsoft.com/office/word/2010/wordprocessingDrawing" xmlns:wp="http://schemas.openxmlformats.org/drawingml/2006/wordprocessingDrawing" xmlns:w10="urn:schemas-microsoft-com:office:word" xmlns:w="http://schemas.openxmlformats.org/wordprocessingml/2006/main" xmlns:w14="http://schemas.microsoft.com/office/word/2010/wordml" xmlns:w15="http://schemas.microsoft.com/office/word/2012/wordml" xmlns:w16cex="http://schemas.microsoft.com/office/word/2018/wordml/cex" xmlns:w16cid="http://schemas.microsoft.com/office/word/2016/wordml/cid" xmlns:w16="http://schemas.microsoft.com/office/word/2018/wordml" xmlns:w16du="http://schemas.microsoft.com/office/word/2023/wordml/word16du" xmlns:w16sdtdh="http://schemas.microsoft.com/office/word/2020/wordml/sdtdatahash" xmlns:w16sdtfl="http://schemas.microsoft.com/office/word/2024/wordml/sdtformatlock" xmlns:w16se="http://schemas.microsoft.com/office/word/2015/wordml/symex" xmlns:wpg="http://schemas.microsoft.com/office/word/2010/wordprocessingGroup" xmlns:wpi="http://schemas.microsoft.com/office/word/2010/wordprocessingInk" xmlns:wne="http://schemas.microsoft.com/office/word/2006/wordml" xmlns:wps="http://schemas.microsoft.com/office/word/2010/wordprocessingShape" mc:Ignorable="w14 w15 w16se w16cid w16 w16cex w16sdtdh w16sdtfl w16du wp14">
+  <w:abstractNum w:abstractNumId="0" w15:restartNumberingAfterBreak="0">
+    <w:nsid w:val="0C9D1B78"/>
     <w:multiLevelType w:val="hybridMultilevel"/>
-    <w:lvl w:ilvl="0" w15:tentative="1">
+    <w:tmpl w:val="1A0A46C4"/>
+    <w:lvl w:ilvl="0" w:tplc="508EB1DE">
       <w:start w:val="1"/>
       <w:numFmt w:val="bullet"/>
       <w:lvlText w:val="●"/>
@@ -1126,7 +1085,7 @@
         <w:ind w:left="720" w:hanging="360"/>
       </w:pPr>
     </w:lvl>
-    <w:lvl w:ilvl="1" w15:tentative="1">
+    <w:lvl w:ilvl="1" w:tplc="16F0649A">
       <w:start w:val="1"/>
       <w:numFmt w:val="bullet"/>
       <w:lvlText w:val="○"/>
@@ -1135,7 +1094,7 @@
         <w:ind w:left="1440" w:hanging="360"/>
       </w:pPr>
     </w:lvl>
-    <w:lvl w:ilvl="2" w15:tentative="1">
+    <w:lvl w:ilvl="2" w:tplc="FEB4D834">
       <w:start w:val="1"/>
       <w:numFmt w:val="bullet"/>
       <w:lvlText w:val="■"/>
@@ -1144,7 +1103,7 @@
         <w:ind w:left="2160" w:hanging="360"/>
       </w:pPr>
     </w:lvl>
-    <w:lvl w:ilvl="3" w15:tentative="1">
+    <w:lvl w:ilvl="3" w:tplc="FF7CC55A">
       <w:start w:val="1"/>
       <w:numFmt w:val="bullet"/>
       <w:lvlText w:val="●"/>
@@ -1153,7 +1112,7 @@
         <w:ind w:left="2880" w:hanging="360"/>
       </w:pPr>
     </w:lvl>
-    <w:lvl w:ilvl="4" w15:tentative="1">
+    <w:lvl w:ilvl="4" w:tplc="C1C2E982">
       <w:start w:val="1"/>
       <w:numFmt w:val="bullet"/>
       <w:lvlText w:val="○"/>
@@ -1162,7 +1121,7 @@
         <w:ind w:left="3600" w:hanging="360"/>
       </w:pPr>
     </w:lvl>
-    <w:lvl w:ilvl="5" w15:tentative="1">
+    <w:lvl w:ilvl="5" w:tplc="C374B44A">
       <w:start w:val="1"/>
       <w:numFmt w:val="bullet"/>
       <w:lvlText w:val="■"/>
@@ -1171,7 +1130,7 @@
         <w:ind w:left="4320" w:hanging="360"/>
       </w:pPr>
     </w:lvl>
-    <w:lvl w:ilvl="6" w15:tentative="1">
+    <w:lvl w:ilvl="6" w:tplc="05EEDFFE">
       <w:start w:val="1"/>
       <w:numFmt w:val="bullet"/>
       <w:lvlText w:val="●"/>
@@ -1180,7 +1139,7 @@
         <w:ind w:left="5040" w:hanging="360"/>
       </w:pPr>
     </w:lvl>
-    <w:lvl w:ilvl="7" w15:tentative="1">
+    <w:lvl w:ilvl="7" w:tplc="CB8077A2">
       <w:start w:val="1"/>
       <w:numFmt w:val="bullet"/>
       <w:lvlText w:val="●"/>
@@ -1189,7 +1148,7 @@
         <w:ind w:left="5760" w:hanging="360"/>
       </w:pPr>
     </w:lvl>
-    <w:lvl w:ilvl="8" w15:tentative="1">
+    <w:lvl w:ilvl="8" w:tplc="1896AC5C">
       <w:start w:val="1"/>
       <w:numFmt w:val="bullet"/>
       <w:lvlText w:val="●"/>
@@ -1199,9 +1158,11 @@
       </w:pPr>
     </w:lvl>
   </w:abstractNum>
-  <w:abstractNum w:abstractNumId="2" w15:restartNumberingAfterBreak="0">
+  <w:abstractNum w:abstractNumId="1" w15:restartNumberingAfterBreak="0">
+    <w:nsid w:val="20162C29"/>
     <w:multiLevelType w:val="hybridMultilevel"/>
-    <w:lvl w:ilvl="0" w15:tentative="1">
+    <w:tmpl w:val="B5A4EFA6"/>
+    <w:lvl w:ilvl="0" w:tplc="456CC54E">
       <w:start w:val="1"/>
       <w:numFmt w:val="bullet"/>
       <w:lvlText w:val="•"/>
@@ -1210,15 +1171,55 @@
         <w:ind w:left="540" w:hanging="300"/>
       </w:pPr>
     </w:lvl>
+    <w:lvl w:ilvl="1" w:tplc="BF6E924E">
+      <w:numFmt w:val="decimal"/>
+      <w:lvlText w:val=""/>
+      <w:lvlJc w:val="left"/>
+    </w:lvl>
+    <w:lvl w:ilvl="2" w:tplc="59D0E1BA">
+      <w:numFmt w:val="decimal"/>
+      <w:lvlText w:val=""/>
+      <w:lvlJc w:val="left"/>
+    </w:lvl>
+    <w:lvl w:ilvl="3" w:tplc="5C500538">
+      <w:numFmt w:val="decimal"/>
+      <w:lvlText w:val=""/>
+      <w:lvlJc w:val="left"/>
+    </w:lvl>
+    <w:lvl w:ilvl="4" w:tplc="AD32FD06">
+      <w:numFmt w:val="decimal"/>
+      <w:lvlText w:val=""/>
+      <w:lvlJc w:val="left"/>
+    </w:lvl>
+    <w:lvl w:ilvl="5" w:tplc="8B50049A">
+      <w:numFmt w:val="decimal"/>
+      <w:lvlText w:val=""/>
+      <w:lvlJc w:val="left"/>
+    </w:lvl>
+    <w:lvl w:ilvl="6" w:tplc="EAC40308">
+      <w:numFmt w:val="decimal"/>
+      <w:lvlText w:val=""/>
+      <w:lvlJc w:val="left"/>
+    </w:lvl>
+    <w:lvl w:ilvl="7" w:tplc="B7082E14">
+      <w:numFmt w:val="decimal"/>
+      <w:lvlText w:val=""/>
+      <w:lvlJc w:val="left"/>
+    </w:lvl>
+    <w:lvl w:ilvl="8" w:tplc="FF6EAECA">
+      <w:numFmt w:val="decimal"/>
+      <w:lvlText w:val=""/>
+      <w:lvlJc w:val="left"/>
+    </w:lvl>
   </w:abstractNum>
-  <w:num w:numId="1">
-    <w:abstractNumId w:val="1"/>
+  <w:num w:numId="1" w16cid:durableId="800730724">
+    <w:abstractNumId w:val="0"/>
     <w:lvlOverride w:ilvl="0">
       <w:startOverride w:val="1"/>
     </w:lvlOverride>
   </w:num>
-  <w:num w:numId="2">
-    <w:abstractNumId w:val="2"/>
+  <w:num w:numId="2" w16cid:durableId="2003971705">
+    <w:abstractNumId w:val="1"/>
     <w:lvlOverride w:ilvl="0">
       <w:startOverride w:val="1"/>
     </w:lvlOverride>
@@ -1227,55 +1228,444 @@
 </file>
 
 <file path=word/styles.xml><?xml version="1.0" encoding="utf-8"?>
-<w:styles xmlns:mc="http://schemas.openxmlformats.org/markup-compatibility/2006" xmlns:r="http://schemas.openxmlformats.org/officeDocument/2006/relationships" xmlns:w="http://schemas.openxmlformats.org/wordprocessingml/2006/main" xmlns:w14="http://schemas.microsoft.com/office/word/2010/wordml" xmlns:w15="http://schemas.microsoft.com/office/word/2012/wordml" mc:Ignorable="w14 w15">
+<w:styles xmlns:mc="http://schemas.openxmlformats.org/markup-compatibility/2006" xmlns:r="http://schemas.openxmlformats.org/officeDocument/2006/relationships" xmlns:w="http://schemas.openxmlformats.org/wordprocessingml/2006/main" xmlns:w14="http://schemas.microsoft.com/office/word/2010/wordml" xmlns:w15="http://schemas.microsoft.com/office/word/2012/wordml" xmlns:w16cex="http://schemas.microsoft.com/office/word/2018/wordml/cex" xmlns:w16cid="http://schemas.microsoft.com/office/word/2016/wordml/cid" xmlns:w16="http://schemas.microsoft.com/office/word/2018/wordml" xmlns:w16du="http://schemas.microsoft.com/office/word/2023/wordml/word16du" xmlns:w16sdtdh="http://schemas.microsoft.com/office/word/2020/wordml/sdtdatahash" xmlns:w16sdtfl="http://schemas.microsoft.com/office/word/2024/wordml/sdtformatlock" xmlns:w16se="http://schemas.microsoft.com/office/word/2015/wordml/symex" mc:Ignorable="w14 w15 w16se w16cid w16 w16cex w16sdtdh w16sdtfl w16du">
   <w:docDefaults>
     <w:rPrDefault>
       <w:rPr>
-        <w:rFonts w:ascii="Arial" w:cs="Arial" w:eastAsia="Arial" w:hAnsi="Arial"/>
+        <w:rFonts w:ascii="Arial" w:eastAsia="Arial" w:hAnsi="Arial" w:cs="Arial"/>
         <w:color w:val="222222"/>
         <w:sz w:val="22"/>
         <w:szCs w:val="22"/>
+        <w:lang w:val="en-GB" w:eastAsia="en-GB" w:bidi="ar-SA"/>
       </w:rPr>
     </w:rPrDefault>
     <w:pPrDefault/>
   </w:docDefaults>
-  <w:style w:type="paragraph" w:styleId="Title">
-    <w:name w:val="Title"/>
-    <w:basedOn w:val="Normal"/>
-    <w:next w:val="Normal"/>
+  <w:latentStyles w:defLockedState="0" w:defUIPriority="99" w:defSemiHidden="0" w:defUnhideWhenUsed="0" w:defQFormat="0" w:count="376">
+    <w:lsdException w:name="Normal" w:uiPriority="0" w:qFormat="1"/>
+    <w:lsdException w:name="heading 1" w:uiPriority="9" w:qFormat="1"/>
+    <w:lsdException w:name="heading 2" w:semiHidden="1" w:uiPriority="9" w:unhideWhenUsed="1" w:qFormat="1"/>
+    <w:lsdException w:name="heading 3" w:semiHidden="1" w:uiPriority="9" w:unhideWhenUsed="1" w:qFormat="1"/>
+    <w:lsdException w:name="heading 4" w:semiHidden="1" w:uiPriority="9" w:unhideWhenUsed="1" w:qFormat="1"/>
+    <w:lsdException w:name="heading 5" w:semiHidden="1" w:uiPriority="9" w:unhideWhenUsed="1" w:qFormat="1"/>
+    <w:lsdException w:name="heading 6" w:semiHidden="1" w:uiPriority="9" w:unhideWhenUsed="1" w:qFormat="1"/>
+    <w:lsdException w:name="heading 7" w:semiHidden="1" w:uiPriority="9" w:unhideWhenUsed="1" w:qFormat="1"/>
+    <w:lsdException w:name="heading 8" w:semiHidden="1" w:uiPriority="9" w:unhideWhenUsed="1" w:qFormat="1"/>
+    <w:lsdException w:name="heading 9" w:semiHidden="1" w:uiPriority="9" w:unhideWhenUsed="1" w:qFormat="1"/>
+    <w:lsdException w:name="index 1" w:semiHidden="1" w:unhideWhenUsed="1"/>
+    <w:lsdException w:name="index 2" w:semiHidden="1" w:unhideWhenUsed="1"/>
+    <w:lsdException w:name="index 3" w:semiHidden="1" w:unhideWhenUsed="1"/>
+    <w:lsdException w:name="index 4" w:semiHidden="1" w:unhideWhenUsed="1"/>
+    <w:lsdException w:name="index 5" w:semiHidden="1" w:unhideWhenUsed="1"/>
+    <w:lsdException w:name="index 6" w:semiHidden="1" w:unhideWhenUsed="1"/>
+    <w:lsdException w:name="index 7" w:semiHidden="1" w:unhideWhenUsed="1"/>
+    <w:lsdException w:name="index 8" w:semiHidden="1" w:unhideWhenUsed="1"/>
+    <w:lsdException w:name="index 9" w:semiHidden="1" w:unhideWhenUsed="1"/>
+    <w:lsdException w:name="toc 1" w:semiHidden="1" w:uiPriority="39" w:unhideWhenUsed="1"/>
+    <w:lsdException w:name="toc 2" w:semiHidden="1" w:uiPriority="39" w:unhideWhenUsed="1"/>
+    <w:lsdException w:name="toc 3" w:semiHidden="1" w:uiPriority="39" w:unhideWhenUsed="1"/>
+    <w:lsdException w:name="toc 4" w:semiHidden="1" w:uiPriority="39" w:unhideWhenUsed="1"/>
+    <w:lsdException w:name="toc 5" w:semiHidden="1" w:uiPriority="39" w:unhideWhenUsed="1"/>
+    <w:lsdException w:name="toc 6" w:semiHidden="1" w:uiPriority="39" w:unhideWhenUsed="1"/>
+    <w:lsdException w:name="toc 7" w:semiHidden="1" w:uiPriority="39" w:unhideWhenUsed="1"/>
+    <w:lsdException w:name="toc 8" w:semiHidden="1" w:uiPriority="39" w:unhideWhenUsed="1"/>
+    <w:lsdException w:name="toc 9" w:semiHidden="1" w:uiPriority="39" w:unhideWhenUsed="1"/>
+    <w:lsdException w:name="Normal Indent" w:semiHidden="1" w:unhideWhenUsed="1"/>
+    <w:lsdException w:name="footnote text" w:semiHidden="1" w:unhideWhenUsed="1"/>
+    <w:lsdException w:name="annotation text" w:semiHidden="1" w:unhideWhenUsed="1"/>
+    <w:lsdException w:name="header" w:semiHidden="1" w:unhideWhenUsed="1"/>
+    <w:lsdException w:name="footer" w:semiHidden="1" w:unhideWhenUsed="1"/>
+    <w:lsdException w:name="index heading" w:semiHidden="1" w:unhideWhenUsed="1"/>
+    <w:lsdException w:name="caption" w:semiHidden="1" w:uiPriority="35" w:unhideWhenUsed="1" w:qFormat="1"/>
+    <w:lsdException w:name="table of figures" w:semiHidden="1" w:unhideWhenUsed="1"/>
+    <w:lsdException w:name="envelope address" w:semiHidden="1" w:unhideWhenUsed="1"/>
+    <w:lsdException w:name="envelope return" w:semiHidden="1" w:unhideWhenUsed="1"/>
+    <w:lsdException w:name="footnote reference" w:semiHidden="1" w:unhideWhenUsed="1"/>
+    <w:lsdException w:name="annotation reference" w:semiHidden="1" w:unhideWhenUsed="1"/>
+    <w:lsdException w:name="line number" w:semiHidden="1" w:unhideWhenUsed="1"/>
+    <w:lsdException w:name="page number" w:semiHidden="1" w:unhideWhenUsed="1"/>
+    <w:lsdException w:name="endnote reference" w:semiHidden="1" w:unhideWhenUsed="1"/>
+    <w:lsdException w:name="endnote text" w:semiHidden="1" w:unhideWhenUsed="1"/>
+    <w:lsdException w:name="table of authorities" w:semiHidden="1" w:unhideWhenUsed="1"/>
+    <w:lsdException w:name="macro" w:semiHidden="1" w:unhideWhenUsed="1"/>
+    <w:lsdException w:name="toa heading" w:semiHidden="1" w:unhideWhenUsed="1"/>
+    <w:lsdException w:name="List" w:semiHidden="1" w:unhideWhenUsed="1"/>
+    <w:lsdException w:name="List Bullet" w:semiHidden="1" w:unhideWhenUsed="1"/>
+    <w:lsdException w:name="List Number" w:semiHidden="1" w:unhideWhenUsed="1"/>
+    <w:lsdException w:name="List 2" w:semiHidden="1" w:unhideWhenUsed="1"/>
+    <w:lsdException w:name="List 3" w:semiHidden="1" w:unhideWhenUsed="1"/>
+    <w:lsdException w:name="List 4" w:semiHidden="1" w:unhideWhenUsed="1"/>
+    <w:lsdException w:name="List 5" w:semiHidden="1" w:unhideWhenUsed="1"/>
+    <w:lsdException w:name="List Bullet 2" w:semiHidden="1" w:unhideWhenUsed="1"/>
+    <w:lsdException w:name="List Bullet 3" w:semiHidden="1" w:unhideWhenUsed="1"/>
+    <w:lsdException w:name="List Bullet 4" w:semiHidden="1" w:unhideWhenUsed="1"/>
+    <w:lsdException w:name="List Bullet 5" w:semiHidden="1" w:unhideWhenUsed="1"/>
+    <w:lsdException w:name="List Number 2" w:semiHidden="1" w:unhideWhenUsed="1"/>
+    <w:lsdException w:name="List Number 3" w:semiHidden="1" w:unhideWhenUsed="1"/>
+    <w:lsdException w:name="List Number 4" w:semiHidden="1" w:unhideWhenUsed="1"/>
+    <w:lsdException w:name="List Number 5" w:semiHidden="1" w:unhideWhenUsed="1"/>
+    <w:lsdException w:name="Title" w:uiPriority="10" w:qFormat="1"/>
+    <w:lsdException w:name="Closing" w:semiHidden="1" w:unhideWhenUsed="1"/>
+    <w:lsdException w:name="Signature" w:semiHidden="1" w:unhideWhenUsed="1"/>
+    <w:lsdException w:name="Default Paragraph Font" w:semiHidden="1" w:uiPriority="1" w:unhideWhenUsed="1"/>
+    <w:lsdException w:name="Body Text" w:semiHidden="1" w:unhideWhenUsed="1"/>
+    <w:lsdException w:name="Body Text Indent" w:semiHidden="1" w:unhideWhenUsed="1"/>
+    <w:lsdException w:name="List Continue" w:semiHidden="1" w:unhideWhenUsed="1"/>
+    <w:lsdException w:name="List Continue 2" w:semiHidden="1" w:unhideWhenUsed="1"/>
+    <w:lsdException w:name="List Continue 3" w:semiHidden="1" w:unhideWhenUsed="1"/>
+    <w:lsdException w:name="List Continue 4" w:semiHidden="1" w:unhideWhenUsed="1"/>
+    <w:lsdException w:name="List Continue 5" w:semiHidden="1" w:unhideWhenUsed="1"/>
+    <w:lsdException w:name="Message Header" w:semiHidden="1" w:unhideWhenUsed="1"/>
+    <w:lsdException w:name="Subtitle" w:uiPriority="11" w:qFormat="1"/>
+    <w:lsdException w:name="Salutation" w:semiHidden="1" w:unhideWhenUsed="1"/>
+    <w:lsdException w:name="Date" w:semiHidden="1" w:unhideWhenUsed="1"/>
+    <w:lsdException w:name="Body Text First Indent" w:semiHidden="1" w:unhideWhenUsed="1"/>
+    <w:lsdException w:name="Body Text First Indent 2" w:semiHidden="1" w:unhideWhenUsed="1"/>
+    <w:lsdException w:name="Note Heading" w:semiHidden="1" w:unhideWhenUsed="1"/>
+    <w:lsdException w:name="Body Text 2" w:semiHidden="1" w:unhideWhenUsed="1"/>
+    <w:lsdException w:name="Body Text 3" w:semiHidden="1" w:unhideWhenUsed="1"/>
+    <w:lsdException w:name="Body Text Indent 2" w:semiHidden="1" w:unhideWhenUsed="1"/>
+    <w:lsdException w:name="Body Text Indent 3" w:semiHidden="1" w:unhideWhenUsed="1"/>
+    <w:lsdException w:name="Block Text" w:semiHidden="1" w:unhideWhenUsed="1"/>
+    <w:lsdException w:name="Hyperlink" w:semiHidden="1" w:unhideWhenUsed="1"/>
+    <w:lsdException w:name="FollowedHyperlink" w:semiHidden="1" w:unhideWhenUsed="1"/>
+    <w:lsdException w:name="Strong" w:uiPriority="22" w:qFormat="1"/>
+    <w:lsdException w:name="Emphasis" w:uiPriority="20" w:qFormat="1"/>
+    <w:lsdException w:name="Document Map" w:semiHidden="1" w:unhideWhenUsed="1"/>
+    <w:lsdException w:name="Plain Text" w:semiHidden="1" w:unhideWhenUsed="1"/>
+    <w:lsdException w:name="E-mail Signature" w:semiHidden="1" w:unhideWhenUsed="1"/>
+    <w:lsdException w:name="HTML Top of Form" w:semiHidden="1" w:unhideWhenUsed="1"/>
+    <w:lsdException w:name="HTML Bottom of Form" w:semiHidden="1" w:unhideWhenUsed="1"/>
+    <w:lsdException w:name="Normal (Web)" w:semiHidden="1" w:unhideWhenUsed="1"/>
+    <w:lsdException w:name="HTML Acronym" w:semiHidden="1" w:unhideWhenUsed="1"/>
+    <w:lsdException w:name="HTML Address" w:semiHidden="1" w:unhideWhenUsed="1"/>
+    <w:lsdException w:name="HTML Cite" w:semiHidden="1" w:unhideWhenUsed="1"/>
+    <w:lsdException w:name="HTML Code" w:semiHidden="1" w:unhideWhenUsed="1"/>
+    <w:lsdException w:name="HTML Definition" w:semiHidden="1" w:unhideWhenUsed="1"/>
+    <w:lsdException w:name="HTML Keyboard" w:semiHidden="1" w:unhideWhenUsed="1"/>
+    <w:lsdException w:name="HTML Preformatted" w:semiHidden="1" w:unhideWhenUsed="1"/>
+    <w:lsdException w:name="HTML Sample" w:semiHidden="1" w:unhideWhenUsed="1"/>
+    <w:lsdException w:name="HTML Typewriter" w:semiHidden="1" w:unhideWhenUsed="1"/>
+    <w:lsdException w:name="HTML Variable" w:semiHidden="1" w:unhideWhenUsed="1"/>
+    <w:lsdException w:name="Normal Table" w:semiHidden="1" w:unhideWhenUsed="1"/>
+    <w:lsdException w:name="annotation subject" w:semiHidden="1" w:unhideWhenUsed="1"/>
+    <w:lsdException w:name="No List" w:semiHidden="1" w:unhideWhenUsed="1"/>
+    <w:lsdException w:name="Outline List 1" w:semiHidden="1" w:unhideWhenUsed="1"/>
+    <w:lsdException w:name="Outline List 2" w:semiHidden="1" w:unhideWhenUsed="1"/>
+    <w:lsdException w:name="Outline List 3" w:semiHidden="1" w:unhideWhenUsed="1"/>
+    <w:lsdException w:name="Table Simple 1" w:semiHidden="1" w:unhideWhenUsed="1"/>
+    <w:lsdException w:name="Table Simple 2" w:semiHidden="1" w:unhideWhenUsed="1"/>
+    <w:lsdException w:name="Table Simple 3" w:semiHidden="1" w:unhideWhenUsed="1"/>
+    <w:lsdException w:name="Table Classic 1" w:semiHidden="1" w:unhideWhenUsed="1"/>
+    <w:lsdException w:name="Table Classic 2" w:semiHidden="1" w:unhideWhenUsed="1"/>
+    <w:lsdException w:name="Table Classic 3" w:semiHidden="1" w:unhideWhenUsed="1"/>
+    <w:lsdException w:name="Table Classic 4" w:semiHidden="1" w:unhideWhenUsed="1"/>
+    <w:lsdException w:name="Table Colorful 1" w:semiHidden="1" w:unhideWhenUsed="1"/>
+    <w:lsdException w:name="Table Colorful 2" w:semiHidden="1" w:unhideWhenUsed="1"/>
+    <w:lsdException w:name="Table Colorful 3" w:semiHidden="1" w:unhideWhenUsed="1"/>
+    <w:lsdException w:name="Table Columns 1" w:semiHidden="1" w:unhideWhenUsed="1"/>
+    <w:lsdException w:name="Table Columns 2" w:semiHidden="1" w:unhideWhenUsed="1"/>
+    <w:lsdException w:name="Table Columns 3" w:semiHidden="1" w:unhideWhenUsed="1"/>
+    <w:lsdException w:name="Table Columns 4" w:semiHidden="1" w:unhideWhenUsed="1"/>
+    <w:lsdException w:name="Table Columns 5" w:semiHidden="1" w:unhideWhenUsed="1"/>
+    <w:lsdException w:name="Table Grid 1" w:semiHidden="1" w:unhideWhenUsed="1"/>
+    <w:lsdException w:name="Table Grid 2" w:semiHidden="1" w:unhideWhenUsed="1"/>
+    <w:lsdException w:name="Table Grid 3" w:semiHidden="1" w:unhideWhenUsed="1"/>
+    <w:lsdException w:name="Table Grid 4" w:semiHidden="1" w:unhideWhenUsed="1"/>
+    <w:lsdException w:name="Table Grid 5" w:semiHidden="1" w:unhideWhenUsed="1"/>
+    <w:lsdException w:name="Table Grid 6" w:semiHidden="1" w:unhideWhenUsed="1"/>
+    <w:lsdException w:name="Table Grid 7" w:semiHidden="1" w:unhideWhenUsed="1"/>
+    <w:lsdException w:name="Table Grid 8" w:semiHidden="1" w:unhideWhenUsed="1"/>
+    <w:lsdException w:name="Table List 1" w:semiHidden="1" w:unhideWhenUsed="1"/>
+    <w:lsdException w:name="Table List 2" w:semiHidden="1" w:unhideWhenUsed="1"/>
+    <w:lsdException w:name="Table List 3" w:semiHidden="1" w:unhideWhenUsed="1"/>
+    <w:lsdException w:name="Table List 4" w:semiHidden="1" w:unhideWhenUsed="1"/>
+    <w:lsdException w:name="Table List 5" w:semiHidden="1" w:unhideWhenUsed="1"/>
+    <w:lsdException w:name="Table List 6" w:semiHidden="1" w:unhideWhenUsed="1"/>
+    <w:lsdException w:name="Table List 7" w:semiHidden="1" w:unhideWhenUsed="1"/>
+    <w:lsdException w:name="Table List 8" w:semiHidden="1" w:unhideWhenUsed="1"/>
+    <w:lsdException w:name="Table 3D effects 1" w:semiHidden="1" w:unhideWhenUsed="1"/>
+    <w:lsdException w:name="Table 3D effects 2" w:semiHidden="1" w:unhideWhenUsed="1"/>
+    <w:lsdException w:name="Table 3D effects 3" w:semiHidden="1" w:unhideWhenUsed="1"/>
+    <w:lsdException w:name="Table Contemporary" w:semiHidden="1" w:unhideWhenUsed="1"/>
+    <w:lsdException w:name="Table Elegant" w:semiHidden="1" w:unhideWhenUsed="1"/>
+    <w:lsdException w:name="Table Professional" w:semiHidden="1" w:unhideWhenUsed="1"/>
+    <w:lsdException w:name="Table Subtle 1" w:semiHidden="1" w:unhideWhenUsed="1"/>
+    <w:lsdException w:name="Table Subtle 2" w:semiHidden="1" w:unhideWhenUsed="1"/>
+    <w:lsdException w:name="Table Web 1" w:semiHidden="1" w:unhideWhenUsed="1"/>
+    <w:lsdException w:name="Table Web 2" w:semiHidden="1" w:unhideWhenUsed="1"/>
+    <w:lsdException w:name="Table Web 3" w:semiHidden="1" w:unhideWhenUsed="1"/>
+    <w:lsdException w:name="Balloon Text" w:semiHidden="1" w:unhideWhenUsed="1"/>
+    <w:lsdException w:name="Table Grid" w:uiPriority="39"/>
+    <w:lsdException w:name="Table Theme" w:semiHidden="1" w:unhideWhenUsed="1"/>
+    <w:lsdException w:name="Placeholder Text" w:semiHidden="1"/>
+    <w:lsdException w:name="No Spacing" w:uiPriority="1" w:qFormat="1"/>
+    <w:lsdException w:name="Light Shading" w:uiPriority="60"/>
+    <w:lsdException w:name="Light List" w:uiPriority="61"/>
+    <w:lsdException w:name="Light Grid" w:uiPriority="62"/>
+    <w:lsdException w:name="Medium Shading 1" w:uiPriority="63"/>
+    <w:lsdException w:name="Medium Shading 2" w:uiPriority="64"/>
+    <w:lsdException w:name="Medium List 1" w:uiPriority="65"/>
+    <w:lsdException w:name="Medium List 2" w:uiPriority="66"/>
+    <w:lsdException w:name="Medium Grid 1" w:uiPriority="67"/>
+    <w:lsdException w:name="Medium Grid 2" w:uiPriority="68"/>
+    <w:lsdException w:name="Medium Grid 3" w:uiPriority="69"/>
+    <w:lsdException w:name="Dark List" w:uiPriority="70"/>
+    <w:lsdException w:name="Colorful Shading" w:uiPriority="71"/>
+    <w:lsdException w:name="Colorful List" w:uiPriority="72"/>
+    <w:lsdException w:name="Colorful Grid" w:uiPriority="73"/>
+    <w:lsdException w:name="Light Shading Accent 1" w:uiPriority="60"/>
+    <w:lsdException w:name="Light List Accent 1" w:uiPriority="61"/>
+    <w:lsdException w:name="Light Grid Accent 1" w:uiPriority="62"/>
+    <w:lsdException w:name="Medium Shading 1 Accent 1" w:uiPriority="63"/>
+    <w:lsdException w:name="Medium Shading 2 Accent 1" w:uiPriority="64"/>
+    <w:lsdException w:name="Medium List 1 Accent 1" w:uiPriority="65"/>
+    <w:lsdException w:name="Revision" w:semiHidden="1"/>
+    <w:lsdException w:name="List Paragraph" w:uiPriority="34" w:qFormat="1"/>
+    <w:lsdException w:name="Quote" w:uiPriority="29" w:qFormat="1"/>
+    <w:lsdException w:name="Intense Quote" w:uiPriority="30" w:qFormat="1"/>
+    <w:lsdException w:name="Medium List 2 Accent 1" w:uiPriority="66"/>
+    <w:lsdException w:name="Medium Grid 1 Accent 1" w:uiPriority="67"/>
+    <w:lsdException w:name="Medium Grid 2 Accent 1" w:uiPriority="68"/>
+    <w:lsdException w:name="Medium Grid 3 Accent 1" w:uiPriority="69"/>
+    <w:lsdException w:name="Dark List Accent 1" w:uiPriority="70"/>
+    <w:lsdException w:name="Colorful Shading Accent 1" w:uiPriority="71"/>
+    <w:lsdException w:name="Colorful List Accent 1" w:uiPriority="72"/>
+    <w:lsdException w:name="Colorful Grid Accent 1" w:uiPriority="73"/>
+    <w:lsdException w:name="Light Shading Accent 2" w:uiPriority="60"/>
+    <w:lsdException w:name="Light List Accent 2" w:uiPriority="61"/>
+    <w:lsdException w:name="Light Grid Accent 2" w:uiPriority="62"/>
+    <w:lsdException w:name="Medium Shading 1 Accent 2" w:uiPriority="63"/>
+    <w:lsdException w:name="Medium Shading 2 Accent 2" w:uiPriority="64"/>
+    <w:lsdException w:name="Medium List 1 Accent 2" w:uiPriority="65"/>
+    <w:lsdException w:name="Medium List 2 Accent 2" w:uiPriority="66"/>
+    <w:lsdException w:name="Medium Grid 1 Accent 2" w:uiPriority="67"/>
+    <w:lsdException w:name="Medium Grid 2 Accent 2" w:uiPriority="68"/>
+    <w:lsdException w:name="Medium Grid 3 Accent 2" w:uiPriority="69"/>
+    <w:lsdException w:name="Dark List Accent 2" w:uiPriority="70"/>
+    <w:lsdException w:name="Colorful Shading Accent 2" w:uiPriority="71"/>
+    <w:lsdException w:name="Colorful List Accent 2" w:uiPriority="72"/>
+    <w:lsdException w:name="Colorful Grid Accent 2" w:uiPriority="73"/>
+    <w:lsdException w:name="Light Shading Accent 3" w:uiPriority="60"/>
+    <w:lsdException w:name="Light List Accent 3" w:uiPriority="61"/>
+    <w:lsdException w:name="Light Grid Accent 3" w:uiPriority="62"/>
+    <w:lsdException w:name="Medium Shading 1 Accent 3" w:uiPriority="63"/>
+    <w:lsdException w:name="Medium Shading 2 Accent 3" w:uiPriority="64"/>
+    <w:lsdException w:name="Medium List 1 Accent 3" w:uiPriority="65"/>
+    <w:lsdException w:name="Medium List 2 Accent 3" w:uiPriority="66"/>
+    <w:lsdException w:name="Medium Grid 1 Accent 3" w:uiPriority="67"/>
+    <w:lsdException w:name="Medium Grid 2 Accent 3" w:uiPriority="68"/>
+    <w:lsdException w:name="Medium Grid 3 Accent 3" w:uiPriority="69"/>
+    <w:lsdException w:name="Dark List Accent 3" w:uiPriority="70"/>
+    <w:lsdException w:name="Colorful Shading Accent 3" w:uiPriority="71"/>
+    <w:lsdException w:name="Colorful List Accent 3" w:uiPriority="72"/>
+    <w:lsdException w:name="Colorful Grid Accent 3" w:uiPriority="73"/>
+    <w:lsdException w:name="Light Shading Accent 4" w:uiPriority="60"/>
+    <w:lsdException w:name="Light List Accent 4" w:uiPriority="61"/>
+    <w:lsdException w:name="Light Grid Accent 4" w:uiPriority="62"/>
+    <w:lsdException w:name="Medium Shading 1 Accent 4" w:uiPriority="63"/>
+    <w:lsdException w:name="Medium Shading 2 Accent 4" w:uiPriority="64"/>
+    <w:lsdException w:name="Medium List 1 Accent 4" w:uiPriority="65"/>
+    <w:lsdException w:name="Medium List 2 Accent 4" w:uiPriority="66"/>
+    <w:lsdException w:name="Medium Grid 1 Accent 4" w:uiPriority="67"/>
+    <w:lsdException w:name="Medium Grid 2 Accent 4" w:uiPriority="68"/>
+    <w:lsdException w:name="Medium Grid 3 Accent 4" w:uiPriority="69"/>
+    <w:lsdException w:name="Dark List Accent 4" w:uiPriority="70"/>
+    <w:lsdException w:name="Colorful Shading Accent 4" w:uiPriority="71"/>
+    <w:lsdException w:name="Colorful List Accent 4" w:uiPriority="72"/>
+    <w:lsdException w:name="Colorful Grid Accent 4" w:uiPriority="73"/>
+    <w:lsdException w:name="Light Shading Accent 5" w:uiPriority="60"/>
+    <w:lsdException w:name="Light List Accent 5" w:uiPriority="61"/>
+    <w:lsdException w:name="Light Grid Accent 5" w:uiPriority="62"/>
+    <w:lsdException w:name="Medium Shading 1 Accent 5" w:uiPriority="63"/>
+    <w:lsdException w:name="Medium Shading 2 Accent 5" w:uiPriority="64"/>
+    <w:lsdException w:name="Medium List 1 Accent 5" w:uiPriority="65"/>
+    <w:lsdException w:name="Medium List 2 Accent 5" w:uiPriority="66"/>
+    <w:lsdException w:name="Medium Grid 1 Accent 5" w:uiPriority="67"/>
+    <w:lsdException w:name="Medium Grid 2 Accent 5" w:uiPriority="68"/>
+    <w:lsdException w:name="Medium Grid 3 Accent 5" w:uiPriority="69"/>
+    <w:lsdException w:name="Dark List Accent 5" w:uiPriority="70"/>
+    <w:lsdException w:name="Colorful Shading Accent 5" w:uiPriority="71"/>
+    <w:lsdException w:name="Colorful List Accent 5" w:uiPriority="72"/>
+    <w:lsdException w:name="Colorful Grid Accent 5" w:uiPriority="73"/>
+    <w:lsdException w:name="Light Shading Accent 6" w:uiPriority="60"/>
+    <w:lsdException w:name="Light List Accent 6" w:uiPriority="61"/>
+    <w:lsdException w:name="Light Grid Accent 6" w:uiPriority="62"/>
+    <w:lsdException w:name="Medium Shading 1 Accent 6" w:uiPriority="63"/>
+    <w:lsdException w:name="Medium Shading 2 Accent 6" w:uiPriority="64"/>
+    <w:lsdException w:name="Medium List 1 Accent 6" w:uiPriority="65"/>
+    <w:lsdException w:name="Medium List 2 Accent 6" w:uiPriority="66"/>
+    <w:lsdException w:name="Medium Grid 1 Accent 6" w:uiPriority="67"/>
+    <w:lsdException w:name="Medium Grid 2 Accent 6" w:uiPriority="68"/>
+    <w:lsdException w:name="Medium Grid 3 Accent 6" w:uiPriority="69"/>
+    <w:lsdException w:name="Dark List Accent 6" w:uiPriority="70"/>
+    <w:lsdException w:name="Colorful Shading Accent 6" w:uiPriority="71"/>
+    <w:lsdException w:name="Colorful List Accent 6" w:uiPriority="72"/>
+    <w:lsdException w:name="Colorful Grid Accent 6" w:uiPriority="73"/>
+    <w:lsdException w:name="Subtle Emphasis" w:uiPriority="19" w:qFormat="1"/>
+    <w:lsdException w:name="Intense Emphasis" w:uiPriority="21" w:qFormat="1"/>
+    <w:lsdException w:name="Subtle Reference" w:uiPriority="31" w:qFormat="1"/>
+    <w:lsdException w:name="Intense Reference" w:uiPriority="32" w:qFormat="1"/>
+    <w:lsdException w:name="Book Title" w:uiPriority="33" w:qFormat="1"/>
+    <w:lsdException w:name="Bibliography" w:semiHidden="1" w:uiPriority="37" w:unhideWhenUsed="1"/>
+    <w:lsdException w:name="TOC Heading" w:semiHidden="1" w:uiPriority="39" w:unhideWhenUsed="1" w:qFormat="1"/>
+    <w:lsdException w:name="Plain Table 1" w:uiPriority="41"/>
+    <w:lsdException w:name="Plain Table 2" w:uiPriority="42"/>
+    <w:lsdException w:name="Plain Table 3" w:uiPriority="43"/>
+    <w:lsdException w:name="Plain Table 4" w:uiPriority="44"/>
+    <w:lsdException w:name="Plain Table 5" w:uiPriority="45"/>
+    <w:lsdException w:name="Grid Table Light" w:uiPriority="40"/>
+    <w:lsdException w:name="Grid Table 1 Light" w:uiPriority="46"/>
+    <w:lsdException w:name="Grid Table 2" w:uiPriority="47"/>
+    <w:lsdException w:name="Grid Table 3" w:uiPriority="48"/>
+    <w:lsdException w:name="Grid Table 4" w:uiPriority="49"/>
+    <w:lsdException w:name="Grid Table 5 Dark" w:uiPriority="50"/>
+    <w:lsdException w:name="Grid Table 6 Colorful" w:uiPriority="51"/>
+    <w:lsdException w:name="Grid Table 7 Colorful" w:uiPriority="52"/>
+    <w:lsdException w:name="Grid Table 1 Light Accent 1" w:uiPriority="46"/>
+    <w:lsdException w:name="Grid Table 2 Accent 1" w:uiPriority="47"/>
+    <w:lsdException w:name="Grid Table 3 Accent 1" w:uiPriority="48"/>
+    <w:lsdException w:name="Grid Table 4 Accent 1" w:uiPriority="49"/>
+    <w:lsdException w:name="Grid Table 5 Dark Accent 1" w:uiPriority="50"/>
+    <w:lsdException w:name="Grid Table 6 Colorful Accent 1" w:uiPriority="51"/>
+    <w:lsdException w:name="Grid Table 7 Colorful Accent 1" w:uiPriority="52"/>
+    <w:lsdException w:name="Grid Table 1 Light Accent 2" w:uiPriority="46"/>
+    <w:lsdException w:name="Grid Table 2 Accent 2" w:uiPriority="47"/>
+    <w:lsdException w:name="Grid Table 3 Accent 2" w:uiPriority="48"/>
+    <w:lsdException w:name="Grid Table 4 Accent 2" w:uiPriority="49"/>
+    <w:lsdException w:name="Grid Table 5 Dark Accent 2" w:uiPriority="50"/>
+    <w:lsdException w:name="Grid Table 6 Colorful Accent 2" w:uiPriority="51"/>
+    <w:lsdException w:name="Grid Table 7 Colorful Accent 2" w:uiPriority="52"/>
+    <w:lsdException w:name="Grid Table 1 Light Accent 3" w:uiPriority="46"/>
+    <w:lsdException w:name="Grid Table 2 Accent 3" w:uiPriority="47"/>
+    <w:lsdException w:name="Grid Table 3 Accent 3" w:uiPriority="48"/>
+    <w:lsdException w:name="Grid Table 4 Accent 3" w:uiPriority="49"/>
+    <w:lsdException w:name="Grid Table 5 Dark Accent 3" w:uiPriority="50"/>
+    <w:lsdException w:name="Grid Table 6 Colorful Accent 3" w:uiPriority="51"/>
+    <w:lsdException w:name="Grid Table 7 Colorful Accent 3" w:uiPriority="52"/>
+    <w:lsdException w:name="Grid Table 1 Light Accent 4" w:uiPriority="46"/>
+    <w:lsdException w:name="Grid Table 2 Accent 4" w:uiPriority="47"/>
+    <w:lsdException w:name="Grid Table 3 Accent 4" w:uiPriority="48"/>
+    <w:lsdException w:name="Grid Table 4 Accent 4" w:uiPriority="49"/>
+    <w:lsdException w:name="Grid Table 5 Dark Accent 4" w:uiPriority="50"/>
+    <w:lsdException w:name="Grid Table 6 Colorful Accent 4" w:uiPriority="51"/>
+    <w:lsdException w:name="Grid Table 7 Colorful Accent 4" w:uiPriority="52"/>
+    <w:lsdException w:name="Grid Table 1 Light Accent 5" w:uiPriority="46"/>
+    <w:lsdException w:name="Grid Table 2 Accent 5" w:uiPriority="47"/>
+    <w:lsdException w:name="Grid Table 3 Accent 5" w:uiPriority="48"/>
+    <w:lsdException w:name="Grid Table 4 Accent 5" w:uiPriority="49"/>
+    <w:lsdException w:name="Grid Table 5 Dark Accent 5" w:uiPriority="50"/>
+    <w:lsdException w:name="Grid Table 6 Colorful Accent 5" w:uiPriority="51"/>
+    <w:lsdException w:name="Grid Table 7 Colorful Accent 5" w:uiPriority="52"/>
+    <w:lsdException w:name="Grid Table 1 Light Accent 6" w:uiPriority="46"/>
+    <w:lsdException w:name="Grid Table 2 Accent 6" w:uiPriority="47"/>
+    <w:lsdException w:name="Grid Table 3 Accent 6" w:uiPriority="48"/>
+    <w:lsdException w:name="Grid Table 4 Accent 6" w:uiPriority="49"/>
+    <w:lsdException w:name="Grid Table 5 Dark Accent 6" w:uiPriority="50"/>
+    <w:lsdException w:name="Grid Table 6 Colorful Accent 6" w:uiPriority="51"/>
+    <w:lsdException w:name="Grid Table 7 Colorful Accent 6" w:uiPriority="52"/>
+    <w:lsdException w:name="List Table 1 Light" w:uiPriority="46"/>
+    <w:lsdException w:name="List Table 2" w:uiPriority="47"/>
+    <w:lsdException w:name="List Table 3" w:uiPriority="48"/>
+    <w:lsdException w:name="List Table 4" w:uiPriority="49"/>
+    <w:lsdException w:name="List Table 5 Dark" w:uiPriority="50"/>
+    <w:lsdException w:name="List Table 6 Colorful" w:uiPriority="51"/>
+    <w:lsdException w:name="List Table 7 Colorful" w:uiPriority="52"/>
+    <w:lsdException w:name="List Table 1 Light Accent 1" w:uiPriority="46"/>
+    <w:lsdException w:name="List Table 2 Accent 1" w:uiPriority="47"/>
+    <w:lsdException w:name="List Table 3 Accent 1" w:uiPriority="48"/>
+    <w:lsdException w:name="List Table 4 Accent 1" w:uiPriority="49"/>
+    <w:lsdException w:name="List Table 5 Dark Accent 1" w:uiPriority="50"/>
+    <w:lsdException w:name="List Table 6 Colorful Accent 1" w:uiPriority="51"/>
+    <w:lsdException w:name="List Table 7 Colorful Accent 1" w:uiPriority="52"/>
+    <w:lsdException w:name="List Table 1 Light Accent 2" w:uiPriority="46"/>
+    <w:lsdException w:name="List Table 2 Accent 2" w:uiPriority="47"/>
+    <w:lsdException w:name="List Table 3 Accent 2" w:uiPriority="48"/>
+    <w:lsdException w:name="List Table 4 Accent 2" w:uiPriority="49"/>
+    <w:lsdException w:name="List Table 5 Dark Accent 2" w:uiPriority="50"/>
+    <w:lsdException w:name="List Table 6 Colorful Accent 2" w:uiPriority="51"/>
+    <w:lsdException w:name="List Table 7 Colorful Accent 2" w:uiPriority="52"/>
+    <w:lsdException w:name="List Table 1 Light Accent 3" w:uiPriority="46"/>
+    <w:lsdException w:name="List Table 2 Accent 3" w:uiPriority="47"/>
+    <w:lsdException w:name="List Table 3 Accent 3" w:uiPriority="48"/>
+    <w:lsdException w:name="List Table 4 Accent 3" w:uiPriority="49"/>
+    <w:lsdException w:name="List Table 5 Dark Accent 3" w:uiPriority="50"/>
+    <w:lsdException w:name="List Table 6 Colorful Accent 3" w:uiPriority="51"/>
+    <w:lsdException w:name="List Table 7 Colorful Accent 3" w:uiPriority="52"/>
+    <w:lsdException w:name="List Table 1 Light Accent 4" w:uiPriority="46"/>
+    <w:lsdException w:name="List Table 2 Accent 4" w:uiPriority="47"/>
+    <w:lsdException w:name="List Table 3 Accent 4" w:uiPriority="48"/>
+    <w:lsdException w:name="List Table 4 Accent 4" w:uiPriority="49"/>
+    <w:lsdException w:name="List Table 5 Dark Accent 4" w:uiPriority="50"/>
+    <w:lsdException w:name="List Table 6 Colorful Accent 4" w:uiPriority="51"/>
+    <w:lsdException w:name="List Table 7 Colorful Accent 4" w:uiPriority="52"/>
+    <w:lsdException w:name="List Table 1 Light Accent 5" w:uiPriority="46"/>
+    <w:lsdException w:name="List Table 2 Accent 5" w:uiPriority="47"/>
+    <w:lsdException w:name="List Table 3 Accent 5" w:uiPriority="48"/>
+    <w:lsdException w:name="List Table 4 Accent 5" w:uiPriority="49"/>
+    <w:lsdException w:name="List Table 5 Dark Accent 5" w:uiPriority="50"/>
+    <w:lsdException w:name="List Table 6 Colorful Accent 5" w:uiPriority="51"/>
+    <w:lsdException w:name="List Table 7 Colorful Accent 5" w:uiPriority="52"/>
+    <w:lsdException w:name="List Table 1 Light Accent 6" w:uiPriority="46"/>
+    <w:lsdException w:name="List Table 2 Accent 6" w:uiPriority="47"/>
+    <w:lsdException w:name="List Table 3 Accent 6" w:uiPriority="48"/>
+    <w:lsdException w:name="List Table 4 Accent 6" w:uiPriority="49"/>
+    <w:lsdException w:name="List Table 5 Dark Accent 6" w:uiPriority="50"/>
+    <w:lsdException w:name="List Table 6 Colorful Accent 6" w:uiPriority="51"/>
+    <w:lsdException w:name="List Table 7 Colorful Accent 6" w:uiPriority="52"/>
+    <w:lsdException w:name="Mention" w:semiHidden="1" w:unhideWhenUsed="1"/>
+    <w:lsdException w:name="Smart Hyperlink" w:semiHidden="1" w:unhideWhenUsed="1"/>
+    <w:lsdException w:name="Hashtag" w:semiHidden="1" w:unhideWhenUsed="1"/>
+    <w:lsdException w:name="Unresolved Mention" w:semiHidden="1" w:unhideWhenUsed="1"/>
+    <w:lsdException w:name="Smart Link" w:semiHidden="1" w:unhideWhenUsed="1"/>
+  </w:latentStyles>
+  <w:style w:type="paragraph" w:default="1" w:styleId="Normal">
+    <w:name w:val="Normal"/>
     <w:qFormat/>
-    <w:rPr>
-      <w:sz w:val="56"/>
-      <w:szCs w:val="56"/>
-    </w:rPr>
   </w:style>
   <w:style w:type="paragraph" w:styleId="Heading1">
-    <w:name w:val="Heading 1"/>
-    <w:basedOn w:val="Normal"/>
-    <w:next w:val="Normal"/>
+    <w:name w:val="heading 1"/>
+    <w:uiPriority w:val="9"/>
     <w:qFormat/>
+    <w:pPr>
+      <w:spacing w:before="320" w:after="140"/>
+      <w:outlineLvl w:val="0"/>
+    </w:pPr>
     <w:rPr>
-      <w:color w:val="2E74B5"/>
-      <w:sz w:val="32"/>
-      <w:szCs w:val="32"/>
+      <w:b/>
+      <w:bCs/>
+      <w:color w:val="1F3A5F"/>
+      <w:sz w:val="30"/>
+      <w:szCs w:val="30"/>
     </w:rPr>
   </w:style>
   <w:style w:type="paragraph" w:styleId="Heading2">
-    <w:name w:val="Heading 2"/>
-    <w:basedOn w:val="Normal"/>
-    <w:next w:val="Normal"/>
+    <w:name w:val="heading 2"/>
+    <w:uiPriority w:val="9"/>
+    <w:semiHidden/>
+    <w:unhideWhenUsed/>
     <w:qFormat/>
+    <w:pPr>
+      <w:spacing w:before="200" w:after="100"/>
+      <w:outlineLvl w:val="1"/>
+    </w:pPr>
     <w:rPr>
-      <w:color w:val="2E74B5"/>
-      <w:sz w:val="26"/>
-      <w:szCs w:val="26"/>
+      <w:b/>
+      <w:bCs/>
+      <w:color w:val="2E75B6"/>
+      <w:sz w:val="24"/>
+      <w:szCs w:val="24"/>
     </w:rPr>
   </w:style>
   <w:style w:type="paragraph" w:styleId="Heading3">
-    <w:name w:val="Heading 3"/>
-    <w:basedOn w:val="Normal"/>
-    <w:next w:val="Normal"/>
+    <w:name w:val="heading 3"/>
+    <w:uiPriority w:val="9"/>
+    <w:semiHidden/>
+    <w:unhideWhenUsed/>
     <w:qFormat/>
+    <w:pPr>
+      <w:outlineLvl w:val="2"/>
+    </w:pPr>
     <w:rPr>
       <w:color w:val="1F4D78"/>
       <w:sz w:val="24"/>
@@ -1283,10 +1673,14 @@
     </w:rPr>
   </w:style>
   <w:style w:type="paragraph" w:styleId="Heading4">
-    <w:name w:val="Heading 4"/>
-    <w:basedOn w:val="Normal"/>
-    <w:next w:val="Normal"/>
+    <w:name w:val="heading 4"/>
+    <w:uiPriority w:val="9"/>
+    <w:semiHidden/>
+    <w:unhideWhenUsed/>
     <w:qFormat/>
+    <w:pPr>
+      <w:outlineLvl w:val="3"/>
+    </w:pPr>
     <w:rPr>
       <w:i/>
       <w:iCs/>
@@ -1294,27 +1688,75 @@
     </w:rPr>
   </w:style>
   <w:style w:type="paragraph" w:styleId="Heading5">
-    <w:name w:val="Heading 5"/>
-    <w:basedOn w:val="Normal"/>
-    <w:next w:val="Normal"/>
+    <w:name w:val="heading 5"/>
+    <w:uiPriority w:val="9"/>
+    <w:semiHidden/>
+    <w:unhideWhenUsed/>
     <w:qFormat/>
+    <w:pPr>
+      <w:outlineLvl w:val="4"/>
+    </w:pPr>
     <w:rPr>
       <w:color w:val="2E74B5"/>
     </w:rPr>
   </w:style>
   <w:style w:type="paragraph" w:styleId="Heading6">
-    <w:name w:val="Heading 6"/>
-    <w:basedOn w:val="Normal"/>
-    <w:next w:val="Normal"/>
+    <w:name w:val="heading 6"/>
+    <w:uiPriority w:val="9"/>
+    <w:semiHidden/>
+    <w:unhideWhenUsed/>
     <w:qFormat/>
+    <w:pPr>
+      <w:outlineLvl w:val="5"/>
+    </w:pPr>
     <w:rPr>
       <w:color w:val="1F4D78"/>
     </w:rPr>
   </w:style>
-  <w:style w:type="paragraph" w:styleId="Strong">
-    <w:name w:val="Strong"/>
-    <w:basedOn w:val="Normal"/>
-    <w:next w:val="Normal"/>
+  <w:style w:type="character" w:default="1" w:styleId="DefaultParagraphFont">
+    <w:name w:val="Default Paragraph Font"/>
+    <w:uiPriority w:val="1"/>
+    <w:semiHidden/>
+    <w:unhideWhenUsed/>
+  </w:style>
+  <w:style w:type="table" w:default="1" w:styleId="TableNormal">
+    <w:name w:val="Normal Table"/>
+    <w:uiPriority w:val="99"/>
+    <w:semiHidden/>
+    <w:unhideWhenUsed/>
+    <w:tblPr>
+      <w:tblInd w:w="0" w:type="dxa"/>
+      <w:tblCellMar>
+        <w:top w:w="0" w:type="dxa"/>
+        <w:left w:w="108" w:type="dxa"/>
+        <w:bottom w:w="0" w:type="dxa"/>
+        <w:right w:w="108" w:type="dxa"/>
+      </w:tblCellMar>
+    </w:tblPr>
+  </w:style>
+  <w:style w:type="numbering" w:default="1" w:styleId="NoList">
+    <w:name w:val="No List"/>
+    <w:uiPriority w:val="99"/>
+    <w:semiHidden/>
+    <w:unhideWhenUsed/>
+  </w:style>
+  <w:style w:type="paragraph" w:styleId="Title">
+    <w:name w:val="Title"/>
+    <w:uiPriority w:val="10"/>
+    <w:qFormat/>
+    <w:pPr>
+      <w:spacing w:after="80"/>
+    </w:pPr>
+    <w:rPr>
+      <w:b/>
+      <w:bCs/>
+      <w:color w:val="1F3A5F"/>
+      <w:sz w:val="44"/>
+      <w:szCs w:val="44"/>
+    </w:rPr>
+  </w:style>
+  <w:style w:type="paragraph" w:customStyle="1" w:styleId="Strong1">
+    <w:name w:val="Strong1"/>
     <w:qFormat/>
     <w:rPr>
       <w:b/>
@@ -1323,12 +1765,10 @@
   </w:style>
   <w:style w:type="paragraph" w:styleId="ListParagraph">
     <w:name w:val="List Paragraph"/>
-    <w:basedOn w:val="Normal"/>
     <w:qFormat/>
   </w:style>
   <w:style w:type="character" w:styleId="Hyperlink">
     <w:name w:val="Hyperlink"/>
-    <w:basedOn w:val="DefaultParagraphFont"/>
     <w:uiPriority w:val="99"/>
     <w:unhideWhenUsed/>
     <w:rPr>
@@ -1338,7 +1778,6 @@
   </w:style>
   <w:style w:type="character" w:styleId="FootnoteReference">
     <w:name w:val="footnote reference"/>
-    <w:basedOn w:val="DefaultParagraphFont"/>
     <w:uiPriority w:val="99"/>
     <w:semiHidden/>
     <w:unhideWhenUsed/>
@@ -1348,22 +1787,17 @@
   </w:style>
   <w:style w:type="paragraph" w:styleId="FootnoteText">
     <w:name w:val="footnote text"/>
-    <w:basedOn w:val="Normal"/>
     <w:link w:val="FootnoteTextChar"/>
     <w:uiPriority w:val="99"/>
     <w:semiHidden/>
     <w:unhideWhenUsed/>
-    <w:pPr>
-      <w:spacing w:after="0" w:line="240" w:lineRule="auto"/>
-    </w:pPr>
     <w:rPr>
       <w:sz w:val="20"/>
       <w:szCs w:val="20"/>
     </w:rPr>
   </w:style>
-  <w:style w:type="character" w:styleId="FootnoteTextChar">
+  <w:style w:type="character" w:customStyle="1" w:styleId="FootnoteTextChar">
     <w:name w:val="Footnote Text Char"/>
-    <w:basedOn w:val="DefaultParagraphFont"/>
     <w:link w:val="FootnoteText"/>
     <w:uiPriority w:val="99"/>
     <w:semiHidden/>
@@ -1375,7 +1809,6 @@
   </w:style>
   <w:style w:type="character" w:styleId="EndnoteReference">
     <w:name w:val="endnote reference"/>
-    <w:basedOn w:val="DefaultParagraphFont"/>
     <w:uiPriority w:val="99"/>
     <w:semiHidden/>
     <w:unhideWhenUsed/>
@@ -1385,22 +1818,17 @@
   </w:style>
   <w:style w:type="paragraph" w:styleId="EndnoteText">
     <w:name w:val="endnote text"/>
-    <w:basedOn w:val="Normal"/>
     <w:link w:val="EndnoteTextChar"/>
     <w:uiPriority w:val="99"/>
     <w:semiHidden/>
     <w:unhideWhenUsed/>
-    <w:pPr>
-      <w:spacing w:after="0" w:line="240" w:lineRule="auto"/>
-    </w:pPr>
     <w:rPr>
       <w:sz w:val="20"/>
       <w:szCs w:val="20"/>
     </w:rPr>
   </w:style>
-  <w:style w:type="character" w:styleId="EndnoteTextChar">
+  <w:style w:type="character" w:customStyle="1" w:styleId="EndnoteTextChar">
     <w:name w:val="Endnote Text Char"/>
-    <w:basedOn w:val="DefaultParagraphFont"/>
     <w:link w:val="EndnoteText"/>
     <w:uiPriority w:val="99"/>
     <w:semiHidden/>
@@ -1410,53 +1838,1216 @@
       <w:szCs w:val="20"/>
     </w:rPr>
   </w:style>
-  <w:style w:type="paragraph" w:styleId="Title">
-    <w:name w:val="Title"/>
-    <w:basedOn w:val="Normal"/>
-    <w:pPr>
-      <w:spacing w:after="80"/>
-    </w:pPr>
-    <w:rPr>
-      <w:b/>
-      <w:bCs/>
-      <w:color w:val="1F3A5F"/>
-      <w:sz w:val="44"/>
-      <w:szCs w:val="44"/>
-    </w:rPr>
-  </w:style>
-  <w:style w:type="paragraph" w:styleId="Heading1">
-    <w:name w:val="Heading 1"/>
-    <w:basedOn w:val="Normal"/>
-    <w:next w:val="Normal"/>
-    <w:qFormat/>
-    <w:pPr>
-      <w:spacing w:after="140" w:before="320"/>
-      <w:outlineLvl w:val="0"/>
-    </w:pPr>
-    <w:rPr>
-      <w:b/>
-      <w:bCs/>
-      <w:color w:val="1F3A5F"/>
-      <w:sz w:val="30"/>
-      <w:szCs w:val="30"/>
-    </w:rPr>
-  </w:style>
-  <w:style w:type="paragraph" w:styleId="Heading2">
-    <w:name w:val="Heading 2"/>
-    <w:basedOn w:val="Normal"/>
-    <w:next w:val="Normal"/>
-    <w:qFormat/>
-    <w:pPr>
-      <w:spacing w:after="100" w:before="200"/>
-      <w:outlineLvl w:val="1"/>
-    </w:pPr>
-    <w:rPr>
-      <w:b/>
-      <w:bCs/>
-      <w:color w:val="2E75B6"/>
-      <w:sz w:val="24"/>
-      <w:szCs w:val="24"/>
-    </w:rPr>
-  </w:style>
 </w:styles>
+</file>
+
+<file path=word/charts/chart1.xml><?xml version="1.0" encoding="utf-8"?>
+<c:chartSpace xmlns:c="http://schemas.openxmlformats.org/drawingml/2006/chart" xmlns:a="http://schemas.openxmlformats.org/drawingml/2006/main" xmlns:r="http://schemas.openxmlformats.org/officeDocument/2006/relationships" xmlns:c16r2="http://schemas.microsoft.com/office/drawing/2015/06/chart">
+  <c:date1904 val="0"/>
+  <c:lang val="en-GB"/>
+  <c:roundedCorners val="0"/>
+  <mc:AlternateContent xmlns:mc="http://schemas.openxmlformats.org/markup-compatibility/2006">
+    <mc:Choice xmlns:c14="http://schemas.microsoft.com/office/drawing/2007/8/2/chart" Requires="c14">
+      <c14:style val="103"/>
+    </mc:Choice>
+    <mc:Fallback>
+      <c:style val="3"/>
+    </mc:Fallback>
+  </mc:AlternateContent>
+  <c:chart>
+    <c:title>
+      <c:tx>
+        <c:rich>
+          <a:bodyPr rot="0" spcFirstLastPara="1" vertOverflow="ellipsis" vert="horz" wrap="square" anchor="ctr" anchorCtr="1"/>
+          <a:lstStyle/>
+          <a:p>
+            <a:pPr>
+              <a:defRPr sz="1400" b="0" i="0" u="none" strike="noStrike" kern="1200" spc="0" baseline="0">
+                <a:solidFill>
+                  <a:schemeClr val="tx1">
+                    <a:lumMod val="65000"/>
+                    <a:lumOff val="35000"/>
+                  </a:schemeClr>
+                </a:solidFill>
+                <a:latin typeface="+mn-lt"/>
+                <a:ea typeface="+mn-ea"/>
+                <a:cs typeface="+mn-cs"/>
+              </a:defRPr>
+            </a:pPr>
+            <a:r>
+              <a:rPr lang="en-GB"/>
+              <a:t>Role</a:t>
+            </a:r>
+            <a:r>
+              <a:rPr lang="en-GB" baseline="0"/>
+              <a:t> Analysis </a:t>
+            </a:r>
+            <a:r>
+              <a:rPr lang="en-GB"/>
+              <a:t>% </a:t>
+            </a:r>
+            <a:r>
+              <a:rPr lang="en-GB" baseline="0"/>
+              <a:t>of  users with Epic Accounts</a:t>
+            </a:r>
+          </a:p>
+          <a:p>
+            <a:pPr>
+              <a:defRPr/>
+            </a:pPr>
+            <a:r>
+              <a:rPr lang="en-GB" baseline="0"/>
+              <a:t>KCH &amp; GSTT </a:t>
+            </a:r>
+          </a:p>
+        </c:rich>
+      </c:tx>
+      <c:overlay val="0"/>
+      <c:spPr>
+        <a:noFill/>
+        <a:ln>
+          <a:noFill/>
+        </a:ln>
+        <a:effectLst/>
+      </c:spPr>
+      <c:txPr>
+        <a:bodyPr rot="0" spcFirstLastPara="1" vertOverflow="ellipsis" vert="horz" wrap="square" anchor="ctr" anchorCtr="1"/>
+        <a:lstStyle/>
+        <a:p>
+          <a:pPr>
+            <a:defRPr sz="1400" b="0" i="0" u="none" strike="noStrike" kern="1200" spc="0" baseline="0">
+              <a:solidFill>
+                <a:schemeClr val="tx1">
+                  <a:lumMod val="65000"/>
+                  <a:lumOff val="35000"/>
+                </a:schemeClr>
+              </a:solidFill>
+              <a:latin typeface="+mn-lt"/>
+              <a:ea typeface="+mn-ea"/>
+              <a:cs typeface="+mn-cs"/>
+            </a:defRPr>
+          </a:pPr>
+          <a:endParaRPr lang="en-US"/>
+        </a:p>
+      </c:txPr>
+    </c:title>
+    <c:autoTitleDeleted val="0"/>
+    <c:plotArea>
+      <c:layout/>
+      <c:barChart>
+        <c:barDir val="bar"/>
+        <c:grouping val="clustered"/>
+        <c:varyColors val="0"/>
+        <c:ser>
+          <c:idx val="0"/>
+          <c:order val="0"/>
+          <c:spPr>
+            <a:solidFill>
+              <a:schemeClr val="accent1"/>
+            </a:solidFill>
+            <a:ln>
+              <a:noFill/>
+            </a:ln>
+            <a:effectLst/>
+          </c:spPr>
+          <c:invertIfNegative val="0"/>
+          <c:dLbls>
+            <c:spPr>
+              <a:noFill/>
+              <a:ln>
+                <a:noFill/>
+              </a:ln>
+              <a:effectLst/>
+            </c:spPr>
+            <c:txPr>
+              <a:bodyPr rot="0" spcFirstLastPara="1" vertOverflow="ellipsis" vert="horz" wrap="square" lIns="38100" tIns="19050" rIns="38100" bIns="19050" anchor="ctr" anchorCtr="1">
+                <a:spAutoFit/>
+              </a:bodyPr>
+              <a:lstStyle/>
+              <a:p>
+                <a:pPr>
+                  <a:defRPr sz="900" b="0" i="0" u="none" strike="noStrike" kern="1200" baseline="0">
+                    <a:solidFill>
+                      <a:schemeClr val="tx1">
+                        <a:lumMod val="75000"/>
+                        <a:lumOff val="25000"/>
+                      </a:schemeClr>
+                    </a:solidFill>
+                    <a:latin typeface="+mn-lt"/>
+                    <a:ea typeface="+mn-ea"/>
+                    <a:cs typeface="+mn-cs"/>
+                  </a:defRPr>
+                </a:pPr>
+                <a:endParaRPr lang="en-US"/>
+              </a:p>
+            </c:txPr>
+            <c:dLblPos val="outEnd"/>
+            <c:showLegendKey val="0"/>
+            <c:showVal val="1"/>
+            <c:showCatName val="0"/>
+            <c:showSerName val="0"/>
+            <c:showPercent val="0"/>
+            <c:showBubbleSize val="0"/>
+            <c:showLeaderLines val="0"/>
+            <c:extLst>
+              <c:ext xmlns:c15="http://schemas.microsoft.com/office/drawing/2012/chart" uri="{CE6537A1-D6FC-4f65-9D91-7224C49458BB}">
+                <c15:showLeaderLines val="1"/>
+                <c15:leaderLines>
+                  <c:spPr>
+                    <a:ln w="9525" cap="flat" cmpd="sng" algn="ctr">
+                      <a:solidFill>
+                        <a:schemeClr val="tx1">
+                          <a:lumMod val="35000"/>
+                          <a:lumOff val="65000"/>
+                        </a:schemeClr>
+                      </a:solidFill>
+                      <a:round/>
+                    </a:ln>
+                    <a:effectLst/>
+                  </c:spPr>
+                </c15:leaderLines>
+              </c:ext>
+            </c:extLst>
+          </c:dLbls>
+          <c:cat>
+            <c:strRef>
+              <c:f>Sheet1!$F$2:$F$5</c:f>
+              <c:strCache>
+                <c:ptCount val="4"/>
+                <c:pt idx="0">
+                  <c:v>Physicians</c:v>
+                </c:pt>
+                <c:pt idx="1">
+                  <c:v>Registered Nurses</c:v>
+                </c:pt>
+                <c:pt idx="2">
+                  <c:v>Admin</c:v>
+                </c:pt>
+                <c:pt idx="3">
+                  <c:v>Other</c:v>
+                </c:pt>
+              </c:strCache>
+            </c:strRef>
+          </c:cat>
+          <c:val>
+            <c:numRef>
+              <c:f>Sheet1!$G$2:$G$5</c:f>
+              <c:numCache>
+                <c:formatCode>0.00</c:formatCode>
+                <c:ptCount val="4"/>
+                <c:pt idx="0">
+                  <c:v>36.96535895590609</c:v>
+                </c:pt>
+                <c:pt idx="1">
+                  <c:v>32.159181529963234</c:v>
+                </c:pt>
+                <c:pt idx="2">
+                  <c:v>5.0337463287495376</c:v>
+                </c:pt>
+                <c:pt idx="3">
+                  <c:v>25.841713185381128</c:v>
+                </c:pt>
+              </c:numCache>
+            </c:numRef>
+          </c:val>
+          <c:extLst>
+            <c:ext xmlns:c16="http://schemas.microsoft.com/office/drawing/2014/chart" uri="{C3380CC4-5D6E-409C-BE32-E72D297353CC}">
+              <c16:uniqueId val="{00000000-DADD-4F62-A77A-8CC173E5D4DC}"/>
+            </c:ext>
+          </c:extLst>
+        </c:ser>
+        <c:dLbls>
+          <c:dLblPos val="outEnd"/>
+          <c:showLegendKey val="0"/>
+          <c:showVal val="1"/>
+          <c:showCatName val="0"/>
+          <c:showSerName val="0"/>
+          <c:showPercent val="0"/>
+          <c:showBubbleSize val="0"/>
+        </c:dLbls>
+        <c:gapWidth val="182"/>
+        <c:axId val="621205103"/>
+        <c:axId val="521203823"/>
+      </c:barChart>
+      <c:valAx>
+        <c:axId val="521203823"/>
+        <c:scaling>
+          <c:orientation val="minMax"/>
+        </c:scaling>
+        <c:delete val="0"/>
+        <c:axPos val="b"/>
+        <c:majorGridlines>
+          <c:spPr>
+            <a:ln w="9525" cap="flat" cmpd="sng" algn="ctr">
+              <a:solidFill>
+                <a:schemeClr val="tx1">
+                  <a:lumMod val="15000"/>
+                  <a:lumOff val="85000"/>
+                </a:schemeClr>
+              </a:solidFill>
+              <a:round/>
+            </a:ln>
+            <a:effectLst/>
+          </c:spPr>
+        </c:majorGridlines>
+        <c:numFmt formatCode="0.00" sourceLinked="1"/>
+        <c:majorTickMark val="none"/>
+        <c:minorTickMark val="none"/>
+        <c:tickLblPos val="nextTo"/>
+        <c:spPr>
+          <a:noFill/>
+          <a:ln>
+            <a:noFill/>
+          </a:ln>
+          <a:effectLst/>
+        </c:spPr>
+        <c:txPr>
+          <a:bodyPr rot="-60000000" spcFirstLastPara="1" vertOverflow="ellipsis" vert="horz" wrap="square" anchor="ctr" anchorCtr="1"/>
+          <a:lstStyle/>
+          <a:p>
+            <a:pPr>
+              <a:defRPr sz="900" b="0" i="0" u="none" strike="noStrike" kern="1200" baseline="0">
+                <a:solidFill>
+                  <a:schemeClr val="tx1">
+                    <a:lumMod val="65000"/>
+                    <a:lumOff val="35000"/>
+                  </a:schemeClr>
+                </a:solidFill>
+                <a:latin typeface="+mn-lt"/>
+                <a:ea typeface="+mn-ea"/>
+                <a:cs typeface="+mn-cs"/>
+              </a:defRPr>
+            </a:pPr>
+            <a:endParaRPr lang="en-US"/>
+          </a:p>
+        </c:txPr>
+        <c:crossAx val="621205103"/>
+        <c:crosses val="autoZero"/>
+        <c:crossBetween val="between"/>
+      </c:valAx>
+      <c:catAx>
+        <c:axId val="621205103"/>
+        <c:scaling>
+          <c:orientation val="minMax"/>
+        </c:scaling>
+        <c:delete val="0"/>
+        <c:axPos val="l"/>
+        <c:numFmt formatCode="General" sourceLinked="1"/>
+        <c:majorTickMark val="none"/>
+        <c:minorTickMark val="none"/>
+        <c:tickLblPos val="nextTo"/>
+        <c:spPr>
+          <a:noFill/>
+          <a:ln w="9525" cap="flat" cmpd="sng" algn="ctr">
+            <a:solidFill>
+              <a:schemeClr val="tx1">
+                <a:lumMod val="15000"/>
+                <a:lumOff val="85000"/>
+              </a:schemeClr>
+            </a:solidFill>
+            <a:round/>
+          </a:ln>
+          <a:effectLst/>
+        </c:spPr>
+        <c:txPr>
+          <a:bodyPr rot="-60000000" spcFirstLastPara="1" vertOverflow="ellipsis" vert="horz" wrap="square" anchor="ctr" anchorCtr="1"/>
+          <a:lstStyle/>
+          <a:p>
+            <a:pPr>
+              <a:defRPr sz="900" b="0" i="0" u="none" strike="noStrike" kern="1200" baseline="0">
+                <a:solidFill>
+                  <a:schemeClr val="tx1">
+                    <a:lumMod val="65000"/>
+                    <a:lumOff val="35000"/>
+                  </a:schemeClr>
+                </a:solidFill>
+                <a:latin typeface="+mn-lt"/>
+                <a:ea typeface="+mn-ea"/>
+                <a:cs typeface="+mn-cs"/>
+              </a:defRPr>
+            </a:pPr>
+            <a:endParaRPr lang="en-US"/>
+          </a:p>
+        </c:txPr>
+        <c:crossAx val="521203823"/>
+        <c:crosses val="autoZero"/>
+        <c:auto val="1"/>
+        <c:lblAlgn val="ctr"/>
+        <c:lblOffset val="100"/>
+        <c:noMultiLvlLbl val="0"/>
+      </c:catAx>
+      <c:spPr>
+        <a:noFill/>
+        <a:ln>
+          <a:noFill/>
+        </a:ln>
+        <a:effectLst/>
+      </c:spPr>
+    </c:plotArea>
+    <c:plotVisOnly val="1"/>
+    <c:dispBlanksAs val="gap"/>
+    <c:showDLblsOverMax val="0"/>
+    <c:extLst>
+      <c:ext xmlns:c16r3="http://schemas.microsoft.com/office/drawing/2017/03/chart" uri="{56B9EC1D-385E-4148-901F-78D8002777C0}">
+        <c16r3:dataDisplayOptions16>
+          <c16r3:dispNaAsBlank val="1"/>
+        </c16r3:dataDisplayOptions16>
+      </c:ext>
+    </c:extLst>
+  </c:chart>
+  <c:spPr>
+    <a:solidFill>
+      <a:schemeClr val="bg1"/>
+    </a:solidFill>
+    <a:ln w="9525" cap="flat" cmpd="sng" algn="ctr">
+      <a:solidFill>
+        <a:schemeClr val="tx1">
+          <a:lumMod val="15000"/>
+          <a:lumOff val="85000"/>
+        </a:schemeClr>
+      </a:solidFill>
+      <a:round/>
+    </a:ln>
+    <a:effectLst/>
+  </c:spPr>
+  <c:txPr>
+    <a:bodyPr/>
+    <a:lstStyle/>
+    <a:p>
+      <a:pPr>
+        <a:defRPr/>
+      </a:pPr>
+      <a:endParaRPr lang="en-US"/>
+    </a:p>
+  </c:txPr>
+  <c:externalData r:id="rId3">
+    <c:autoUpdate val="0"/>
+  </c:externalData>
+</c:chartSpace>
+</file>
+
+<file path=word/charts/colors1.xml><?xml version="1.0" encoding="utf-8"?>
+<cs:colorStyle xmlns:cs="http://schemas.microsoft.com/office/drawing/2012/chartStyle" xmlns:a="http://schemas.openxmlformats.org/drawingml/2006/main" meth="withinLinear" id="14">
+  <a:schemeClr val="accent1"/>
+</cs:colorStyle>
+</file>
+
+<file path=word/charts/style1.xml><?xml version="1.0" encoding="utf-8"?>
+<cs:chartStyle xmlns:cs="http://schemas.microsoft.com/office/drawing/2012/chartStyle" xmlns:a="http://schemas.openxmlformats.org/drawingml/2006/main" id="216">
+  <cs:axisTitle>
+    <cs:lnRef idx="0"/>
+    <cs:fillRef idx="0"/>
+    <cs:effectRef idx="0"/>
+    <cs:fontRef idx="minor">
+      <a:schemeClr val="tx1">
+        <a:lumMod val="65000"/>
+        <a:lumOff val="35000"/>
+      </a:schemeClr>
+    </cs:fontRef>
+    <cs:defRPr sz="1000" kern="1200"/>
+  </cs:axisTitle>
+  <cs:categoryAxis>
+    <cs:lnRef idx="0"/>
+    <cs:fillRef idx="0"/>
+    <cs:effectRef idx="0"/>
+    <cs:fontRef idx="minor">
+      <a:schemeClr val="tx1">
+        <a:lumMod val="65000"/>
+        <a:lumOff val="35000"/>
+      </a:schemeClr>
+    </cs:fontRef>
+    <cs:spPr>
+      <a:ln w="9525" cap="flat" cmpd="sng" algn="ctr">
+        <a:solidFill>
+          <a:schemeClr val="tx1">
+            <a:lumMod val="15000"/>
+            <a:lumOff val="85000"/>
+          </a:schemeClr>
+        </a:solidFill>
+        <a:round/>
+      </a:ln>
+    </cs:spPr>
+    <cs:defRPr sz="900" kern="1200"/>
+  </cs:categoryAxis>
+  <cs:chartArea mods="allowNoFillOverride allowNoLineOverride">
+    <cs:lnRef idx="0"/>
+    <cs:fillRef idx="0"/>
+    <cs:effectRef idx="0"/>
+    <cs:fontRef idx="minor">
+      <a:schemeClr val="tx1"/>
+    </cs:fontRef>
+    <cs:spPr>
+      <a:solidFill>
+        <a:schemeClr val="bg1"/>
+      </a:solidFill>
+      <a:ln w="9525" cap="flat" cmpd="sng" algn="ctr">
+        <a:solidFill>
+          <a:schemeClr val="tx1">
+            <a:lumMod val="15000"/>
+            <a:lumOff val="85000"/>
+          </a:schemeClr>
+        </a:solidFill>
+        <a:round/>
+      </a:ln>
+    </cs:spPr>
+    <cs:defRPr sz="1000" kern="1200"/>
+  </cs:chartArea>
+  <cs:dataLabel>
+    <cs:lnRef idx="0"/>
+    <cs:fillRef idx="0"/>
+    <cs:effectRef idx="0"/>
+    <cs:fontRef idx="minor">
+      <a:schemeClr val="tx1">
+        <a:lumMod val="75000"/>
+        <a:lumOff val="25000"/>
+      </a:schemeClr>
+    </cs:fontRef>
+    <cs:defRPr sz="900" kern="1200"/>
+  </cs:dataLabel>
+  <cs:dataLabelCallout>
+    <cs:lnRef idx="0"/>
+    <cs:fillRef idx="0"/>
+    <cs:effectRef idx="0"/>
+    <cs:fontRef idx="minor">
+      <a:schemeClr val="dk1">
+        <a:lumMod val="65000"/>
+        <a:lumOff val="35000"/>
+      </a:schemeClr>
+    </cs:fontRef>
+    <cs:spPr>
+      <a:solidFill>
+        <a:schemeClr val="lt1"/>
+      </a:solidFill>
+      <a:ln>
+        <a:solidFill>
+          <a:schemeClr val="dk1">
+            <a:lumMod val="25000"/>
+            <a:lumOff val="75000"/>
+          </a:schemeClr>
+        </a:solidFill>
+      </a:ln>
+    </cs:spPr>
+    <cs:defRPr sz="900" kern="1200"/>
+    <cs:bodyPr rot="0" spcFirstLastPara="1" vertOverflow="clip" horzOverflow="clip" vert="horz" wrap="square" lIns="36576" tIns="18288" rIns="36576" bIns="18288" anchor="ctr" anchorCtr="1">
+      <a:spAutoFit/>
+    </cs:bodyPr>
+  </cs:dataLabelCallout>
+  <cs:dataPoint>
+    <cs:lnRef idx="0"/>
+    <cs:fillRef idx="1">
+      <cs:styleClr val="auto"/>
+    </cs:fillRef>
+    <cs:effectRef idx="0"/>
+    <cs:fontRef idx="minor">
+      <a:schemeClr val="tx1"/>
+    </cs:fontRef>
+  </cs:dataPoint>
+  <cs:dataPoint3D>
+    <cs:lnRef idx="0"/>
+    <cs:fillRef idx="1">
+      <cs:styleClr val="auto"/>
+    </cs:fillRef>
+    <cs:effectRef idx="0"/>
+    <cs:fontRef idx="minor">
+      <a:schemeClr val="tx1"/>
+    </cs:fontRef>
+  </cs:dataPoint3D>
+  <cs:dataPointLine>
+    <cs:lnRef idx="0">
+      <cs:styleClr val="auto"/>
+    </cs:lnRef>
+    <cs:fillRef idx="1"/>
+    <cs:effectRef idx="0"/>
+    <cs:fontRef idx="minor">
+      <a:schemeClr val="tx1"/>
+    </cs:fontRef>
+    <cs:spPr>
+      <a:ln w="28575" cap="rnd">
+        <a:solidFill>
+          <a:schemeClr val="phClr"/>
+        </a:solidFill>
+        <a:round/>
+      </a:ln>
+    </cs:spPr>
+  </cs:dataPointLine>
+  <cs:dataPointMarker>
+    <cs:lnRef idx="0">
+      <cs:styleClr val="auto"/>
+    </cs:lnRef>
+    <cs:fillRef idx="1">
+      <cs:styleClr val="auto"/>
+    </cs:fillRef>
+    <cs:effectRef idx="0"/>
+    <cs:fontRef idx="minor">
+      <a:schemeClr val="tx1"/>
+    </cs:fontRef>
+    <cs:spPr>
+      <a:ln w="9525">
+        <a:solidFill>
+          <a:schemeClr val="phClr"/>
+        </a:solidFill>
+      </a:ln>
+    </cs:spPr>
+  </cs:dataPointMarker>
+  <cs:dataPointMarkerLayout symbol="circle" size="5"/>
+  <cs:dataPointWireframe>
+    <cs:lnRef idx="0">
+      <cs:styleClr val="auto"/>
+    </cs:lnRef>
+    <cs:fillRef idx="1"/>
+    <cs:effectRef idx="0"/>
+    <cs:fontRef idx="minor">
+      <a:schemeClr val="tx1"/>
+    </cs:fontRef>
+    <cs:spPr>
+      <a:ln w="9525" cap="rnd">
+        <a:solidFill>
+          <a:schemeClr val="phClr"/>
+        </a:solidFill>
+        <a:round/>
+      </a:ln>
+    </cs:spPr>
+  </cs:dataPointWireframe>
+  <cs:dataTable>
+    <cs:lnRef idx="0"/>
+    <cs:fillRef idx="0"/>
+    <cs:effectRef idx="0"/>
+    <cs:fontRef idx="minor">
+      <a:schemeClr val="tx1">
+        <a:lumMod val="65000"/>
+        <a:lumOff val="35000"/>
+      </a:schemeClr>
+    </cs:fontRef>
+    <cs:spPr>
+      <a:noFill/>
+      <a:ln w="9525" cap="flat" cmpd="sng" algn="ctr">
+        <a:solidFill>
+          <a:schemeClr val="tx1">
+            <a:lumMod val="15000"/>
+            <a:lumOff val="85000"/>
+          </a:schemeClr>
+        </a:solidFill>
+        <a:round/>
+      </a:ln>
+    </cs:spPr>
+    <cs:defRPr sz="900" kern="1200"/>
+  </cs:dataTable>
+  <cs:downBar>
+    <cs:lnRef idx="0"/>
+    <cs:fillRef idx="0"/>
+    <cs:effectRef idx="0"/>
+    <cs:fontRef idx="minor">
+      <a:schemeClr val="tx1"/>
+    </cs:fontRef>
+    <cs:spPr>
+      <a:solidFill>
+        <a:schemeClr val="dk1">
+          <a:lumMod val="75000"/>
+          <a:lumOff val="25000"/>
+        </a:schemeClr>
+      </a:solidFill>
+      <a:ln w="9525" cap="flat" cmpd="sng" algn="ctr">
+        <a:solidFill>
+          <a:schemeClr val="tx1">
+            <a:lumMod val="65000"/>
+            <a:lumOff val="35000"/>
+          </a:schemeClr>
+        </a:solidFill>
+        <a:round/>
+      </a:ln>
+    </cs:spPr>
+  </cs:downBar>
+  <cs:dropLine>
+    <cs:lnRef idx="0"/>
+    <cs:fillRef idx="0"/>
+    <cs:effectRef idx="0"/>
+    <cs:fontRef idx="minor">
+      <a:schemeClr val="tx1"/>
+    </cs:fontRef>
+    <cs:spPr>
+      <a:ln w="9525" cap="flat" cmpd="sng" algn="ctr">
+        <a:solidFill>
+          <a:schemeClr val="tx1">
+            <a:lumMod val="35000"/>
+            <a:lumOff val="65000"/>
+          </a:schemeClr>
+        </a:solidFill>
+        <a:round/>
+      </a:ln>
+    </cs:spPr>
+  </cs:dropLine>
+  <cs:errorBar>
+    <cs:lnRef idx="0"/>
+    <cs:fillRef idx="0"/>
+    <cs:effectRef idx="0"/>
+    <cs:fontRef idx="minor">
+      <a:schemeClr val="tx1"/>
+    </cs:fontRef>
+    <cs:spPr>
+      <a:ln w="9525" cap="flat" cmpd="sng" algn="ctr">
+        <a:solidFill>
+          <a:schemeClr val="tx1">
+            <a:lumMod val="65000"/>
+            <a:lumOff val="35000"/>
+          </a:schemeClr>
+        </a:solidFill>
+        <a:round/>
+      </a:ln>
+    </cs:spPr>
+  </cs:errorBar>
+  <cs:floor>
+    <cs:lnRef idx="0"/>
+    <cs:fillRef idx="0"/>
+    <cs:effectRef idx="0"/>
+    <cs:fontRef idx="minor">
+      <a:schemeClr val="tx1"/>
+    </cs:fontRef>
+    <cs:spPr>
+      <a:noFill/>
+      <a:ln>
+        <a:noFill/>
+      </a:ln>
+    </cs:spPr>
+  </cs:floor>
+  <cs:gridlineMajor>
+    <cs:lnRef idx="0"/>
+    <cs:fillRef idx="0"/>
+    <cs:effectRef idx="0"/>
+    <cs:fontRef idx="minor">
+      <a:schemeClr val="tx1"/>
+    </cs:fontRef>
+    <cs:spPr>
+      <a:ln w="9525" cap="flat" cmpd="sng" algn="ctr">
+        <a:solidFill>
+          <a:schemeClr val="tx1">
+            <a:lumMod val="15000"/>
+            <a:lumOff val="85000"/>
+          </a:schemeClr>
+        </a:solidFill>
+        <a:round/>
+      </a:ln>
+    </cs:spPr>
+  </cs:gridlineMajor>
+  <cs:gridlineMinor>
+    <cs:lnRef idx="0"/>
+    <cs:fillRef idx="0"/>
+    <cs:effectRef idx="0"/>
+    <cs:fontRef idx="minor">
+      <a:schemeClr val="tx1"/>
+    </cs:fontRef>
+    <cs:spPr>
+      <a:ln w="9525" cap="flat" cmpd="sng" algn="ctr">
+        <a:solidFill>
+          <a:schemeClr val="tx1">
+            <a:lumMod val="5000"/>
+            <a:lumOff val="95000"/>
+          </a:schemeClr>
+        </a:solidFill>
+        <a:round/>
+      </a:ln>
+    </cs:spPr>
+  </cs:gridlineMinor>
+  <cs:hiLoLine>
+    <cs:lnRef idx="0"/>
+    <cs:fillRef idx="0"/>
+    <cs:effectRef idx="0"/>
+    <cs:fontRef idx="minor">
+      <a:schemeClr val="tx1"/>
+    </cs:fontRef>
+    <cs:spPr>
+      <a:ln w="9525" cap="flat" cmpd="sng" algn="ctr">
+        <a:solidFill>
+          <a:schemeClr val="tx1">
+            <a:lumMod val="50000"/>
+            <a:lumOff val="50000"/>
+          </a:schemeClr>
+        </a:solidFill>
+        <a:round/>
+      </a:ln>
+    </cs:spPr>
+  </cs:hiLoLine>
+  <cs:leaderLine>
+    <cs:lnRef idx="0"/>
+    <cs:fillRef idx="0"/>
+    <cs:effectRef idx="0"/>
+    <cs:fontRef idx="minor">
+      <a:schemeClr val="tx1"/>
+    </cs:fontRef>
+    <cs:spPr>
+      <a:ln w="9525" cap="flat" cmpd="sng" algn="ctr">
+        <a:solidFill>
+          <a:schemeClr val="tx1">
+            <a:lumMod val="35000"/>
+            <a:lumOff val="65000"/>
+          </a:schemeClr>
+        </a:solidFill>
+        <a:round/>
+      </a:ln>
+    </cs:spPr>
+  </cs:leaderLine>
+  <cs:legend>
+    <cs:lnRef idx="0"/>
+    <cs:fillRef idx="0"/>
+    <cs:effectRef idx="0"/>
+    <cs:fontRef idx="minor">
+      <a:schemeClr val="tx1">
+        <a:lumMod val="65000"/>
+        <a:lumOff val="35000"/>
+      </a:schemeClr>
+    </cs:fontRef>
+    <cs:defRPr sz="900" kern="1200"/>
+  </cs:legend>
+  <cs:plotArea mods="allowNoFillOverride allowNoLineOverride">
+    <cs:lnRef idx="0"/>
+    <cs:fillRef idx="0"/>
+    <cs:effectRef idx="0"/>
+    <cs:fontRef idx="minor">
+      <a:schemeClr val="tx1"/>
+    </cs:fontRef>
+  </cs:plotArea>
+  <cs:plotArea3D mods="allowNoFillOverride allowNoLineOverride">
+    <cs:lnRef idx="0"/>
+    <cs:fillRef idx="0"/>
+    <cs:effectRef idx="0"/>
+    <cs:fontRef idx="minor">
+      <a:schemeClr val="tx1"/>
+    </cs:fontRef>
+  </cs:plotArea3D>
+  <cs:seriesAxis>
+    <cs:lnRef idx="0"/>
+    <cs:fillRef idx="0"/>
+    <cs:effectRef idx="0"/>
+    <cs:fontRef idx="minor">
+      <a:schemeClr val="tx1">
+        <a:lumMod val="65000"/>
+        <a:lumOff val="35000"/>
+      </a:schemeClr>
+    </cs:fontRef>
+    <cs:defRPr sz="900" kern="1200"/>
+  </cs:seriesAxis>
+  <cs:seriesLine>
+    <cs:lnRef idx="0"/>
+    <cs:fillRef idx="0"/>
+    <cs:effectRef idx="0"/>
+    <cs:fontRef idx="minor">
+      <a:schemeClr val="tx1"/>
+    </cs:fontRef>
+    <cs:spPr>
+      <a:ln w="9525" cap="flat" cmpd="sng" algn="ctr">
+        <a:solidFill>
+          <a:schemeClr val="tx1">
+            <a:lumMod val="35000"/>
+            <a:lumOff val="65000"/>
+          </a:schemeClr>
+        </a:solidFill>
+        <a:round/>
+      </a:ln>
+    </cs:spPr>
+  </cs:seriesLine>
+  <cs:title>
+    <cs:lnRef idx="0"/>
+    <cs:fillRef idx="0"/>
+    <cs:effectRef idx="0"/>
+    <cs:fontRef idx="minor">
+      <a:schemeClr val="tx1">
+        <a:lumMod val="65000"/>
+        <a:lumOff val="35000"/>
+      </a:schemeClr>
+    </cs:fontRef>
+    <cs:defRPr sz="1400" b="0" kern="1200" spc="0" baseline="0"/>
+  </cs:title>
+  <cs:trendline>
+    <cs:lnRef idx="0">
+      <cs:styleClr val="auto"/>
+    </cs:lnRef>
+    <cs:fillRef idx="0"/>
+    <cs:effectRef idx="0"/>
+    <cs:fontRef idx="minor">
+      <a:schemeClr val="tx1"/>
+    </cs:fontRef>
+    <cs:spPr>
+      <a:ln w="19050" cap="rnd">
+        <a:solidFill>
+          <a:schemeClr val="phClr"/>
+        </a:solidFill>
+        <a:prstDash val="sysDot"/>
+      </a:ln>
+    </cs:spPr>
+  </cs:trendline>
+  <cs:trendlineLabel>
+    <cs:lnRef idx="0"/>
+    <cs:fillRef idx="0"/>
+    <cs:effectRef idx="0"/>
+    <cs:fontRef idx="minor">
+      <a:schemeClr val="tx1">
+        <a:lumMod val="65000"/>
+        <a:lumOff val="35000"/>
+      </a:schemeClr>
+    </cs:fontRef>
+    <cs:defRPr sz="900" kern="1200"/>
+  </cs:trendlineLabel>
+  <cs:upBar>
+    <cs:lnRef idx="0"/>
+    <cs:fillRef idx="0"/>
+    <cs:effectRef idx="0"/>
+    <cs:fontRef idx="minor">
+      <a:schemeClr val="tx1"/>
+    </cs:fontRef>
+    <cs:spPr>
+      <a:solidFill>
+        <a:schemeClr val="lt1"/>
+      </a:solidFill>
+      <a:ln w="9525" cap="flat" cmpd="sng" algn="ctr">
+        <a:solidFill>
+          <a:schemeClr val="tx1">
+            <a:lumMod val="65000"/>
+            <a:lumOff val="35000"/>
+          </a:schemeClr>
+        </a:solidFill>
+        <a:round/>
+      </a:ln>
+    </cs:spPr>
+  </cs:upBar>
+  <cs:valueAxis>
+    <cs:lnRef idx="0"/>
+    <cs:fillRef idx="0"/>
+    <cs:effectRef idx="0"/>
+    <cs:fontRef idx="minor">
+      <a:schemeClr val="tx1">
+        <a:lumMod val="65000"/>
+        <a:lumOff val="35000"/>
+      </a:schemeClr>
+    </cs:fontRef>
+    <cs:defRPr sz="900" kern="1200"/>
+  </cs:valueAxis>
+  <cs:wall>
+    <cs:lnRef idx="0"/>
+    <cs:fillRef idx="0"/>
+    <cs:effectRef idx="0"/>
+    <cs:fontRef idx="minor">
+      <a:schemeClr val="tx1"/>
+    </cs:fontRef>
+    <cs:spPr>
+      <a:noFill/>
+      <a:ln>
+        <a:noFill/>
+      </a:ln>
+    </cs:spPr>
+  </cs:wall>
+</cs:chartStyle>
+</file>
+
+<file path=word/theme/theme1.xml><?xml version="1.0" encoding="utf-8"?>
+<a:theme xmlns:a="http://schemas.openxmlformats.org/drawingml/2006/main" name="Office Theme">
+  <a:themeElements>
+    <a:clrScheme name="Office">
+      <a:dk1>
+        <a:sysClr val="windowText" lastClr="000000"/>
+      </a:dk1>
+      <a:lt1>
+        <a:sysClr val="window" lastClr="FFFFFF"/>
+      </a:lt1>
+      <a:dk2>
+        <a:srgbClr val="0E2841"/>
+      </a:dk2>
+      <a:lt2>
+        <a:srgbClr val="E8E8E8"/>
+      </a:lt2>
+      <a:accent1>
+        <a:srgbClr val="156082"/>
+      </a:accent1>
+      <a:accent2>
+        <a:srgbClr val="E97132"/>
+      </a:accent2>
+      <a:accent3>
+        <a:srgbClr val="196B24"/>
+      </a:accent3>
+      <a:accent4>
+        <a:srgbClr val="0F9ED5"/>
+      </a:accent4>
+      <a:accent5>
+        <a:srgbClr val="A02B93"/>
+      </a:accent5>
+      <a:accent6>
+        <a:srgbClr val="4EA72E"/>
+      </a:accent6>
+      <a:hlink>
+        <a:srgbClr val="467886"/>
+      </a:hlink>
+      <a:folHlink>
+        <a:srgbClr val="96607D"/>
+      </a:folHlink>
+    </a:clrScheme>
+    <a:fontScheme name="Office">
+      <a:majorFont>
+        <a:latin typeface="Aptos Display" panose="02110004020202020204"/>
+        <a:ea typeface=""/>
+        <a:cs typeface=""/>
+        <a:font script="Jpan" typeface="游ゴシック Light"/>
+        <a:font script="Hang" typeface="맑은 고딕"/>
+        <a:font script="Hans" typeface="等线 Light"/>
+        <a:font script="Hant" typeface="新細明體"/>
+        <a:font script="Arab" typeface="Times New Roman"/>
+        <a:font script="Hebr" typeface="Times New Roman"/>
+        <a:font script="Thai" typeface="Angsana New"/>
+        <a:font script="Ethi" typeface="Nyala"/>
+        <a:font script="Beng" typeface="Vrinda"/>
+        <a:font script="Gujr" typeface="Shruti"/>
+        <a:font script="Khmr" typeface="MoolBoran"/>
+        <a:font script="Knda" typeface="Tunga"/>
+        <a:font script="Guru" typeface="Raavi"/>
+        <a:font script="Cans" typeface="Euphemia"/>
+        <a:font script="Cher" typeface="Plantagenet Cherokee"/>
+        <a:font script="Yiii" typeface="Microsoft Yi Baiti"/>
+        <a:font script="Tibt" typeface="Microsoft Himalaya"/>
+        <a:font script="Thaa" typeface="MV Boli"/>
+        <a:font script="Deva" typeface="Mangal"/>
+        <a:font script="Telu" typeface="Gautami"/>
+        <a:font script="Taml" typeface="Latha"/>
+        <a:font script="Syrc" typeface="Estrangelo Edessa"/>
+        <a:font script="Orya" typeface="Kalinga"/>
+        <a:font script="Mlym" typeface="Kartika"/>
+        <a:font script="Laoo" typeface="DokChampa"/>
+        <a:font script="Sinh" typeface="Iskoola Pota"/>
+        <a:font script="Mong" typeface="Mongolian Baiti"/>
+        <a:font script="Viet" typeface="Times New Roman"/>
+        <a:font script="Uigh" typeface="Microsoft Uighur"/>
+        <a:font script="Geor" typeface="Sylfaen"/>
+        <a:font script="Armn" typeface="Arial"/>
+        <a:font script="Bugi" typeface="Leelawadee UI"/>
+        <a:font script="Bopo" typeface="Microsoft JhengHei"/>
+        <a:font script="Java" typeface="Javanese Text"/>
+        <a:font script="Lisu" typeface="Segoe UI"/>
+        <a:font script="Mymr" typeface="Myanmar Text"/>
+        <a:font script="Nkoo" typeface="Ebrima"/>
+        <a:font script="Olck" typeface="Nirmala UI"/>
+        <a:font script="Osma" typeface="Ebrima"/>
+        <a:font script="Phag" typeface="Phagspa"/>
+        <a:font script="Syrn" typeface="Estrangelo Edessa"/>
+        <a:font script="Syrj" typeface="Estrangelo Edessa"/>
+        <a:font script="Syre" typeface="Estrangelo Edessa"/>
+        <a:font script="Sora" typeface="Nirmala UI"/>
+        <a:font script="Tale" typeface="Microsoft Tai Le"/>
+        <a:font script="Talu" typeface="Microsoft New Tai Lue"/>
+        <a:font script="Tfng" typeface="Ebrima"/>
+      </a:majorFont>
+      <a:minorFont>
+        <a:latin typeface="Aptos" panose="02110004020202020204"/>
+        <a:ea typeface=""/>
+        <a:cs typeface=""/>
+        <a:font script="Jpan" typeface="游明朝"/>
+        <a:font script="Hang" typeface="맑은 고딕"/>
+        <a:font script="Hans" typeface="等线"/>
+        <a:font script="Hant" typeface="新細明體"/>
+        <a:font script="Arab" typeface="Arial"/>
+        <a:font script="Hebr" typeface="Arial"/>
+        <a:font script="Thai" typeface="Cordia New"/>
+        <a:font script="Ethi" typeface="Nyala"/>
+        <a:font script="Beng" typeface="Vrinda"/>
+        <a:font script="Gujr" typeface="Shruti"/>
+        <a:font script="Khmr" typeface="DaunPenh"/>
+        <a:font script="Knda" typeface="Tunga"/>
+        <a:font script="Guru" typeface="Raavi"/>
+        <a:font script="Cans" typeface="Euphemia"/>
+        <a:font script="Cher" typeface="Plantagenet Cherokee"/>
+        <a:font script="Yiii" typeface="Microsoft Yi Baiti"/>
+        <a:font script="Tibt" typeface="Microsoft Himalaya"/>
+        <a:font script="Thaa" typeface="MV Boli"/>
+        <a:font script="Deva" typeface="Mangal"/>
+        <a:font script="Telu" typeface="Gautami"/>
+        <a:font script="Taml" typeface="Latha"/>
+        <a:font script="Syrc" typeface="Estrangelo Edessa"/>
+        <a:font script="Orya" typeface="Kalinga"/>
+        <a:font script="Mlym" typeface="Kartika"/>
+        <a:font script="Laoo" typeface="DokChampa"/>
+        <a:font script="Sinh" typeface="Iskoola Pota"/>
+        <a:font script="Mong" typeface="Mongolian Baiti"/>
+        <a:font script="Viet" typeface="Arial"/>
+        <a:font script="Uigh" typeface="Microsoft Uighur"/>
+        <a:font script="Geor" typeface="Sylfaen"/>
+        <a:font script="Armn" typeface="Arial"/>
+        <a:font script="Bugi" typeface="Leelawadee UI"/>
+        <a:font script="Bopo" typeface="Microsoft JhengHei"/>
+        <a:font script="Java" typeface="Javanese Text"/>
+        <a:font script="Lisu" typeface="Segoe UI"/>
+        <a:font script="Mymr" typeface="Myanmar Text"/>
+        <a:font script="Nkoo" typeface="Ebrima"/>
+        <a:font script="Olck" typeface="Nirmala UI"/>
+        <a:font script="Osma" typeface="Ebrima"/>
+        <a:font script="Phag" typeface="Phagspa"/>
+        <a:font script="Syrn" typeface="Estrangelo Edessa"/>
+        <a:font script="Syrj" typeface="Estrangelo Edessa"/>
+        <a:font script="Syre" typeface="Estrangelo Edessa"/>
+        <a:font script="Sora" typeface="Nirmala UI"/>
+        <a:font script="Tale" typeface="Microsoft Tai Le"/>
+        <a:font script="Talu" typeface="Microsoft New Tai Lue"/>
+        <a:font script="Tfng" typeface="Ebrima"/>
+      </a:minorFont>
+    </a:fontScheme>
+    <a:fmtScheme name="Office">
+      <a:fillStyleLst>
+        <a:solidFill>
+          <a:schemeClr val="phClr"/>
+        </a:solidFill>
+        <a:gradFill rotWithShape="1">
+          <a:gsLst>
+            <a:gs pos="0">
+              <a:schemeClr val="phClr">
+                <a:lumMod val="110000"/>
+                <a:satMod val="105000"/>
+                <a:tint val="67000"/>
+              </a:schemeClr>
+            </a:gs>
+            <a:gs pos="50000">
+              <a:schemeClr val="phClr">
+                <a:lumMod val="105000"/>
+                <a:satMod val="103000"/>
+                <a:tint val="73000"/>
+              </a:schemeClr>
+            </a:gs>
+            <a:gs pos="100000">
+              <a:schemeClr val="phClr">
+                <a:lumMod val="105000"/>
+                <a:satMod val="109000"/>
+                <a:tint val="81000"/>
+              </a:schemeClr>
+            </a:gs>
+          </a:gsLst>
+          <a:lin ang="5400000" scaled="0"/>
+        </a:gradFill>
+        <a:gradFill rotWithShape="1">
+          <a:gsLst>
+            <a:gs pos="0">
+              <a:schemeClr val="phClr">
+                <a:satMod val="103000"/>
+                <a:lumMod val="102000"/>
+                <a:tint val="94000"/>
+              </a:schemeClr>
+            </a:gs>
+            <a:gs pos="50000">
+              <a:schemeClr val="phClr">
+                <a:satMod val="110000"/>
+                <a:lumMod val="100000"/>
+                <a:shade val="100000"/>
+              </a:schemeClr>
+            </a:gs>
+            <a:gs pos="100000">
+              <a:schemeClr val="phClr">
+                <a:lumMod val="99000"/>
+                <a:satMod val="120000"/>
+                <a:shade val="78000"/>
+              </a:schemeClr>
+            </a:gs>
+          </a:gsLst>
+          <a:lin ang="5400000" scaled="0"/>
+        </a:gradFill>
+      </a:fillStyleLst>
+      <a:lnStyleLst>
+        <a:ln w="12700" cap="flat" cmpd="sng" algn="ctr">
+          <a:solidFill>
+            <a:schemeClr val="phClr"/>
+          </a:solidFill>
+          <a:prstDash val="solid"/>
+          <a:miter lim="800000"/>
+        </a:ln>
+        <a:ln w="19050" cap="flat" cmpd="sng" algn="ctr">
+          <a:solidFill>
+            <a:schemeClr val="phClr"/>
+          </a:solidFill>
+          <a:prstDash val="solid"/>
+          <a:miter lim="800000"/>
+        </a:ln>
+        <a:ln w="25400" cap="flat" cmpd="sng" algn="ctr">
+          <a:solidFill>
+            <a:schemeClr val="phClr"/>
+          </a:solidFill>
+          <a:prstDash val="solid"/>
+          <a:miter lim="800000"/>
+        </a:ln>
+      </a:lnStyleLst>
+      <a:effectStyleLst>
+        <a:effectStyle>
+          <a:effectLst/>
+        </a:effectStyle>
+        <a:effectStyle>
+          <a:effectLst/>
+        </a:effectStyle>
+        <a:effectStyle>
+          <a:effectLst>
+            <a:outerShdw blurRad="57150" dist="19050" dir="5400000" algn="ctr" rotWithShape="0">
+              <a:srgbClr val="000000">
+                <a:alpha val="63000"/>
+              </a:srgbClr>
+            </a:outerShdw>
+          </a:effectLst>
+        </a:effectStyle>
+      </a:effectStyleLst>
+      <a:bgFillStyleLst>
+        <a:solidFill>
+          <a:schemeClr val="phClr"/>
+        </a:solidFill>
+        <a:solidFill>
+          <a:schemeClr val="phClr">
+            <a:tint val="95000"/>
+            <a:satMod val="170000"/>
+          </a:schemeClr>
+        </a:solidFill>
+        <a:gradFill rotWithShape="1">
+          <a:gsLst>
+            <a:gs pos="0">
+              <a:schemeClr val="phClr">
+                <a:tint val="93000"/>
+                <a:satMod val="150000"/>
+                <a:shade val="98000"/>
+                <a:lumMod val="102000"/>
+              </a:schemeClr>
+            </a:gs>
+            <a:gs pos="50000">
+              <a:schemeClr val="phClr">
+                <a:tint val="98000"/>
+                <a:satMod val="130000"/>
+                <a:shade val="90000"/>
+                <a:lumMod val="103000"/>
+              </a:schemeClr>
+            </a:gs>
+            <a:gs pos="100000">
+              <a:schemeClr val="phClr">
+                <a:shade val="63000"/>
+                <a:satMod val="120000"/>
+              </a:schemeClr>
+            </a:gs>
+          </a:gsLst>
+          <a:lin ang="5400000" scaled="0"/>
+        </a:gradFill>
+      </a:bgFillStyleLst>
+    </a:fmtScheme>
+  </a:themeElements>
+  <a:objectDefaults>
+    <a:lnDef>
+      <a:spPr/>
+      <a:bodyPr/>
+      <a:lstStyle/>
+      <a:style>
+        <a:lnRef idx="2">
+          <a:schemeClr val="accent1"/>
+        </a:lnRef>
+        <a:fillRef idx="0">
+          <a:schemeClr val="accent1"/>
+        </a:fillRef>
+        <a:effectRef idx="1">
+          <a:schemeClr val="accent1"/>
+        </a:effectRef>
+        <a:fontRef idx="minor">
+          <a:schemeClr val="tx1"/>
+        </a:fontRef>
+      </a:style>
+    </a:lnDef>
+  </a:objectDefaults>
+  <a:extraClrSchemeLst/>
+  <a:extLst>
+    <a:ext uri="{05A4C25C-085E-4340-85A3-A5531E510DB2}">
+      <thm15:themeFamily xmlns:thm15="http://schemas.microsoft.com/office/thememl/2012/main" name="Office Theme" id="{2E142A2C-CD16-42D6-873A-C26D2A0506FA}" vid="{1BDDFF52-6CD6-40A5-AB3C-68EB2F1E4D0A}"/>
+    </a:ext>
+  </a:extLst>
+</a:theme>
 </file>
--- a/word/data-work/Thrive_Data_Lead_Case_Study.docx
+++ b/word/data-work/Thrive_Data_Lead_Case_Study.docx
@@ -44,23 +44,7 @@
         <w:spacing w:after="140" w:line="300" w:lineRule="auto"/>
       </w:pPr>
       <w:r>
-        <w:t xml:space="preserve">I led the data workstream for Thrive, a post go-live programme teaching clinicians to personalise the Epic electronic health </w:t>
-      </w:r>
-      <w:proofErr w:type="gramStart"/>
-      <w:r>
-        <w:t>record</w:t>
-      </w:r>
-      <w:proofErr w:type="gramEnd"/>
-      <w:r>
-        <w:t xml:space="preserve"> so they spend less time on documentation and more time with patients. My job was to answer one question for the programme board: does Thrive training </w:t>
-      </w:r>
-      <w:proofErr w:type="gramStart"/>
-      <w:r>
-        <w:t>actually work</w:t>
-      </w:r>
-      <w:proofErr w:type="gramEnd"/>
-      <w:r>
-        <w:t>, and how should we measure it in the future?</w:t>
+        <w:t>I led the data workstream for Thrive, a post go-live programme teaching clinicians to personalise the Epic electronic health record so they spend less time on documentation and more time with patients. My job was to answer one question for the programme board: does Thrive training actually work, and how should we measure it in the future?</w:t>
       </w:r>
     </w:p>
     <w:tbl>
@@ -85,12 +69,6 @@
         <w:gridCol w:w="6826"/>
       </w:tblGrid>
       <w:tr>
-        <w:tblPrEx>
-          <w:tblCellMar>
-            <w:top w:w="0" w:type="dxa"/>
-            <w:bottom w:w="0" w:type="dxa"/>
-          </w:tblCellMar>
-        </w:tblPrEx>
         <w:tc>
           <w:tcPr>
             <w:tcW w:w="2200" w:type="dxa"/>
@@ -144,12 +122,6 @@
         </w:tc>
       </w:tr>
       <w:tr>
-        <w:tblPrEx>
-          <w:tblCellMar>
-            <w:top w:w="0" w:type="dxa"/>
-            <w:bottom w:w="0" w:type="dxa"/>
-          </w:tblCellMar>
-        </w:tblPrEx>
         <w:tc>
           <w:tcPr>
             <w:tcW w:w="2200" w:type="dxa"/>
@@ -197,26 +169,12 @@
           </w:tcPr>
           <w:p>
             <w:r>
-              <w:t xml:space="preserve">Guy's and St </w:t>
-            </w:r>
-            <w:proofErr w:type="spellStart"/>
-            <w:r>
-              <w:t>Thomas'</w:t>
-            </w:r>
-            <w:proofErr w:type="spellEnd"/>
-            <w:r>
-              <w:t xml:space="preserve"> and King's College Hospital NHS Foundation Trusts</w:t>
+              <w:t>Guy's and St Thomas' and King's College Hospital NHS Foundation Trusts</w:t>
             </w:r>
           </w:p>
         </w:tc>
       </w:tr>
       <w:tr>
-        <w:tblPrEx>
-          <w:tblCellMar>
-            <w:top w:w="0" w:type="dxa"/>
-            <w:bottom w:w="0" w:type="dxa"/>
-          </w:tblCellMar>
-        </w:tblPrEx>
         <w:tc>
           <w:tcPr>
             <w:tcW w:w="2200" w:type="dxa"/>
@@ -270,12 +228,6 @@
         </w:tc>
       </w:tr>
       <w:tr>
-        <w:tblPrEx>
-          <w:tblCellMar>
-            <w:top w:w="0" w:type="dxa"/>
-            <w:bottom w:w="0" w:type="dxa"/>
-          </w:tblCellMar>
-        </w:tblPrEx>
         <w:tc>
           <w:tcPr>
             <w:tcW w:w="2200" w:type="dxa"/>
@@ -333,11 +285,9 @@
       <w:pPr>
         <w:pStyle w:val="Heading1"/>
       </w:pPr>
-      <w:proofErr w:type="gramStart"/>
       <w:r>
         <w:t>At a glance</w:t>
       </w:r>
-      <w:proofErr w:type="gramEnd"/>
     </w:p>
     <w:p>
       <w:pPr>
@@ -370,12 +320,6 @@
         <w:gridCol w:w="3008"/>
       </w:tblGrid>
       <w:tr>
-        <w:tblPrEx>
-          <w:tblCellMar>
-            <w:top w:w="0" w:type="dxa"/>
-            <w:bottom w:w="0" w:type="dxa"/>
-          </w:tblCellMar>
-        </w:tblPrEx>
         <w:tc>
           <w:tcPr>
             <w:tcW w:w="3008" w:type="dxa"/>
@@ -570,15 +514,7 @@
         <w:t xml:space="preserve">Mapped the data landscape. </w:t>
       </w:r>
       <w:r>
-        <w:t xml:space="preserve">Assessed four sources (Signal, NEAT, USAL and survey data) for what each </w:t>
-      </w:r>
-      <w:proofErr w:type="gramStart"/>
-      <w:r>
-        <w:t>measures</w:t>
-      </w:r>
-      <w:proofErr w:type="gramEnd"/>
-      <w:r>
-        <w:t>, which staff groups it covers and how quickly it becomes available, and documented the gaps.</w:t>
+        <w:t>Assessed four sources (Signal, NEAT, USAL and survey data) for what each measures, which staff groups it covers and how quickly it becomes available, and documented the gaps.</w:t>
       </w:r>
     </w:p>
     <w:p>
@@ -640,35 +576,6 @@
       </w:r>
       <w:r>
         <w:t>Calculated changes in Signal efficiency (PEP) and proficiency scores, tracked USAL personalisation levels, and segmented survey responses, for example linking Dragon voice-recognition use to higher happiness.</w:t>
-      </w:r>
-    </w:p>
-    <w:p>
-      <w:pPr>
-        <w:pStyle w:val="ListParagraph"/>
-        <w:numPr>
-          <w:ilvl w:val="0"/>
-          <w:numId w:val="2"/>
-        </w:numPr>
-        <w:spacing w:after="80" w:line="290" w:lineRule="auto"/>
-      </w:pPr>
-      <w:proofErr w:type="spellStart"/>
-      <w:r>
-        <w:rPr>
-          <w:b/>
-          <w:bCs/>
-        </w:rPr>
-        <w:t>Sized</w:t>
-      </w:r>
-      <w:proofErr w:type="spellEnd"/>
-      <w:r>
-        <w:rPr>
-          <w:b/>
-          <w:bCs/>
-        </w:rPr>
-        <w:t xml:space="preserve"> the opportunity. </w:t>
-      </w:r>
-      <w:r>
-        <w:t>Profiled 51,413 Epic users by trust and role to show where personalisation could have the greatest reach.</w:t>
       </w:r>
     </w:p>
     <w:p>
@@ -883,7 +790,6 @@
           <w:b/>
           <w:bCs/>
         </w:rPr>
-        <w:lastRenderedPageBreak/>
         <w:t xml:space="preserve">Survey data was underused. </w:t>
       </w:r>
       <w:r>
@@ -904,6 +810,7 @@
           <w:b/>
           <w:bCs/>
         </w:rPr>
+        <w:lastRenderedPageBreak/>
         <w:t xml:space="preserve">Nursing and admin were blind spots. </w:t>
       </w:r>
       <w:r>

--- a/word/data-work/Thrive_Data_Lead_Case_Study.docx
+++ b/word/data-work/Thrive_Data_Lead_Case_Study.docx
@@ -830,24 +830,37 @@
         <w:jc w:val="center"/>
       </w:pPr>
       <w:r>
-        <w:rPr>
-          <w:noProof/>
-        </w:rPr>
         <w:drawing>
-          <wp:inline distT="0" distB="0" distL="0" distR="0" wp14:anchorId="1C08A113" wp14:editId="121826C1">
-            <wp:extent cx="4686300" cy="2995613"/>
-            <wp:effectExtent l="0" t="0" r="0" b="14605"/>
-            <wp:docPr id="2074607283" name="Chart 2074607283">
-              <a:extLst xmlns:a="http://schemas.openxmlformats.org/drawingml/2006/main">
-                <a:ext uri="{FF2B5EF4-FFF2-40B4-BE49-F238E27FC236}">
-                  <a16:creationId xmlns:a16="http://schemas.microsoft.com/office/drawing/2014/main" id="{65916701-DEDD-41BB-BAE3-E7A1976CF66C}"/>
-                </a:ext>
-              </a:extLst>
-            </wp:docPr>
-            <wp:cNvGraphicFramePr/>
+          <wp:inline distT="0" distB="0" distL="0" distR="0" wp14:anchorId="3D8CB981" wp14:editId="5AB54D13">
+            <wp:extent cx="4715533" cy="3048425"/>
+            <wp:effectExtent l="0" t="0" r="8890" b="0"/>
+            <wp:docPr id="76647080" name="Picture 1"/>
+            <wp:cNvGraphicFramePr>
+              <a:graphicFrameLocks xmlns:a="http://schemas.openxmlformats.org/drawingml/2006/main" noChangeAspect="1"/>
+            </wp:cNvGraphicFramePr>
             <a:graphic xmlns:a="http://schemas.openxmlformats.org/drawingml/2006/main">
-              <a:graphicData uri="http://schemas.openxmlformats.org/drawingml/2006/chart">
-                <c:chart xmlns:c="http://schemas.openxmlformats.org/drawingml/2006/chart" xmlns:r="http://schemas.openxmlformats.org/officeDocument/2006/relationships" r:id="rId7"/>
+              <a:graphicData uri="http://schemas.openxmlformats.org/drawingml/2006/picture">
+                <pic:pic xmlns:pic="http://schemas.openxmlformats.org/drawingml/2006/picture">
+                  <pic:nvPicPr>
+                    <pic:cNvPr id="76647080" name=""/>
+                    <pic:cNvPicPr/>
+                  </pic:nvPicPr>
+                  <pic:blipFill>
+                    <a:blip r:embed="rId7"/>
+                    <a:stretch>
+                      <a:fillRect/>
+                    </a:stretch>
+                  </pic:blipFill>
+                  <pic:spPr>
+                    <a:xfrm>
+                      <a:off x="0" y="0"/>
+                      <a:ext cx="4715533" cy="3048425"/>
+                    </a:xfrm>
+                    <a:prstGeom prst="rect">
+                      <a:avLst/>
+                    </a:prstGeom>
+                  </pic:spPr>
+                </pic:pic>
               </a:graphicData>
             </a:graphic>
           </wp:inline>
@@ -1748,902 +1761,6 @@
 </w:styles>
 </file>
 
-<file path=word/charts/chart1.xml><?xml version="1.0" encoding="utf-8"?>
-<c:chartSpace xmlns:c="http://schemas.openxmlformats.org/drawingml/2006/chart" xmlns:a="http://schemas.openxmlformats.org/drawingml/2006/main" xmlns:r="http://schemas.openxmlformats.org/officeDocument/2006/relationships" xmlns:c16r2="http://schemas.microsoft.com/office/drawing/2015/06/chart">
-  <c:date1904 val="0"/>
-  <c:lang val="en-GB"/>
-  <c:roundedCorners val="0"/>
-  <mc:AlternateContent xmlns:mc="http://schemas.openxmlformats.org/markup-compatibility/2006">
-    <mc:Choice xmlns:c14="http://schemas.microsoft.com/office/drawing/2007/8/2/chart" Requires="c14">
-      <c14:style val="103"/>
-    </mc:Choice>
-    <mc:Fallback>
-      <c:style val="3"/>
-    </mc:Fallback>
-  </mc:AlternateContent>
-  <c:chart>
-    <c:title>
-      <c:tx>
-        <c:rich>
-          <a:bodyPr rot="0" spcFirstLastPara="1" vertOverflow="ellipsis" vert="horz" wrap="square" anchor="ctr" anchorCtr="1"/>
-          <a:lstStyle/>
-          <a:p>
-            <a:pPr>
-              <a:defRPr sz="1400" b="0" i="0" u="none" strike="noStrike" kern="1200" spc="0" baseline="0">
-                <a:solidFill>
-                  <a:schemeClr val="tx1">
-                    <a:lumMod val="65000"/>
-                    <a:lumOff val="35000"/>
-                  </a:schemeClr>
-                </a:solidFill>
-                <a:latin typeface="+mn-lt"/>
-                <a:ea typeface="+mn-ea"/>
-                <a:cs typeface="+mn-cs"/>
-              </a:defRPr>
-            </a:pPr>
-            <a:r>
-              <a:rPr lang="en-GB"/>
-              <a:t>Role</a:t>
-            </a:r>
-            <a:r>
-              <a:rPr lang="en-GB" baseline="0"/>
-              <a:t> Analysis </a:t>
-            </a:r>
-            <a:r>
-              <a:rPr lang="en-GB"/>
-              <a:t>% </a:t>
-            </a:r>
-            <a:r>
-              <a:rPr lang="en-GB" baseline="0"/>
-              <a:t>of  users with Epic Accounts</a:t>
-            </a:r>
-          </a:p>
-          <a:p>
-            <a:pPr>
-              <a:defRPr/>
-            </a:pPr>
-            <a:r>
-              <a:rPr lang="en-GB" baseline="0"/>
-              <a:t>KCH &amp; GSTT </a:t>
-            </a:r>
-          </a:p>
-        </c:rich>
-      </c:tx>
-      <c:overlay val="0"/>
-      <c:spPr>
-        <a:noFill/>
-        <a:ln>
-          <a:noFill/>
-        </a:ln>
-        <a:effectLst/>
-      </c:spPr>
-      <c:txPr>
-        <a:bodyPr rot="0" spcFirstLastPara="1" vertOverflow="ellipsis" vert="horz" wrap="square" anchor="ctr" anchorCtr="1"/>
-        <a:lstStyle/>
-        <a:p>
-          <a:pPr>
-            <a:defRPr sz="1400" b="0" i="0" u="none" strike="noStrike" kern="1200" spc="0" baseline="0">
-              <a:solidFill>
-                <a:schemeClr val="tx1">
-                  <a:lumMod val="65000"/>
-                  <a:lumOff val="35000"/>
-                </a:schemeClr>
-              </a:solidFill>
-              <a:latin typeface="+mn-lt"/>
-              <a:ea typeface="+mn-ea"/>
-              <a:cs typeface="+mn-cs"/>
-            </a:defRPr>
-          </a:pPr>
-          <a:endParaRPr lang="en-US"/>
-        </a:p>
-      </c:txPr>
-    </c:title>
-    <c:autoTitleDeleted val="0"/>
-    <c:plotArea>
-      <c:layout/>
-      <c:barChart>
-        <c:barDir val="bar"/>
-        <c:grouping val="clustered"/>
-        <c:varyColors val="0"/>
-        <c:ser>
-          <c:idx val="0"/>
-          <c:order val="0"/>
-          <c:spPr>
-            <a:solidFill>
-              <a:schemeClr val="accent1"/>
-            </a:solidFill>
-            <a:ln>
-              <a:noFill/>
-            </a:ln>
-            <a:effectLst/>
-          </c:spPr>
-          <c:invertIfNegative val="0"/>
-          <c:dLbls>
-            <c:spPr>
-              <a:noFill/>
-              <a:ln>
-                <a:noFill/>
-              </a:ln>
-              <a:effectLst/>
-            </c:spPr>
-            <c:txPr>
-              <a:bodyPr rot="0" spcFirstLastPara="1" vertOverflow="ellipsis" vert="horz" wrap="square" lIns="38100" tIns="19050" rIns="38100" bIns="19050" anchor="ctr" anchorCtr="1">
-                <a:spAutoFit/>
-              </a:bodyPr>
-              <a:lstStyle/>
-              <a:p>
-                <a:pPr>
-                  <a:defRPr sz="900" b="0" i="0" u="none" strike="noStrike" kern="1200" baseline="0">
-                    <a:solidFill>
-                      <a:schemeClr val="tx1">
-                        <a:lumMod val="75000"/>
-                        <a:lumOff val="25000"/>
-                      </a:schemeClr>
-                    </a:solidFill>
-                    <a:latin typeface="+mn-lt"/>
-                    <a:ea typeface="+mn-ea"/>
-                    <a:cs typeface="+mn-cs"/>
-                  </a:defRPr>
-                </a:pPr>
-                <a:endParaRPr lang="en-US"/>
-              </a:p>
-            </c:txPr>
-            <c:dLblPos val="outEnd"/>
-            <c:showLegendKey val="0"/>
-            <c:showVal val="1"/>
-            <c:showCatName val="0"/>
-            <c:showSerName val="0"/>
-            <c:showPercent val="0"/>
-            <c:showBubbleSize val="0"/>
-            <c:showLeaderLines val="0"/>
-            <c:extLst>
-              <c:ext xmlns:c15="http://schemas.microsoft.com/office/drawing/2012/chart" uri="{CE6537A1-D6FC-4f65-9D91-7224C49458BB}">
-                <c15:showLeaderLines val="1"/>
-                <c15:leaderLines>
-                  <c:spPr>
-                    <a:ln w="9525" cap="flat" cmpd="sng" algn="ctr">
-                      <a:solidFill>
-                        <a:schemeClr val="tx1">
-                          <a:lumMod val="35000"/>
-                          <a:lumOff val="65000"/>
-                        </a:schemeClr>
-                      </a:solidFill>
-                      <a:round/>
-                    </a:ln>
-                    <a:effectLst/>
-                  </c:spPr>
-                </c15:leaderLines>
-              </c:ext>
-            </c:extLst>
-          </c:dLbls>
-          <c:cat>
-            <c:strRef>
-              <c:f>Sheet1!$F$2:$F$5</c:f>
-              <c:strCache>
-                <c:ptCount val="4"/>
-                <c:pt idx="0">
-                  <c:v>Physicians</c:v>
-                </c:pt>
-                <c:pt idx="1">
-                  <c:v>Registered Nurses</c:v>
-                </c:pt>
-                <c:pt idx="2">
-                  <c:v>Admin</c:v>
-                </c:pt>
-                <c:pt idx="3">
-                  <c:v>Other</c:v>
-                </c:pt>
-              </c:strCache>
-            </c:strRef>
-          </c:cat>
-          <c:val>
-            <c:numRef>
-              <c:f>Sheet1!$G$2:$G$5</c:f>
-              <c:numCache>
-                <c:formatCode>0.00</c:formatCode>
-                <c:ptCount val="4"/>
-                <c:pt idx="0">
-                  <c:v>36.96535895590609</c:v>
-                </c:pt>
-                <c:pt idx="1">
-                  <c:v>32.159181529963234</c:v>
-                </c:pt>
-                <c:pt idx="2">
-                  <c:v>5.0337463287495376</c:v>
-                </c:pt>
-                <c:pt idx="3">
-                  <c:v>25.841713185381128</c:v>
-                </c:pt>
-              </c:numCache>
-            </c:numRef>
-          </c:val>
-          <c:extLst>
-            <c:ext xmlns:c16="http://schemas.microsoft.com/office/drawing/2014/chart" uri="{C3380CC4-5D6E-409C-BE32-E72D297353CC}">
-              <c16:uniqueId val="{00000000-DADD-4F62-A77A-8CC173E5D4DC}"/>
-            </c:ext>
-          </c:extLst>
-        </c:ser>
-        <c:dLbls>
-          <c:dLblPos val="outEnd"/>
-          <c:showLegendKey val="0"/>
-          <c:showVal val="1"/>
-          <c:showCatName val="0"/>
-          <c:showSerName val="0"/>
-          <c:showPercent val="0"/>
-          <c:showBubbleSize val="0"/>
-        </c:dLbls>
-        <c:gapWidth val="182"/>
-        <c:axId val="621205103"/>
-        <c:axId val="521203823"/>
-      </c:barChart>
-      <c:valAx>
-        <c:axId val="521203823"/>
-        <c:scaling>
-          <c:orientation val="minMax"/>
-        </c:scaling>
-        <c:delete val="0"/>
-        <c:axPos val="b"/>
-        <c:majorGridlines>
-          <c:spPr>
-            <a:ln w="9525" cap="flat" cmpd="sng" algn="ctr">
-              <a:solidFill>
-                <a:schemeClr val="tx1">
-                  <a:lumMod val="15000"/>
-                  <a:lumOff val="85000"/>
-                </a:schemeClr>
-              </a:solidFill>
-              <a:round/>
-            </a:ln>
-            <a:effectLst/>
-          </c:spPr>
-        </c:majorGridlines>
-        <c:numFmt formatCode="0.00" sourceLinked="1"/>
-        <c:majorTickMark val="none"/>
-        <c:minorTickMark val="none"/>
-        <c:tickLblPos val="nextTo"/>
-        <c:spPr>
-          <a:noFill/>
-          <a:ln>
-            <a:noFill/>
-          </a:ln>
-          <a:effectLst/>
-        </c:spPr>
-        <c:txPr>
-          <a:bodyPr rot="-60000000" spcFirstLastPara="1" vertOverflow="ellipsis" vert="horz" wrap="square" anchor="ctr" anchorCtr="1"/>
-          <a:lstStyle/>
-          <a:p>
-            <a:pPr>
-              <a:defRPr sz="900" b="0" i="0" u="none" strike="noStrike" kern="1200" baseline="0">
-                <a:solidFill>
-                  <a:schemeClr val="tx1">
-                    <a:lumMod val="65000"/>
-                    <a:lumOff val="35000"/>
-                  </a:schemeClr>
-                </a:solidFill>
-                <a:latin typeface="+mn-lt"/>
-                <a:ea typeface="+mn-ea"/>
-                <a:cs typeface="+mn-cs"/>
-              </a:defRPr>
-            </a:pPr>
-            <a:endParaRPr lang="en-US"/>
-          </a:p>
-        </c:txPr>
-        <c:crossAx val="621205103"/>
-        <c:crosses val="autoZero"/>
-        <c:crossBetween val="between"/>
-      </c:valAx>
-      <c:catAx>
-        <c:axId val="621205103"/>
-        <c:scaling>
-          <c:orientation val="minMax"/>
-        </c:scaling>
-        <c:delete val="0"/>
-        <c:axPos val="l"/>
-        <c:numFmt formatCode="General" sourceLinked="1"/>
-        <c:majorTickMark val="none"/>
-        <c:minorTickMark val="none"/>
-        <c:tickLblPos val="nextTo"/>
-        <c:spPr>
-          <a:noFill/>
-          <a:ln w="9525" cap="flat" cmpd="sng" algn="ctr">
-            <a:solidFill>
-              <a:schemeClr val="tx1">
-                <a:lumMod val="15000"/>
-                <a:lumOff val="85000"/>
-              </a:schemeClr>
-            </a:solidFill>
-            <a:round/>
-          </a:ln>
-          <a:effectLst/>
-        </c:spPr>
-        <c:txPr>
-          <a:bodyPr rot="-60000000" spcFirstLastPara="1" vertOverflow="ellipsis" vert="horz" wrap="square" anchor="ctr" anchorCtr="1"/>
-          <a:lstStyle/>
-          <a:p>
-            <a:pPr>
-              <a:defRPr sz="900" b="0" i="0" u="none" strike="noStrike" kern="1200" baseline="0">
-                <a:solidFill>
-                  <a:schemeClr val="tx1">
-                    <a:lumMod val="65000"/>
-                    <a:lumOff val="35000"/>
-                  </a:schemeClr>
-                </a:solidFill>
-                <a:latin typeface="+mn-lt"/>
-                <a:ea typeface="+mn-ea"/>
-                <a:cs typeface="+mn-cs"/>
-              </a:defRPr>
-            </a:pPr>
-            <a:endParaRPr lang="en-US"/>
-          </a:p>
-        </c:txPr>
-        <c:crossAx val="521203823"/>
-        <c:crosses val="autoZero"/>
-        <c:auto val="1"/>
-        <c:lblAlgn val="ctr"/>
-        <c:lblOffset val="100"/>
-        <c:noMultiLvlLbl val="0"/>
-      </c:catAx>
-      <c:spPr>
-        <a:noFill/>
-        <a:ln>
-          <a:noFill/>
-        </a:ln>
-        <a:effectLst/>
-      </c:spPr>
-    </c:plotArea>
-    <c:plotVisOnly val="1"/>
-    <c:dispBlanksAs val="gap"/>
-    <c:showDLblsOverMax val="0"/>
-    <c:extLst>
-      <c:ext xmlns:c16r3="http://schemas.microsoft.com/office/drawing/2017/03/chart" uri="{56B9EC1D-385E-4148-901F-78D8002777C0}">
-        <c16r3:dataDisplayOptions16>
-          <c16r3:dispNaAsBlank val="1"/>
-        </c16r3:dataDisplayOptions16>
-      </c:ext>
-    </c:extLst>
-  </c:chart>
-  <c:spPr>
-    <a:solidFill>
-      <a:schemeClr val="bg1"/>
-    </a:solidFill>
-    <a:ln w="9525" cap="flat" cmpd="sng" algn="ctr">
-      <a:solidFill>
-        <a:schemeClr val="tx1">
-          <a:lumMod val="15000"/>
-          <a:lumOff val="85000"/>
-        </a:schemeClr>
-      </a:solidFill>
-      <a:round/>
-    </a:ln>
-    <a:effectLst/>
-  </c:spPr>
-  <c:txPr>
-    <a:bodyPr/>
-    <a:lstStyle/>
-    <a:p>
-      <a:pPr>
-        <a:defRPr/>
-      </a:pPr>
-      <a:endParaRPr lang="en-US"/>
-    </a:p>
-  </c:txPr>
-  <c:externalData r:id="rId3">
-    <c:autoUpdate val="0"/>
-  </c:externalData>
-</c:chartSpace>
-</file>
-
-<file path=word/charts/colors1.xml><?xml version="1.0" encoding="utf-8"?>
-<cs:colorStyle xmlns:cs="http://schemas.microsoft.com/office/drawing/2012/chartStyle" xmlns:a="http://schemas.openxmlformats.org/drawingml/2006/main" meth="withinLinear" id="14">
-  <a:schemeClr val="accent1"/>
-</cs:colorStyle>
-</file>
-
-<file path=word/charts/style1.xml><?xml version="1.0" encoding="utf-8"?>
-<cs:chartStyle xmlns:cs="http://schemas.microsoft.com/office/drawing/2012/chartStyle" xmlns:a="http://schemas.openxmlformats.org/drawingml/2006/main" id="216">
-  <cs:axisTitle>
-    <cs:lnRef idx="0"/>
-    <cs:fillRef idx="0"/>
-    <cs:effectRef idx="0"/>
-    <cs:fontRef idx="minor">
-      <a:schemeClr val="tx1">
-        <a:lumMod val="65000"/>
-        <a:lumOff val="35000"/>
-      </a:schemeClr>
-    </cs:fontRef>
-    <cs:defRPr sz="1000" kern="1200"/>
-  </cs:axisTitle>
-  <cs:categoryAxis>
-    <cs:lnRef idx="0"/>
-    <cs:fillRef idx="0"/>
-    <cs:effectRef idx="0"/>
-    <cs:fontRef idx="minor">
-      <a:schemeClr val="tx1">
-        <a:lumMod val="65000"/>
-        <a:lumOff val="35000"/>
-      </a:schemeClr>
-    </cs:fontRef>
-    <cs:spPr>
-      <a:ln w="9525" cap="flat" cmpd="sng" algn="ctr">
-        <a:solidFill>
-          <a:schemeClr val="tx1">
-            <a:lumMod val="15000"/>
-            <a:lumOff val="85000"/>
-          </a:schemeClr>
-        </a:solidFill>
-        <a:round/>
-      </a:ln>
-    </cs:spPr>
-    <cs:defRPr sz="900" kern="1200"/>
-  </cs:categoryAxis>
-  <cs:chartArea mods="allowNoFillOverride allowNoLineOverride">
-    <cs:lnRef idx="0"/>
-    <cs:fillRef idx="0"/>
-    <cs:effectRef idx="0"/>
-    <cs:fontRef idx="minor">
-      <a:schemeClr val="tx1"/>
-    </cs:fontRef>
-    <cs:spPr>
-      <a:solidFill>
-        <a:schemeClr val="bg1"/>
-      </a:solidFill>
-      <a:ln w="9525" cap="flat" cmpd="sng" algn="ctr">
-        <a:solidFill>
-          <a:schemeClr val="tx1">
-            <a:lumMod val="15000"/>
-            <a:lumOff val="85000"/>
-          </a:schemeClr>
-        </a:solidFill>
-        <a:round/>
-      </a:ln>
-    </cs:spPr>
-    <cs:defRPr sz="1000" kern="1200"/>
-  </cs:chartArea>
-  <cs:dataLabel>
-    <cs:lnRef idx="0"/>
-    <cs:fillRef idx="0"/>
-    <cs:effectRef idx="0"/>
-    <cs:fontRef idx="minor">
-      <a:schemeClr val="tx1">
-        <a:lumMod val="75000"/>
-        <a:lumOff val="25000"/>
-      </a:schemeClr>
-    </cs:fontRef>
-    <cs:defRPr sz="900" kern="1200"/>
-  </cs:dataLabel>
-  <cs:dataLabelCallout>
-    <cs:lnRef idx="0"/>
-    <cs:fillRef idx="0"/>
-    <cs:effectRef idx="0"/>
-    <cs:fontRef idx="minor">
-      <a:schemeClr val="dk1">
-        <a:lumMod val="65000"/>
-        <a:lumOff val="35000"/>
-      </a:schemeClr>
-    </cs:fontRef>
-    <cs:spPr>
-      <a:solidFill>
-        <a:schemeClr val="lt1"/>
-      </a:solidFill>
-      <a:ln>
-        <a:solidFill>
-          <a:schemeClr val="dk1">
-            <a:lumMod val="25000"/>
-            <a:lumOff val="75000"/>
-          </a:schemeClr>
-        </a:solidFill>
-      </a:ln>
-    </cs:spPr>
-    <cs:defRPr sz="900" kern="1200"/>
-    <cs:bodyPr rot="0" spcFirstLastPara="1" vertOverflow="clip" horzOverflow="clip" vert="horz" wrap="square" lIns="36576" tIns="18288" rIns="36576" bIns="18288" anchor="ctr" anchorCtr="1">
-      <a:spAutoFit/>
-    </cs:bodyPr>
-  </cs:dataLabelCallout>
-  <cs:dataPoint>
-    <cs:lnRef idx="0"/>
-    <cs:fillRef idx="1">
-      <cs:styleClr val="auto"/>
-    </cs:fillRef>
-    <cs:effectRef idx="0"/>
-    <cs:fontRef idx="minor">
-      <a:schemeClr val="tx1"/>
-    </cs:fontRef>
-  </cs:dataPoint>
-  <cs:dataPoint3D>
-    <cs:lnRef idx="0"/>
-    <cs:fillRef idx="1">
-      <cs:styleClr val="auto"/>
-    </cs:fillRef>
-    <cs:effectRef idx="0"/>
-    <cs:fontRef idx="minor">
-      <a:schemeClr val="tx1"/>
-    </cs:fontRef>
-  </cs:dataPoint3D>
-  <cs:dataPointLine>
-    <cs:lnRef idx="0">
-      <cs:styleClr val="auto"/>
-    </cs:lnRef>
-    <cs:fillRef idx="1"/>
-    <cs:effectRef idx="0"/>
-    <cs:fontRef idx="minor">
-      <a:schemeClr val="tx1"/>
-    </cs:fontRef>
-    <cs:spPr>
-      <a:ln w="28575" cap="rnd">
-        <a:solidFill>
-          <a:schemeClr val="phClr"/>
-        </a:solidFill>
-        <a:round/>
-      </a:ln>
-    </cs:spPr>
-  </cs:dataPointLine>
-  <cs:dataPointMarker>
-    <cs:lnRef idx="0">
-      <cs:styleClr val="auto"/>
-    </cs:lnRef>
-    <cs:fillRef idx="1">
-      <cs:styleClr val="auto"/>
-    </cs:fillRef>
-    <cs:effectRef idx="0"/>
-    <cs:fontRef idx="minor">
-      <a:schemeClr val="tx1"/>
-    </cs:fontRef>
-    <cs:spPr>
-      <a:ln w="9525">
-        <a:solidFill>
-          <a:schemeClr val="phClr"/>
-        </a:solidFill>
-      </a:ln>
-    </cs:spPr>
-  </cs:dataPointMarker>
-  <cs:dataPointMarkerLayout symbol="circle" size="5"/>
-  <cs:dataPointWireframe>
-    <cs:lnRef idx="0">
-      <cs:styleClr val="auto"/>
-    </cs:lnRef>
-    <cs:fillRef idx="1"/>
-    <cs:effectRef idx="0"/>
-    <cs:fontRef idx="minor">
-      <a:schemeClr val="tx1"/>
-    </cs:fontRef>
-    <cs:spPr>
-      <a:ln w="9525" cap="rnd">
-        <a:solidFill>
-          <a:schemeClr val="phClr"/>
-        </a:solidFill>
-        <a:round/>
-      </a:ln>
-    </cs:spPr>
-  </cs:dataPointWireframe>
-  <cs:dataTable>
-    <cs:lnRef idx="0"/>
-    <cs:fillRef idx="0"/>
-    <cs:effectRef idx="0"/>
-    <cs:fontRef idx="minor">
-      <a:schemeClr val="tx1">
-        <a:lumMod val="65000"/>
-        <a:lumOff val="35000"/>
-      </a:schemeClr>
-    </cs:fontRef>
-    <cs:spPr>
-      <a:noFill/>
-      <a:ln w="9525" cap="flat" cmpd="sng" algn="ctr">
-        <a:solidFill>
-          <a:schemeClr val="tx1">
-            <a:lumMod val="15000"/>
-            <a:lumOff val="85000"/>
-          </a:schemeClr>
-        </a:solidFill>
-        <a:round/>
-      </a:ln>
-    </cs:spPr>
-    <cs:defRPr sz="900" kern="1200"/>
-  </cs:dataTable>
-  <cs:downBar>
-    <cs:lnRef idx="0"/>
-    <cs:fillRef idx="0"/>
-    <cs:effectRef idx="0"/>
-    <cs:fontRef idx="minor">
-      <a:schemeClr val="tx1"/>
-    </cs:fontRef>
-    <cs:spPr>
-      <a:solidFill>
-        <a:schemeClr val="dk1">
-          <a:lumMod val="75000"/>
-          <a:lumOff val="25000"/>
-        </a:schemeClr>
-      </a:solidFill>
-      <a:ln w="9525" cap="flat" cmpd="sng" algn="ctr">
-        <a:solidFill>
-          <a:schemeClr val="tx1">
-            <a:lumMod val="65000"/>
-            <a:lumOff val="35000"/>
-          </a:schemeClr>
-        </a:solidFill>
-        <a:round/>
-      </a:ln>
-    </cs:spPr>
-  </cs:downBar>
-  <cs:dropLine>
-    <cs:lnRef idx="0"/>
-    <cs:fillRef idx="0"/>
-    <cs:effectRef idx="0"/>
-    <cs:fontRef idx="minor">
-      <a:schemeClr val="tx1"/>
-    </cs:fontRef>
-    <cs:spPr>
-      <a:ln w="9525" cap="flat" cmpd="sng" algn="ctr">
-        <a:solidFill>
-          <a:schemeClr val="tx1">
-            <a:lumMod val="35000"/>
-            <a:lumOff val="65000"/>
-          </a:schemeClr>
-        </a:solidFill>
-        <a:round/>
-      </a:ln>
-    </cs:spPr>
-  </cs:dropLine>
-  <cs:errorBar>
-    <cs:lnRef idx="0"/>
-    <cs:fillRef idx="0"/>
-    <cs:effectRef idx="0"/>
-    <cs:fontRef idx="minor">
-      <a:schemeClr val="tx1"/>
-    </cs:fontRef>
-    <cs:spPr>
-      <a:ln w="9525" cap="flat" cmpd="sng" algn="ctr">
-        <a:solidFill>
-          <a:schemeClr val="tx1">
-            <a:lumMod val="65000"/>
-            <a:lumOff val="35000"/>
-          </a:schemeClr>
-        </a:solidFill>
-        <a:round/>
-      </a:ln>
-    </cs:spPr>
-  </cs:errorBar>
-  <cs:floor>
-    <cs:lnRef idx="0"/>
-    <cs:fillRef idx="0"/>
-    <cs:effectRef idx="0"/>
-    <cs:fontRef idx="minor">
-      <a:schemeClr val="tx1"/>
-    </cs:fontRef>
-    <cs:spPr>
-      <a:noFill/>
-      <a:ln>
-        <a:noFill/>
-      </a:ln>
-    </cs:spPr>
-  </cs:floor>
-  <cs:gridlineMajor>
-    <cs:lnRef idx="0"/>
-    <cs:fillRef idx="0"/>
-    <cs:effectRef idx="0"/>
-    <cs:fontRef idx="minor">
-      <a:schemeClr val="tx1"/>
-    </cs:fontRef>
-    <cs:spPr>
-      <a:ln w="9525" cap="flat" cmpd="sng" algn="ctr">
-        <a:solidFill>
-          <a:schemeClr val="tx1">
-            <a:lumMod val="15000"/>
-            <a:lumOff val="85000"/>
-          </a:schemeClr>
-        </a:solidFill>
-        <a:round/>
-      </a:ln>
-    </cs:spPr>
-  </cs:gridlineMajor>
-  <cs:gridlineMinor>
-    <cs:lnRef idx="0"/>
-    <cs:fillRef idx="0"/>
-    <cs:effectRef idx="0"/>
-    <cs:fontRef idx="minor">
-      <a:schemeClr val="tx1"/>
-    </cs:fontRef>
-    <cs:spPr>
-      <a:ln w="9525" cap="flat" cmpd="sng" algn="ctr">
-        <a:solidFill>
-          <a:schemeClr val="tx1">
-            <a:lumMod val="5000"/>
-            <a:lumOff val="95000"/>
-          </a:schemeClr>
-        </a:solidFill>
-        <a:round/>
-      </a:ln>
-    </cs:spPr>
-  </cs:gridlineMinor>
-  <cs:hiLoLine>
-    <cs:lnRef idx="0"/>
-    <cs:fillRef idx="0"/>
-    <cs:effectRef idx="0"/>
-    <cs:fontRef idx="minor">
-      <a:schemeClr val="tx1"/>
-    </cs:fontRef>
-    <cs:spPr>
-      <a:ln w="9525" cap="flat" cmpd="sng" algn="ctr">
-        <a:solidFill>
-          <a:schemeClr val="tx1">
-            <a:lumMod val="50000"/>
-            <a:lumOff val="50000"/>
-          </a:schemeClr>
-        </a:solidFill>
-        <a:round/>
-      </a:ln>
-    </cs:spPr>
-  </cs:hiLoLine>
-  <cs:leaderLine>
-    <cs:lnRef idx="0"/>
-    <cs:fillRef idx="0"/>
-    <cs:effectRef idx="0"/>
-    <cs:fontRef idx="minor">
-      <a:schemeClr val="tx1"/>
-    </cs:fontRef>
-    <cs:spPr>
-      <a:ln w="9525" cap="flat" cmpd="sng" algn="ctr">
-        <a:solidFill>
-          <a:schemeClr val="tx1">
-            <a:lumMod val="35000"/>
-            <a:lumOff val="65000"/>
-          </a:schemeClr>
-        </a:solidFill>
-        <a:round/>
-      </a:ln>
-    </cs:spPr>
-  </cs:leaderLine>
-  <cs:legend>
-    <cs:lnRef idx="0"/>
-    <cs:fillRef idx="0"/>
-    <cs:effectRef idx="0"/>
-    <cs:fontRef idx="minor">
-      <a:schemeClr val="tx1">
-        <a:lumMod val="65000"/>
-        <a:lumOff val="35000"/>
-      </a:schemeClr>
-    </cs:fontRef>
-    <cs:defRPr sz="900" kern="1200"/>
-  </cs:legend>
-  <cs:plotArea mods="allowNoFillOverride allowNoLineOverride">
-    <cs:lnRef idx="0"/>
-    <cs:fillRef idx="0"/>
-    <cs:effectRef idx="0"/>
-    <cs:fontRef idx="minor">
-      <a:schemeClr val="tx1"/>
-    </cs:fontRef>
-  </cs:plotArea>
-  <cs:plotArea3D mods="allowNoFillOverride allowNoLineOverride">
-    <cs:lnRef idx="0"/>
-    <cs:fillRef idx="0"/>
-    <cs:effectRef idx="0"/>
-    <cs:fontRef idx="minor">
-      <a:schemeClr val="tx1"/>
-    </cs:fontRef>
-  </cs:plotArea3D>
-  <cs:seriesAxis>
-    <cs:lnRef idx="0"/>
-    <cs:fillRef idx="0"/>
-    <cs:effectRef idx="0"/>
-    <cs:fontRef idx="minor">
-      <a:schemeClr val="tx1">
-        <a:lumMod val="65000"/>
-        <a:lumOff val="35000"/>
-      </a:schemeClr>
-    </cs:fontRef>
-    <cs:defRPr sz="900" kern="1200"/>
-  </cs:seriesAxis>
-  <cs:seriesLine>
-    <cs:lnRef idx="0"/>
-    <cs:fillRef idx="0"/>
-    <cs:effectRef idx="0"/>
-    <cs:fontRef idx="minor">
-      <a:schemeClr val="tx1"/>
-    </cs:fontRef>
-    <cs:spPr>
-      <a:ln w="9525" cap="flat" cmpd="sng" algn="ctr">
-        <a:solidFill>
-          <a:schemeClr val="tx1">
-            <a:lumMod val="35000"/>
-            <a:lumOff val="65000"/>
-          </a:schemeClr>
-        </a:solidFill>
-        <a:round/>
-      </a:ln>
-    </cs:spPr>
-  </cs:seriesLine>
-  <cs:title>
-    <cs:lnRef idx="0"/>
-    <cs:fillRef idx="0"/>
-    <cs:effectRef idx="0"/>
-    <cs:fontRef idx="minor">
-      <a:schemeClr val="tx1">
-        <a:lumMod val="65000"/>
-        <a:lumOff val="35000"/>
-      </a:schemeClr>
-    </cs:fontRef>
-    <cs:defRPr sz="1400" b="0" kern="1200" spc="0" baseline="0"/>
-  </cs:title>
-  <cs:trendline>
-    <cs:lnRef idx="0">
-      <cs:styleClr val="auto"/>
-    </cs:lnRef>
-    <cs:fillRef idx="0"/>
-    <cs:effectRef idx="0"/>
-    <cs:fontRef idx="minor">
-      <a:schemeClr val="tx1"/>
-    </cs:fontRef>
-    <cs:spPr>
-      <a:ln w="19050" cap="rnd">
-        <a:solidFill>
-          <a:schemeClr val="phClr"/>
-        </a:solidFill>
-        <a:prstDash val="sysDot"/>
-      </a:ln>
-    </cs:spPr>
-  </cs:trendline>
-  <cs:trendlineLabel>
-    <cs:lnRef idx="0"/>
-    <cs:fillRef idx="0"/>
-    <cs:effectRef idx="0"/>
-    <cs:fontRef idx="minor">
-      <a:schemeClr val="tx1">
-        <a:lumMod val="65000"/>
-        <a:lumOff val="35000"/>
-      </a:schemeClr>
-    </cs:fontRef>
-    <cs:defRPr sz="900" kern="1200"/>
-  </cs:trendlineLabel>
-  <cs:upBar>
-    <cs:lnRef idx="0"/>
-    <cs:fillRef idx="0"/>
-    <cs:effectRef idx="0"/>
-    <cs:fontRef idx="minor">
-      <a:schemeClr val="tx1"/>
-    </cs:fontRef>
-    <cs:spPr>
-      <a:solidFill>
-        <a:schemeClr val="lt1"/>
-      </a:solidFill>
-      <a:ln w="9525" cap="flat" cmpd="sng" algn="ctr">
-        <a:solidFill>
-          <a:schemeClr val="tx1">
-            <a:lumMod val="65000"/>
-            <a:lumOff val="35000"/>
-          </a:schemeClr>
-        </a:solidFill>
-        <a:round/>
-      </a:ln>
-    </cs:spPr>
-  </cs:upBar>
-  <cs:valueAxis>
-    <cs:lnRef idx="0"/>
-    <cs:fillRef idx="0"/>
-    <cs:effectRef idx="0"/>
-    <cs:fontRef idx="minor">
-      <a:schemeClr val="tx1">
-        <a:lumMod val="65000"/>
-        <a:lumOff val="35000"/>
-      </a:schemeClr>
-    </cs:fontRef>
-    <cs:defRPr sz="900" kern="1200"/>
-  </cs:valueAxis>
-  <cs:wall>
-    <cs:lnRef idx="0"/>
-    <cs:fillRef idx="0"/>
-    <cs:effectRef idx="0"/>
-    <cs:fontRef idx="minor">
-      <a:schemeClr val="tx1"/>
-    </cs:fontRef>
-    <cs:spPr>
-      <a:noFill/>
-      <a:ln>
-        <a:noFill/>
-      </a:ln>
-    </cs:spPr>
-  </cs:wall>
-</cs:chartStyle>
-</file>
-
 <file path=word/theme/theme1.xml><?xml version="1.0" encoding="utf-8"?>
 <a:theme xmlns:a="http://schemas.openxmlformats.org/drawingml/2006/main" name="Office Theme">
   <a:themeElements>
